--- a/backend/data/templates/pt/politica_seguranca_rede_pme.docx
+++ b/backend/data/templates/pt/politica_seguranca_rede_pme.docx
@@ -195,12 +195,12 @@
         <w:rPr>
           <w:b/>
           <w:bCs/>
-          <w:color w:val="1F4E79"/>
+          <w:color w:val="555555"/>
           <w:sz w:val="20"/>
           <w:szCs w:val="20"/>
           <w:lang w:val="pt-PT"/>
         </w:rPr>
-        <w:t>DL 125/2025 (NIS2)</w:t>
+        <w:t>NIS2 (Regime Jurídico da Cibersegurança e Regulamento n.º 756/2026 do CNCS) | QNRCS</w:t>
       </w:r>
     </w:p>
     <w:p>
@@ -304,69 +304,33 @@
                 <w:szCs w:val="19"/>
                 <w:lang w:val="pt-PT"/>
               </w:rPr>
-              <w:t xml:space="preserve">Os documentos do repositório NIS2PME são modelos de referência desenvolvidos para apoiar pequenas e médias empresas na implementação de práticas de </w:t>
-            </w:r>
-            <w:proofErr w:type="spellStart"/>
+              <w:t>Os documentos do repositório NIS2PME são modelos de referência desenvolvidos para apoiar pequenas e médias empresas na implementação de práticas de cibersegurança. A NIS2 é uma diretiva europeia (Diretiva (UE) 2022/2555). Em Portugal, aplica-se através do Regime Jurídico da Cibersegurança (RJC), aprovado pelo Decreto-Lei n.º 125/2025, de 4 de dezembro, e do Regulamento n.º 756/2026 do Centro Nacional de Cibersegurança (CNCS), que define as medidas mínimas do Quadro Nacional de Referência para a Cibersegurança (QNRCS) e a plataforma eletrónica MyCiber.</w:t>
+            </w:r>
+          </w:p>
+          <w:p>
+            <w:pPr>
+              <w:spacing w:after="80"/>
+              <w:jc w:val="center"/>
+              <w:rPr>
+                <w:lang w:val="pt-PT"/>
+              </w:rPr>
+            </w:pPr>
             <w:r>
               <w:rPr>
                 <w:sz w:val="19"/>
                 <w:szCs w:val="19"/>
                 <w:lang w:val="pt-PT"/>
               </w:rPr>
-              <w:t>cibersegurança</w:t>
-            </w:r>
-            <w:proofErr w:type="spellEnd"/>
+              <w:t xml:space="preserve">Estes modelos não constituem aconselhamento jurídico nem substituem a análise do enquadramento legal específico de cada organização. Antes de </w:t>
+            </w:r>
+            <w:proofErr w:type="spellStart"/>
             <w:r>
               <w:rPr>
                 <w:sz w:val="19"/>
                 <w:szCs w:val="19"/>
                 <w:lang w:val="pt-PT"/>
               </w:rPr>
-              <w:t xml:space="preserve"> alinhadas com o Decreto-Lei 125/2025 e a </w:t>
-            </w:r>
-            <w:proofErr w:type="spellStart"/>
-            <w:r>
-              <w:rPr>
-                <w:sz w:val="19"/>
-                <w:szCs w:val="19"/>
-                <w:lang w:val="pt-PT"/>
-              </w:rPr>
-              <w:t>Directiva</w:t>
-            </w:r>
-            <w:proofErr w:type="spellEnd"/>
-            <w:r>
-              <w:rPr>
-                <w:sz w:val="19"/>
-                <w:szCs w:val="19"/>
-                <w:lang w:val="pt-PT"/>
-              </w:rPr>
-              <w:t xml:space="preserve"> NIS2 (UE 2022/2555).</w:t>
-            </w:r>
-          </w:p>
-          <w:p>
-            <w:pPr>
-              <w:spacing w:after="80"/>
-              <w:jc w:val="center"/>
-              <w:rPr>
-                <w:lang w:val="pt-PT"/>
-              </w:rPr>
-            </w:pPr>
-            <w:r>
-              <w:rPr>
-                <w:sz w:val="19"/>
-                <w:szCs w:val="19"/>
-                <w:lang w:val="pt-PT"/>
-              </w:rPr>
-              <w:t xml:space="preserve">Estes modelos não constituem aconselhamento jurídico nem substituem a análise do enquadramento legal específico de cada organização. Antes de </w:t>
-            </w:r>
-            <w:proofErr w:type="spellStart"/>
-            <w:r>
-              <w:rPr>
-                <w:sz w:val="19"/>
-                <w:szCs w:val="19"/>
-                <w:lang w:val="pt-PT"/>
-              </w:rPr>
-              <w:t>adoptar</w:t>
+              <w:t>adotar</w:t>
             </w:r>
             <w:proofErr w:type="spellEnd"/>
             <w:r>
@@ -406,7 +370,7 @@
                 <w:szCs w:val="19"/>
                 <w:lang w:val="pt-PT"/>
               </w:rPr>
-              <w:t>rectos</w:t>
+              <w:t>retos</w:t>
             </w:r>
             <w:proofErr w:type="spellEnd"/>
             <w:r>
@@ -693,7 +657,7 @@
           <w:szCs w:val="20"/>
           <w:lang w:val="pt-PT"/>
         </w:rPr>
-        <w:t>Versão 1.0   |</w:t>
+        <w:t xml:space="preserve">Versão 1.0   |</w:t>
       </w:r>
       <w:proofErr w:type="gramStart"/>
       <w:r>
@@ -713,7 +677,7 @@
           <w:szCs w:val="20"/>
           <w:lang w:val="pt-PT"/>
         </w:rPr>
-        <w:t>|   Classificação: Confidencial - Uso Interno</w:t>
+        <w:t xml:space="preserve">|   Classificação: Confidencial - Uso Interno</w:t>
       </w:r>
     </w:p>
     <w:p>
@@ -731,27 +695,7 @@
           <w:szCs w:val="18"/>
           <w:lang w:val="pt-PT"/>
         </w:rPr>
-        <w:t xml:space="preserve">Alinhada com: NIS2 (UE 2022/2555) | DL 125/2025 | ISO/IEC 27002 | CIS </w:t>
-      </w:r>
-      <w:proofErr w:type="spellStart"/>
-      <w:r>
-        <w:rPr>
-          <w:color w:val="777777"/>
-          <w:sz w:val="18"/>
-          <w:szCs w:val="18"/>
-          <w:lang w:val="pt-PT"/>
-        </w:rPr>
-        <w:t>Controls</w:t>
-      </w:r>
-      <w:proofErr w:type="spellEnd"/>
-      <w:r>
-        <w:rPr>
-          <w:color w:val="777777"/>
-          <w:sz w:val="18"/>
-          <w:szCs w:val="18"/>
-          <w:lang w:val="pt-PT"/>
-        </w:rPr>
-        <w:t xml:space="preserve"> v8</w:t>
+        <w:t>Alinhada com: NIS2 (Regime Jurídico da Cibersegurança e Regulamento n.º 756/2026 do CNCS) | QNRCS | ISO/IEC 27002:2022 | CIS Controls v8.1</w:t>
       </w:r>
     </w:p>
     <w:p>
@@ -760,6 +704,8 @@
           <w:lang w:val="pt-PT"/>
         </w:rPr>
         <w:sectPr>
+          <w:headerReference w:type="default" r:id="rId11"/>
+          <w:footerReference w:type="default" r:id="rId12"/>
           <w:pgSz w:w="11906" w:h="16838"/>
           <w:pgMar w:top="1440" w:right="1440" w:bottom="1440" w:left="1440" w:header="708" w:footer="708" w:gutter="0"/>
           <w:cols w:space="720"/>
@@ -2002,7 +1948,7 @@
       </w:r>
       <w:proofErr w:type="spellStart"/>
       <w:r>
-        <w:t>Objectivos</w:t>
+        <w:t>Objetivos</w:t>
       </w:r>
       <w:proofErr w:type="spellEnd"/>
     </w:p>
@@ -2038,7 +1984,7 @@
         <w:rPr>
           <w:lang w:val="pt-PT"/>
         </w:rPr>
-        <w:t>correctamente</w:t>
+        <w:t>corretamente</w:t>
       </w:r>
       <w:proofErr w:type="spellEnd"/>
       <w:r>
@@ -2080,7 +2026,7 @@
         <w:rPr>
           <w:lang w:val="pt-PT"/>
         </w:rPr>
-        <w:t>concepção</w:t>
+        <w:t>conceção</w:t>
       </w:r>
       <w:proofErr w:type="spellEnd"/>
       <w:r>
@@ -2115,21 +2061,7 @@
         <w:rPr>
           <w:lang w:val="pt-PT"/>
         </w:rPr>
-        <w:t xml:space="preserve">Esta política deve ser lida em conjunto com a Política de Controlo de Acessos, a Política de Gestão de Vulnerabilidades e o Plano de Resposta a Incidentes de </w:t>
-      </w:r>
-      <w:proofErr w:type="spellStart"/>
-      <w:r>
-        <w:rPr>
-          <w:lang w:val="pt-PT"/>
-        </w:rPr>
-        <w:t>Cibersegurança</w:t>
-      </w:r>
-      <w:proofErr w:type="spellEnd"/>
-      <w:r>
-        <w:rPr>
-          <w:lang w:val="pt-PT"/>
-        </w:rPr>
-        <w:t xml:space="preserve"> (PRIC).</w:t>
+        <w:t>Esta política deve ser lida em conjunto com a Política de Gestão de Identidades, Autenticação e Controlo de Acessos, a Política de Gestão de Vulnerabilidades e Patches, a Política de Gestão de Ativos e o Plano de Resposta a Incidentes de Cibersegurança (PRIC).</w:t>
       </w:r>
     </w:p>
     <w:tbl>
@@ -2187,38 +2119,19 @@
               <w:rPr>
                 <w:b/>
                 <w:bCs/>
-                <w:color w:val="1F4E79"/>
-                <w:sz w:val="20"/>
-                <w:szCs w:val="20"/>
-                <w:lang w:val="pt-PT"/>
-              </w:rPr>
-              <w:t xml:space="preserve">Referência normativa: </w:t>
-            </w:r>
-            <w:r>
-              <w:rPr>
-                <w:sz w:val="20"/>
-                <w:szCs w:val="20"/>
-                <w:lang w:val="pt-PT"/>
-              </w:rPr>
-              <w:t xml:space="preserve">DL 125/2025, </w:t>
-            </w:r>
-            <w:proofErr w:type="spellStart"/>
-            <w:r>
-              <w:rPr>
-                <w:sz w:val="20"/>
-                <w:szCs w:val="20"/>
-                <w:lang w:val="pt-PT"/>
-              </w:rPr>
-              <w:t>Art</w:t>
-            </w:r>
-            <w:proofErr w:type="spellEnd"/>
-            <w:r>
-              <w:rPr>
-                <w:sz w:val="20"/>
-                <w:szCs w:val="20"/>
-                <w:lang w:val="pt-PT"/>
-              </w:rPr>
-              <w:t>. 10.º, n.º 2, al. a) e d) - As entidades devem implementar políticas e procedimentos de segurança das redes e dos sistemas de informação, incluindo a segurança na aquisição, desenvolvimento e manutenção de redes.</w:t>
+                <w:sz w:val="20"/>
+                <w:szCs w:val="20"/>
+                <w:lang w:val="pt-PT"/>
+              </w:rPr>
+              <w:t>Referência normativa:</w:t>
+            </w:r>
+            <w:r>
+              <w:rPr>
+                <w:sz w:val="20"/>
+                <w:szCs w:val="20"/>
+                <w:lang w:val="pt-PT"/>
+              </w:rPr>
+              <w:t xml:space="preserve"> RJC, art. 26.º, n.º 1 (garantir a segurança das redes e dos sistemas de informação), e art. 27.º, n.º 1, al. d) (segurança na aquisição, desenvolvimento e manutenção das redes e sistemas de informação), al. g) (cifragem) e al. i) (autenticação multifator e comunicações seguras). As medidas mínimas por nível (Básico, Substancial e Elevado) constam do Anexo III do Regulamento n.º 756/2026. Esta política serve tal como está no nível Básico; as regras que só são obrigatórias a partir de um nível superior dizem-no no próprio texto, e a secção 15 lista os controlos do QNRCS abrangidos.</w:t>
             </w:r>
           </w:p>
         </w:tc>
@@ -2547,7 +2460,7 @@
         <w:rPr>
           <w:lang w:val="pt-PT"/>
         </w:rPr>
-        <w:t>protecção</w:t>
+        <w:t>proteção</w:t>
       </w:r>
       <w:proofErr w:type="spellEnd"/>
       <w:r>
@@ -2574,7 +2487,7 @@
       </w:r>
       <w:proofErr w:type="spellStart"/>
       <w:r>
-        <w:t>protecção</w:t>
+        <w:t>proteção</w:t>
       </w:r>
       <w:proofErr w:type="spellEnd"/>
       <w:r>
@@ -2708,7 +2621,7 @@
         <w:rPr>
           <w:lang w:val="pt-PT"/>
         </w:rPr>
-        <w:t>eléctrica</w:t>
+        <w:t>elétrica</w:t>
       </w:r>
       <w:proofErr w:type="spellEnd"/>
       <w:r>
@@ -2740,7 +2653,7 @@
         <w:rPr>
           <w:lang w:val="pt-PT"/>
         </w:rPr>
-        <w:t>desactivados</w:t>
+        <w:t>desativados</w:t>
       </w:r>
       <w:proofErr w:type="spellEnd"/>
       <w:r>
@@ -2801,7 +2714,7 @@
         <w:rPr>
           <w:lang w:val="pt-PT"/>
         </w:rPr>
-        <w:t>desactivadas</w:t>
+        <w:t>desativadas</w:t>
       </w:r>
       <w:proofErr w:type="spellEnd"/>
       <w:r>
@@ -2897,7 +2810,7 @@
         <w:rPr>
           <w:lang w:val="pt-PT"/>
         </w:rPr>
-        <w:t>directa</w:t>
+        <w:t>direta</w:t>
       </w:r>
       <w:proofErr w:type="spellEnd"/>
       <w:r>
@@ -2936,7 +2849,7 @@
         <w:rPr>
           <w:lang w:val="pt-PT"/>
         </w:rPr>
-        <w:t>Arquitectura</w:t>
+        <w:t>Arquitetura</w:t>
       </w:r>
       <w:proofErr w:type="spellEnd"/>
       <w:r>
@@ -3047,7 +2960,7 @@
         <w:rPr>
           <w:lang w:val="pt-PT"/>
         </w:rPr>
-        <w:t>A tabela seguinte define as zonas de rede recomendadas. A [ORGANIZAÇÃO] deve adaptar estas zonas à sua realidade, mas deve sempre manter as zonas CORP, SERV, MGMT e GUEST como mínimo:</w:t>
+        <w:t>A tabela seguinte define as zonas de rede recomendadas. A [ORGANIZAÇÃO] adapta-as à sua realidade, mas mantém sempre, no mínimo, a separação entre utilizadores (CORP), servidores (SERV, se houver servidores locais), convidados (GUEST) e dispositivos IoT e impressoras (IOT). A zona de gestão (MGMT) é recomendada; se o equipamento não a permitir, onde esta política refere a zona MGMT entende-se «a partir de postos de administração identificados».</w:t>
       </w:r>
     </w:p>
     <w:p>
@@ -3233,7 +3146,7 @@
                 <w:sz w:val="20"/>
                 <w:szCs w:val="20"/>
               </w:rPr>
-              <w:t>Protecção</w:t>
+              <w:t>Proteção</w:t>
             </w:r>
             <w:proofErr w:type="spellEnd"/>
           </w:p>
@@ -3481,7 +3394,7 @@
                 <w:szCs w:val="20"/>
                 <w:lang w:val="pt-PT"/>
               </w:rPr>
-              <w:t>directo</w:t>
+              <w:t>direto</w:t>
             </w:r>
             <w:proofErr w:type="spellEnd"/>
             <w:r>
@@ -3956,7 +3869,7 @@
                 <w:szCs w:val="20"/>
                 <w:lang w:val="pt-PT"/>
               </w:rPr>
-              <w:t>directamente</w:t>
+              <w:t>diretamente</w:t>
             </w:r>
             <w:proofErr w:type="spellEnd"/>
             <w:r>
@@ -4112,38 +4025,19 @@
               <w:rPr>
                 <w:b/>
                 <w:bCs/>
-                <w:color w:val="1F4E79"/>
-                <w:sz w:val="20"/>
-                <w:szCs w:val="20"/>
-                <w:lang w:val="pt-PT"/>
-              </w:rPr>
-              <w:t xml:space="preserve">Referência normativa: </w:t>
-            </w:r>
-            <w:r>
-              <w:rPr>
-                <w:sz w:val="20"/>
-                <w:szCs w:val="20"/>
-                <w:lang w:val="pt-PT"/>
-              </w:rPr>
-              <w:t xml:space="preserve">ISO/IEC 27002:2022, Controlo A.8.22 - Segregação de redes. DL 125/2025, </w:t>
-            </w:r>
-            <w:proofErr w:type="spellStart"/>
-            <w:r>
-              <w:rPr>
-                <w:sz w:val="20"/>
-                <w:szCs w:val="20"/>
-                <w:lang w:val="pt-PT"/>
-              </w:rPr>
-              <w:t>Art</w:t>
-            </w:r>
-            <w:proofErr w:type="spellEnd"/>
-            <w:r>
-              <w:rPr>
-                <w:sz w:val="20"/>
-                <w:szCs w:val="20"/>
-                <w:lang w:val="pt-PT"/>
-              </w:rPr>
-              <w:t>. 10.º, n.º 2, al. d) - A segmentação de redes é um controlo para limitar o impacto de incidentes e impedir movimentos laterais de atacantes.</w:t>
+                <w:sz w:val="20"/>
+                <w:szCs w:val="20"/>
+                <w:lang w:val="pt-PT"/>
+              </w:rPr>
+              <w:t>Referência normativa:</w:t>
+            </w:r>
+            <w:r>
+              <w:rPr>
+                <w:sz w:val="20"/>
+                <w:szCs w:val="20"/>
+                <w:lang w:val="pt-PT"/>
+              </w:rPr>
+              <w:t xml:space="preserve"> RJC, art. 27.º, n.º 1, al. d); QNRCS PR.RI-1 (nível Básico: firewalls instaladas e com regras atualizadas em todas as redes, segmentação e segregação da rede dos sistemas críticos, pontos de acesso sem fios configurados de forma segura, geridos e monitorizados). ISO/IEC 27002:2022, controlo 8.22 (segregação de redes). A segmentação limita o impacto de um incidente e impede movimentos laterais de atacantes.</w:t>
             </w:r>
           </w:p>
         </w:tc>
@@ -4309,7 +4203,7 @@
         <w:rPr>
           <w:lang w:val="pt-PT"/>
         </w:rPr>
-        <w:t>Se existirem ambientes de desenvolvimento ou teste, devem estar separados do ambiente de produção. Dados reais não devem ser utilizados em ambientes de teste.</w:t>
+        <w:t>Se existirem ambientes de desenvolvimento ou teste, devem estar separados do ambiente de produção e não usar dados reais (obrigatório a partir do nível Substancial; QNRCS PR.RI-2).</w:t>
       </w:r>
     </w:p>
     <w:p>
@@ -4380,7 +4274,7 @@
         <w:rPr>
           <w:lang w:val="pt-PT"/>
         </w:rPr>
-        <w:t xml:space="preserve"> com regras explícitas. O princípio é 'tudo bloqueado por defeito, permitido apenas o necessário'. Nenhuma ligação entre zonas de confiança diferente deve ser permitida sem uma regra documentada e aprovada pelo Responsável de TI.</w:t>
+        <w:t xml:space="preserve"> com regras explícitas. O princípio é 'tudo bloqueado por defeito, permitido apenas o necessário'. Nenhuma ligação entre zonas de confiança diferentes deve ser permitida sem uma regra documentada e aprovada pelo Responsável de TI.</w:t>
       </w:r>
     </w:p>
     <w:p>
@@ -4415,7 +4309,7 @@
         <w:rPr>
           <w:lang w:val="pt-PT"/>
         </w:rPr>
-        <w:t>excepção</w:t>
+        <w:t>exceção</w:t>
       </w:r>
       <w:proofErr w:type="spellEnd"/>
       <w:r>
@@ -4858,7 +4752,7 @@
                 <w:sz w:val="20"/>
                 <w:szCs w:val="20"/>
               </w:rPr>
-              <w:t>excepções</w:t>
+              <w:t>exceções</w:t>
             </w:r>
             <w:proofErr w:type="spellEnd"/>
             <w:r>
@@ -5563,7 +5457,7 @@
                 <w:sz w:val="20"/>
                 <w:szCs w:val="20"/>
               </w:rPr>
-              <w:t>excepções</w:t>
+              <w:t>exceções</w:t>
             </w:r>
             <w:proofErr w:type="spellEnd"/>
             <w:r>
@@ -6072,7 +5966,7 @@
       </w:r>
       <w:proofErr w:type="spellStart"/>
       <w:r>
-        <w:t>desactualizadas</w:t>
+        <w:t>desatualizadas</w:t>
       </w:r>
       <w:proofErr w:type="spellEnd"/>
       <w:r>
@@ -6112,12 +6006,10 @@
       </w:r>
       <w:proofErr w:type="spellStart"/>
       <w:r>
-        <w:t>removidas</w:t>
+        <w:t>removidas. O resultado de cada revisão (data, regras alteradas ou removidas, responsável) é anotado no registo de revisões da secção 14.</w:t>
       </w:r>
       <w:proofErr w:type="spellEnd"/>
-      <w:r>
-        <w:t>.</w:t>
-      </w:r>
+      <w:r/>
     </w:p>
     <w:p>
       <w:pPr>
@@ -6169,14 +6061,14 @@
         <w:rPr>
           <w:lang w:val="pt-PT"/>
         </w:rPr>
-        <w:t>multifactor</w:t>
+        <w:t>multifator</w:t>
       </w:r>
       <w:proofErr w:type="spellEnd"/>
       <w:r>
         <w:rPr>
           <w:lang w:val="pt-PT"/>
         </w:rPr>
-        <w:t xml:space="preserve"> (MFA) obrigatório.</w:t>
+        <w:t xml:space="preserve"> (MFA) obrigatória.</w:t>
       </w:r>
     </w:p>
     <w:p>
@@ -6195,6 +6087,24 @@
           <w:lang w:val="pt-PT"/>
         </w:rPr>
         <w:t>As credenciais de administração por defeito de todos os equipamentos de rede devem ser alteradas aquando da instalação.</w:t>
+      </w:r>
+    </w:p>
+    <w:p>
+      <w:pPr>
+        <w:pStyle w:val="ListParagraph"/>
+        <w:numPr>
+          <w:ilvl w:val="0"/>
+          <w:numId w:val="2"/>
+        </w:numPr>
+        <w:rPr>
+          <w:lang w:val="pt-PT"/>
+        </w:rPr>
+      </w:pPr>
+      <w:r>
+        <w:rPr>
+          <w:lang w:val="pt-PT"/>
+        </w:rPr>
+        <w:t>Existe filtragem da navegação (web ou DNS) que bloqueia destinos maliciosos conhecidos, na firewall ou num serviço contratado (QNRCS PR.SP-3, nível Básico, que pede também a filtragem do correio eletrónico).</w:t>
       </w:r>
     </w:p>
     <w:tbl>
@@ -6249,75 +6159,19 @@
               <w:rPr>
                 <w:b/>
                 <w:bCs/>
-                <w:color w:val="1F4E79"/>
-                <w:sz w:val="20"/>
-                <w:szCs w:val="20"/>
-                <w:lang w:val="pt-PT"/>
-              </w:rPr>
-              <w:t xml:space="preserve">Referência normativa: </w:t>
-            </w:r>
-            <w:r>
-              <w:rPr>
-                <w:sz w:val="20"/>
-                <w:szCs w:val="20"/>
-                <w:lang w:val="pt-PT"/>
-              </w:rPr>
-              <w:t xml:space="preserve">ISO/IEC 27002:2022, Controlos A.8.20 e A.8.21 - Segurança de redes e segurança dos serviços de rede. </w:t>
-            </w:r>
-            <w:r>
-              <w:rPr>
-                <w:sz w:val="20"/>
-                <w:szCs w:val="20"/>
-              </w:rPr>
-              <w:t xml:space="preserve">CIS Controls v8, </w:t>
-            </w:r>
-            <w:proofErr w:type="spellStart"/>
-            <w:r>
-              <w:rPr>
-                <w:sz w:val="20"/>
-                <w:szCs w:val="20"/>
-              </w:rPr>
-              <w:t>Controlo</w:t>
-            </w:r>
-            <w:proofErr w:type="spellEnd"/>
-            <w:r>
-              <w:rPr>
-                <w:sz w:val="20"/>
-                <w:szCs w:val="20"/>
-              </w:rPr>
-              <w:t xml:space="preserve"> 12 - </w:t>
-            </w:r>
-            <w:proofErr w:type="spellStart"/>
-            <w:r>
-              <w:rPr>
-                <w:sz w:val="20"/>
-                <w:szCs w:val="20"/>
-              </w:rPr>
-              <w:t>Gestão</w:t>
-            </w:r>
-            <w:proofErr w:type="spellEnd"/>
-            <w:r>
-              <w:rPr>
-                <w:sz w:val="20"/>
-                <w:szCs w:val="20"/>
-              </w:rPr>
-              <w:t xml:space="preserve"> da </w:t>
-            </w:r>
-            <w:proofErr w:type="spellStart"/>
-            <w:r>
-              <w:rPr>
-                <w:sz w:val="20"/>
-                <w:szCs w:val="20"/>
-              </w:rPr>
-              <w:t>infraestrutura</w:t>
-            </w:r>
-            <w:proofErr w:type="spellEnd"/>
-            <w:r>
-              <w:rPr>
-                <w:sz w:val="20"/>
-                <w:szCs w:val="20"/>
-              </w:rPr>
-              <w:t xml:space="preserve"> de rede.</w:t>
+                <w:sz w:val="20"/>
+                <w:szCs w:val="20"/>
+                <w:lang w:val="pt-PT"/>
+              </w:rPr>
+              <w:t>Referência normativa:</w:t>
+            </w:r>
+            <w:r>
+              <w:rPr>
+                <w:sz w:val="20"/>
+                <w:szCs w:val="20"/>
+                <w:lang w:val="pt-PT"/>
+              </w:rPr>
+              <w:t xml:space="preserve"> ISO/IEC 27002:2022, controlos 8.20 (segurança de redes) e 8.21 (segurança dos serviços de rede). CIS Controls v8.1, controlo 12 (gestão da infraestrutura de rede). QNRCS PR.SP-1 (nível Básico: configuração base segura, registada na secção 9.1) e PR.RI-1.</w:t>
             </w:r>
           </w:p>
         </w:tc>
@@ -6366,63 +6220,7 @@
         <w:rPr>
           <w:lang w:val="pt-PT"/>
         </w:rPr>
-        <w:t xml:space="preserve">O acesso remoto a sistemas internos da </w:t>
-      </w:r>
-      <w:r>
-        <w:rPr>
-          <w:b/>
-          <w:bCs/>
-          <w:lang w:val="pt-PT"/>
-        </w:rPr>
-        <w:t>[ORGANIZAÇÃO]</w:t>
-      </w:r>
-      <w:r>
-        <w:rPr>
-          <w:lang w:val="pt-PT"/>
-        </w:rPr>
-        <w:t xml:space="preserve"> a partir de redes não confiáveis (casa, cliente, locais públicos) deve ser </w:t>
-      </w:r>
-      <w:proofErr w:type="spellStart"/>
-      <w:r>
-        <w:rPr>
-          <w:lang w:val="pt-PT"/>
-        </w:rPr>
-        <w:t>efectuado</w:t>
-      </w:r>
-      <w:proofErr w:type="spellEnd"/>
-      <w:r>
-        <w:rPr>
-          <w:lang w:val="pt-PT"/>
-        </w:rPr>
-        <w:t xml:space="preserve"> exclusivamente através de </w:t>
-      </w:r>
-      <w:r>
-        <w:rPr>
-          <w:i/>
-          <w:iCs/>
-          <w:lang w:val="pt-PT"/>
-        </w:rPr>
-        <w:t>VPN</w:t>
-      </w:r>
-      <w:r>
-        <w:rPr>
-          <w:lang w:val="pt-PT"/>
-        </w:rPr>
-        <w:t xml:space="preserve"> corporativa. A </w:t>
-      </w:r>
-      <w:r>
-        <w:rPr>
-          <w:i/>
-          <w:iCs/>
-          <w:lang w:val="pt-PT"/>
-        </w:rPr>
-        <w:t>VPN</w:t>
-      </w:r>
-      <w:r>
-        <w:rPr>
-          <w:lang w:val="pt-PT"/>
-        </w:rPr>
-        <w:t xml:space="preserve"> encripta o tráfego e garante que apenas utilizadores autenticados acedem à rede interna.</w:t>
+        <w:t>O acesso remoto a sistemas internos da [ORGANIZAÇÃO] a partir de redes não confiáveis (casa, cliente, locais públicos) faz-se exclusivamente através da VPN da organização ou de uma solução de acesso de confiança zero (ZTNA, Zero Trust Network Access), sempre com autenticação multifator (MFA). A VPN cifra o tráfego e garante que só utilizadores autenticados chegam à rede interna. Os serviços publicados de propósito na Internet (ex.: correio eletrónico na nuvem, sítio web) não são acesso remoto, mas as contas que os usam seguem a Política de Gestão de Identidades, Autenticação e Controlo de Acessos.</w:t>
       </w:r>
     </w:p>
     <w:p>
@@ -6603,65 +6401,7 @@
                 <w:sz w:val="20"/>
                 <w:szCs w:val="20"/>
               </w:rPr>
-              <w:t xml:space="preserve">IPsec/IKEv2, OpenVPN </w:t>
-            </w:r>
-            <w:proofErr w:type="spellStart"/>
-            <w:r>
-              <w:rPr>
-                <w:sz w:val="20"/>
-                <w:szCs w:val="20"/>
-              </w:rPr>
-              <w:t>ou</w:t>
-            </w:r>
-            <w:proofErr w:type="spellEnd"/>
-            <w:r>
-              <w:rPr>
-                <w:sz w:val="20"/>
-                <w:szCs w:val="20"/>
-              </w:rPr>
-              <w:t xml:space="preserve"> </w:t>
-            </w:r>
-            <w:proofErr w:type="spellStart"/>
-            <w:r>
-              <w:rPr>
-                <w:sz w:val="20"/>
-                <w:szCs w:val="20"/>
-              </w:rPr>
-              <w:t>WireGuard</w:t>
-            </w:r>
-            <w:proofErr w:type="spellEnd"/>
-            <w:r>
-              <w:rPr>
-                <w:sz w:val="20"/>
-                <w:szCs w:val="20"/>
-              </w:rPr>
-              <w:t xml:space="preserve">. </w:t>
-            </w:r>
-            <w:r>
-              <w:rPr>
-                <w:sz w:val="20"/>
-                <w:szCs w:val="20"/>
-                <w:lang w:val="pt-PT"/>
-              </w:rPr>
-              <w:t xml:space="preserve">Protocolos PPTP e L2TP sem </w:t>
-            </w:r>
-            <w:proofErr w:type="spellStart"/>
-            <w:r>
-              <w:rPr>
-                <w:sz w:val="20"/>
-                <w:szCs w:val="20"/>
-                <w:lang w:val="pt-PT"/>
-              </w:rPr>
-              <w:t>IPsec</w:t>
-            </w:r>
-            <w:proofErr w:type="spellEnd"/>
-            <w:r>
-              <w:rPr>
-                <w:sz w:val="20"/>
-                <w:szCs w:val="20"/>
-                <w:lang w:val="pt-PT"/>
-              </w:rPr>
-              <w:t xml:space="preserve"> são proibidos.</w:t>
+              <w:t>IPsec/IKEv2, OpenVPN ou WireGuard (ou solução ZTNA equivalente). Protocolos PPTP e L2TP sem IPsec são proibidos.</w:t>
             </w:r>
           </w:p>
         </w:tc>
@@ -6692,7 +6432,6 @@
             <w:vAlign w:val="center"/>
           </w:tcPr>
           <w:p>
-            <w:proofErr w:type="spellStart"/>
             <w:r>
               <w:rPr>
                 <w:b/>
@@ -6700,9 +6439,8 @@
                 <w:sz w:val="20"/>
                 <w:szCs w:val="20"/>
               </w:rPr>
-              <w:t>Encriptação</w:t>
-            </w:r>
-            <w:proofErr w:type="spellEnd"/>
+              <w:t>Cifragem</w:t>
+            </w:r>
           </w:p>
         </w:tc>
         <w:tc>
@@ -6735,7 +6473,7 @@
                 <w:szCs w:val="20"/>
                 <w:lang w:val="pt-PT"/>
               </w:rPr>
-              <w:t>AES-256 ou equivalente. Não utilizar DES, 3DES ou RC4.</w:t>
+              <w:t>Algoritmos atuais: AES (de preferência AES-GCM) ou ChaCha20-Poly1305. Não utilizar DES, 3DES nem RC4.</w:t>
             </w:r>
           </w:p>
         </w:tc>
@@ -6818,7 +6556,7 @@
                 <w:szCs w:val="20"/>
                 <w:lang w:val="pt-PT"/>
               </w:rPr>
-              <w:t>factor</w:t>
+              <w:t>fator</w:t>
             </w:r>
             <w:proofErr w:type="spellEnd"/>
             <w:r>
@@ -6963,7 +6701,7 @@
                 <w:szCs w:val="20"/>
                 <w:lang w:val="pt-PT"/>
               </w:rPr>
-              <w:t>Desactivado</w:t>
+              <w:t>Desativado</w:t>
             </w:r>
             <w:proofErr w:type="spellEnd"/>
             <w:r>
@@ -6980,7 +6718,7 @@
                 <w:sz w:val="20"/>
                 <w:szCs w:val="20"/>
               </w:rPr>
-              <w:t>Excepções</w:t>
+              <w:t>Exceções</w:t>
             </w:r>
             <w:proofErr w:type="spellEnd"/>
             <w:r>
@@ -7148,7 +6886,7 @@
                 <w:szCs w:val="20"/>
                 <w:lang w:val="pt-PT"/>
               </w:rPr>
-              <w:t>inactiva</w:t>
+              <w:t>inativa</w:t>
             </w:r>
             <w:proofErr w:type="spellEnd"/>
             <w:r>
@@ -7251,7 +6989,7 @@
                 <w:szCs w:val="20"/>
                 <w:lang w:val="pt-PT"/>
               </w:rPr>
-              <w:t>Apenas dispositivos geridos pela [ORGANIZAÇÃO] ou previamente aprovados pelo Responsável de TI.</w:t>
+              <w:t>Apenas dispositivos geridos pela [ORGANIZAÇÃO] ou previamente aprovados pelo Responsável de TI, inscritos no registo de acessos remotos (secção 7.2).</w:t>
             </w:r>
           </w:p>
         </w:tc>
@@ -7345,7 +7083,7 @@
                 <w:szCs w:val="20"/>
                 <w:lang w:val="pt-PT"/>
               </w:rPr>
-              <w:t>Todos os acessos VPN (ligações, desligações, falhas) devem ser registados e retidos por mínimo de 12 meses.</w:t>
+              <w:t>Todos os acessos VPN (ligações, desligações, falhas) são registados e conservados durante, no mínimo, [12 meses].</w:t>
             </w:r>
           </w:p>
         </w:tc>
@@ -7439,7 +7177,7 @@
                 <w:szCs w:val="20"/>
                 <w:lang w:val="pt-PT"/>
               </w:rPr>
-              <w:t>Prestadores externos com acesso VPN devem usar contas dedicadas, com acesso restrito ao mínimo necessário e com expiração automática.</w:t>
+              <w:t>Prestadores externos com acesso VPN usam contas dedicadas, com acesso restrito ao mínimo necessário e com expiração automática. A partir do nível Substancial, as manutenções remotas aos sistemas críticos são registadas e revistas, e o acesso é revogado assim que a manutenção termina (QNRCS PR.GA-7).</w:t>
             </w:r>
           </w:p>
         </w:tc>
@@ -7508,110 +7246,19 @@
               <w:rPr>
                 <w:b/>
                 <w:bCs/>
-                <w:color w:val="7D0000"/>
-                <w:sz w:val="20"/>
-                <w:szCs w:val="20"/>
-                <w:lang w:val="pt-PT"/>
-              </w:rPr>
-              <w:t xml:space="preserve">PROIBIDO: </w:t>
-            </w:r>
-            <w:r>
-              <w:rPr>
-                <w:sz w:val="20"/>
-                <w:szCs w:val="20"/>
-                <w:lang w:val="pt-PT"/>
-              </w:rPr>
-              <w:t xml:space="preserve">É proibida a utilização de protocolos </w:t>
-            </w:r>
-            <w:r>
-              <w:rPr>
-                <w:i/>
-                <w:iCs/>
-                <w:sz w:val="20"/>
-                <w:szCs w:val="20"/>
-                <w:lang w:val="pt-PT"/>
-              </w:rPr>
-              <w:t>VPN</w:t>
-            </w:r>
-            <w:r>
-              <w:rPr>
-                <w:sz w:val="20"/>
-                <w:szCs w:val="20"/>
-                <w:lang w:val="pt-PT"/>
-              </w:rPr>
-              <w:t xml:space="preserve"> obsoletos e inseguros: PPTP e L2TP sem </w:t>
-            </w:r>
-            <w:proofErr w:type="spellStart"/>
-            <w:r>
-              <w:rPr>
-                <w:sz w:val="20"/>
-                <w:szCs w:val="20"/>
-                <w:lang w:val="pt-PT"/>
-              </w:rPr>
-              <w:t>IPsec</w:t>
-            </w:r>
-            <w:proofErr w:type="spellEnd"/>
-            <w:r>
-              <w:rPr>
-                <w:sz w:val="20"/>
-                <w:szCs w:val="20"/>
-                <w:lang w:val="pt-PT"/>
-              </w:rPr>
-              <w:t xml:space="preserve">. O acesso </w:t>
-            </w:r>
-            <w:proofErr w:type="spellStart"/>
-            <w:r>
-              <w:rPr>
-                <w:sz w:val="20"/>
-                <w:szCs w:val="20"/>
-                <w:lang w:val="pt-PT"/>
-              </w:rPr>
-              <w:t>directo</w:t>
-            </w:r>
-            <w:proofErr w:type="spellEnd"/>
-            <w:r>
-              <w:rPr>
-                <w:sz w:val="20"/>
-                <w:szCs w:val="20"/>
-                <w:lang w:val="pt-PT"/>
-              </w:rPr>
-              <w:t xml:space="preserve"> a sistemas internos a partir da Internet sem </w:t>
-            </w:r>
-            <w:r>
-              <w:rPr>
-                <w:i/>
-                <w:iCs/>
-                <w:sz w:val="20"/>
-                <w:szCs w:val="20"/>
-                <w:lang w:val="pt-PT"/>
-              </w:rPr>
-              <w:t>VPN</w:t>
-            </w:r>
-            <w:r>
-              <w:rPr>
-                <w:sz w:val="20"/>
-                <w:szCs w:val="20"/>
-                <w:lang w:val="pt-PT"/>
-              </w:rPr>
-              <w:t xml:space="preserve"> é proibido, salvo </w:t>
-            </w:r>
-            <w:proofErr w:type="spellStart"/>
-            <w:r>
-              <w:rPr>
-                <w:sz w:val="20"/>
-                <w:szCs w:val="20"/>
-                <w:lang w:val="pt-PT"/>
-              </w:rPr>
-              <w:t>excepção</w:t>
-            </w:r>
-            <w:proofErr w:type="spellEnd"/>
-            <w:r>
-              <w:rPr>
-                <w:sz w:val="20"/>
-                <w:szCs w:val="20"/>
-                <w:lang w:val="pt-PT"/>
-              </w:rPr>
-              <w:t xml:space="preserve"> documentada e aprovada pelo Responsável de TI.</w:t>
+                <w:sz w:val="20"/>
+                <w:szCs w:val="20"/>
+                <w:lang w:val="pt-PT"/>
+              </w:rPr>
+              <w:t>PROIBIDO:</w:t>
+            </w:r>
+            <w:r>
+              <w:rPr>
+                <w:sz w:val="20"/>
+                <w:szCs w:val="20"/>
+                <w:lang w:val="pt-PT"/>
+              </w:rPr>
+              <w:t xml:space="preserve"> É proibida a utilização de protocolos VPN obsoletos e inseguros: PPTP e L2TP sem IPsec. O acesso direto a sistemas internos a partir da Internet sem VPN ou ZTNA é proibido, salvo exceção documentada, com prazo, e aprovada pelo Responsável de Cibersegurança.</w:t>
             </w:r>
           </w:p>
         </w:tc>
@@ -7707,7 +7354,7 @@
         <w:rPr>
           <w:lang w:val="pt-PT"/>
         </w:rPr>
-        <w:t>activa</w:t>
+        <w:t>ativa</w:t>
       </w:r>
       <w:proofErr w:type="spellEnd"/>
       <w:r>
@@ -7801,111 +7448,602 @@
               <w:rPr>
                 <w:b/>
                 <w:bCs/>
-                <w:color w:val="1F4E79"/>
-                <w:sz w:val="20"/>
-                <w:szCs w:val="20"/>
-                <w:lang w:val="pt-PT"/>
-              </w:rPr>
-              <w:t xml:space="preserve">Referência normativa: </w:t>
-            </w:r>
-            <w:r>
-              <w:rPr>
-                <w:sz w:val="20"/>
-                <w:szCs w:val="20"/>
-                <w:lang w:val="pt-PT"/>
-              </w:rPr>
-              <w:t xml:space="preserve">DL 125/2025, </w:t>
-            </w:r>
-            <w:proofErr w:type="spellStart"/>
-            <w:r>
-              <w:rPr>
-                <w:sz w:val="20"/>
-                <w:szCs w:val="20"/>
-                <w:lang w:val="pt-PT"/>
-              </w:rPr>
-              <w:t>Art</w:t>
-            </w:r>
-            <w:proofErr w:type="spellEnd"/>
-            <w:r>
-              <w:rPr>
-                <w:sz w:val="20"/>
-                <w:szCs w:val="20"/>
-                <w:lang w:val="pt-PT"/>
-              </w:rPr>
-              <w:t xml:space="preserve">. 10.º, n.º 2, al. b) - As entidades devem implementar políticas de autenticação </w:t>
-            </w:r>
-            <w:proofErr w:type="spellStart"/>
-            <w:r>
-              <w:rPr>
-                <w:sz w:val="20"/>
-                <w:szCs w:val="20"/>
-                <w:lang w:val="pt-PT"/>
-              </w:rPr>
-              <w:t>multifactor</w:t>
-            </w:r>
-            <w:proofErr w:type="spellEnd"/>
-            <w:r>
-              <w:rPr>
-                <w:sz w:val="20"/>
-                <w:szCs w:val="20"/>
-                <w:lang w:val="pt-PT"/>
-              </w:rPr>
-              <w:t xml:space="preserve"> e de acesso remoto seguro. </w:t>
-            </w:r>
-            <w:r>
-              <w:rPr>
-                <w:sz w:val="20"/>
-                <w:szCs w:val="20"/>
-              </w:rPr>
-              <w:t xml:space="preserve">ISO/IEC 27002:2022, </w:t>
-            </w:r>
-            <w:proofErr w:type="spellStart"/>
-            <w:r>
-              <w:rPr>
-                <w:sz w:val="20"/>
-                <w:szCs w:val="20"/>
-              </w:rPr>
-              <w:t>Controlo</w:t>
-            </w:r>
-            <w:proofErr w:type="spellEnd"/>
-            <w:r>
-              <w:rPr>
-                <w:sz w:val="20"/>
-                <w:szCs w:val="20"/>
-              </w:rPr>
-              <w:t xml:space="preserve"> A.6.7 - </w:t>
-            </w:r>
-            <w:proofErr w:type="spellStart"/>
-            <w:r>
-              <w:rPr>
-                <w:sz w:val="20"/>
-                <w:szCs w:val="20"/>
-              </w:rPr>
-              <w:t>Trabalho</w:t>
-            </w:r>
-            <w:proofErr w:type="spellEnd"/>
-            <w:r>
-              <w:rPr>
-                <w:sz w:val="20"/>
-                <w:szCs w:val="20"/>
-              </w:rPr>
-              <w:t xml:space="preserve"> </w:t>
-            </w:r>
-            <w:proofErr w:type="spellStart"/>
-            <w:r>
-              <w:rPr>
-                <w:sz w:val="20"/>
-                <w:szCs w:val="20"/>
-              </w:rPr>
-              <w:t>remoto</w:t>
-            </w:r>
-            <w:proofErr w:type="spellEnd"/>
-            <w:r>
-              <w:rPr>
-                <w:sz w:val="20"/>
-                <w:szCs w:val="20"/>
-              </w:rPr>
-              <w:t>.</w:t>
+                <w:sz w:val="20"/>
+                <w:szCs w:val="20"/>
+                <w:lang w:val="pt-PT"/>
+              </w:rPr>
+              <w:t>Referência normativa:</w:t>
+            </w:r>
+            <w:r>
+              <w:rPr>
+                <w:sz w:val="20"/>
+                <w:szCs w:val="20"/>
+                <w:lang w:val="pt-PT"/>
+              </w:rPr>
+              <w:t xml:space="preserve"> RJC, art. 27.º, n.º 1, als. g), h) e i); QNRCS PR.GA-3 (nível Básico: MFA nos acessos remotos e nas contas privilegiadas), PR.GA-7 (nível Básico: lista dos utilizadores e dispositivos autorizados a aceder remotamente e controlos de segurança nas ligações remotas) e PR.SD-2 (nível Básico: mecanismos criptográficos para os dados em trânsito). ISO/IEC 27002:2022, controlo 6.7 (trabalho remoto).</w:t>
+            </w:r>
+          </w:p>
+        </w:tc>
+      </w:tr>
+    </w:tbl>
+    <w:p>
+      <w:pPr>
+        <w:pStyle w:val="Heading2"/>
+      </w:pPr>
+      <w:r>
+        <w:t>7.2 Registo de acessos remotos autorizados</w:t>
+      </w:r>
+    </w:p>
+    <w:p>
+      <w:pPr>
+        <w:spacing w:before="80" w:after="80"/>
+        <w:rPr>
+          <w:lang w:val="pt-PT"/>
+        </w:rPr>
+      </w:pPr>
+      <w:r>
+        <w:rPr>
+          <w:lang w:val="pt-PT"/>
+        </w:rPr>
+        <w:t>Só tem acesso remoto quem consta desta lista. O Responsável de TI mantém-na atualizada e revê-a semestralmente, com a revisão de acessos; os acessos que deixaram de ser necessários são removidos (QNRCS PR.GA-7, nível Básico).</w:t>
+      </w:r>
+    </w:p>
+    <w:tbl>
+      <w:tblPr>
+        <w:tblW w:w="9026" w:type="dxa"/>
+        <w:tblBorders>
+          <w:top w:val="single" w:sz="4" w:space="0" w:color="auto"/>
+          <w:left w:val="single" w:sz="4" w:space="0" w:color="auto"/>
+          <w:bottom w:val="single" w:sz="4" w:space="0" w:color="auto"/>
+          <w:right w:val="single" w:sz="4" w:space="0" w:color="auto"/>
+          <w:insideH w:val="single" w:sz="4" w:space="0" w:color="auto"/>
+          <w:insideV w:val="single" w:sz="4" w:space="0" w:color="auto"/>
+        </w:tblBorders>
+        <w:tblCellMar>
+          <w:left w:w="10" w:type="dxa"/>
+          <w:right w:w="10" w:type="dxa"/>
+        </w:tblCellMar>
+        <w:tblLook w:val="0000" w:firstRow="0" w:lastRow="0" w:firstColumn="0" w:lastColumn="0" w:noHBand="0" w:noVBand="0"/>
+      </w:tblPr>
+      <w:tblGrid>
+        <w:gridCol w:w="1384"/>
+        <w:gridCol w:w="1341"/>
+        <w:gridCol w:w="4714"/>
+        <w:gridCol w:w="1587"/>
+      </w:tblGrid>
+      <w:tr>
+        <w:tblPrEx>
+          <w:tblCellMar>
+            <w:top w:w="0" w:type="dxa"/>
+            <w:bottom w:w="0" w:type="dxa"/>
+          </w:tblCellMar>
+        </w:tblPrEx>
+        <w:tc>
+          <w:tcPr>
+            <w:tcW w:w="1400" w:type="dxa"/>
+            <w:tcBorders>
+              <w:top w:val="single" w:sz="6" w:space="0" w:color="2E75B6"/>
+              <w:left w:val="single" w:sz="6" w:space="0" w:color="2E75B6"/>
+              <w:bottom w:val="single" w:sz="6" w:space="0" w:color="2E75B6"/>
+              <w:right w:val="single" w:sz="6" w:space="0" w:color="2E75B6"/>
+            </w:tcBorders>
+            <w:shd w:val="clear" w:color="auto" w:fill="1F4E79"/>
+            <w:tcMar>
+              <w:top w:w="80" w:type="dxa"/>
+              <w:left w:w="120" w:type="dxa"/>
+              <w:bottom w:w="80" w:type="dxa"/>
+              <w:right w:w="120" w:type="dxa"/>
+            </w:tcMar>
+            <w:vAlign w:val="center"/>
+          </w:tcPr>
+          <w:p>
+            <w:pPr>
+              <w:jc w:val="center"/>
+            </w:pPr>
+            <w:r>
+              <w:rPr>
+                <w:b/>
+                <w:bCs/>
+                <w:color w:val="FFFFFF"/>
+                <w:sz w:val="20"/>
+                <w:szCs w:val="20"/>
+              </w:rPr>
+              <w:t>Utilizador ou prestador</w:t>
+            </w:r>
+          </w:p>
+        </w:tc>
+        <w:tc>
+          <w:tcPr>
+            <w:tcW w:w="1200" w:type="dxa"/>
+            <w:tcBorders>
+              <w:top w:val="single" w:sz="6" w:space="0" w:color="2E75B6"/>
+              <w:left w:val="single" w:sz="6" w:space="0" w:color="2E75B6"/>
+              <w:bottom w:val="single" w:sz="6" w:space="0" w:color="2E75B6"/>
+              <w:right w:val="single" w:sz="6" w:space="0" w:color="2E75B6"/>
+            </w:tcBorders>
+            <w:shd w:val="clear" w:color="auto" w:fill="1F4E79"/>
+            <w:tcMar>
+              <w:top w:w="80" w:type="dxa"/>
+              <w:left w:w="120" w:type="dxa"/>
+              <w:bottom w:w="80" w:type="dxa"/>
+              <w:right w:w="120" w:type="dxa"/>
+            </w:tcMar>
+            <w:vAlign w:val="center"/>
+          </w:tcPr>
+          <w:p>
+            <w:pPr>
+              <w:jc w:val="center"/>
+            </w:pPr>
+            <w:r>
+              <w:rPr>
+                <w:b/>
+                <w:bCs/>
+                <w:color w:val="FFFFFF"/>
+                <w:sz w:val="20"/>
+                <w:szCs w:val="20"/>
+              </w:rPr>
+              <w:t>Dispositivo autorizado</w:t>
+            </w:r>
+          </w:p>
+        </w:tc>
+        <w:tc>
+          <w:tcPr>
+            <w:tcW w:w="4826" w:type="dxa"/>
+            <w:tcBorders>
+              <w:top w:val="single" w:sz="6" w:space="0" w:color="2E75B6"/>
+              <w:left w:val="single" w:sz="6" w:space="0" w:color="2E75B6"/>
+              <w:bottom w:val="single" w:sz="6" w:space="0" w:color="2E75B6"/>
+              <w:right w:val="single" w:sz="6" w:space="0" w:color="2E75B6"/>
+            </w:tcBorders>
+            <w:shd w:val="clear" w:color="auto" w:fill="1F4E79"/>
+            <w:tcMar>
+              <w:top w:w="80" w:type="dxa"/>
+              <w:left w:w="120" w:type="dxa"/>
+              <w:bottom w:w="80" w:type="dxa"/>
+              <w:right w:w="120" w:type="dxa"/>
+            </w:tcMar>
+            <w:vAlign w:val="center"/>
+          </w:tcPr>
+          <w:p>
+            <w:pPr>
+              <w:jc w:val="center"/>
+            </w:pPr>
+            <w:r>
+              <w:rPr>
+                <w:b/>
+                <w:bCs/>
+                <w:color w:val="FFFFFF"/>
+                <w:sz w:val="20"/>
+                <w:szCs w:val="20"/>
+              </w:rPr>
+              <w:t>Sistemas a que acede</w:t>
+            </w:r>
+          </w:p>
+        </w:tc>
+        <w:tc>
+          <w:tcPr>
+            <w:tcW w:w="1600" w:type="dxa"/>
+            <w:tcBorders>
+              <w:top w:val="single" w:sz="6" w:space="0" w:color="2E75B6"/>
+              <w:left w:val="single" w:sz="6" w:space="0" w:color="2E75B6"/>
+              <w:bottom w:val="single" w:sz="6" w:space="0" w:color="2E75B6"/>
+              <w:right w:val="single" w:sz="6" w:space="0" w:color="2E75B6"/>
+            </w:tcBorders>
+            <w:shd w:val="clear" w:color="auto" w:fill="1F4E79"/>
+            <w:tcMar>
+              <w:top w:w="80" w:type="dxa"/>
+              <w:left w:w="120" w:type="dxa"/>
+              <w:bottom w:w="80" w:type="dxa"/>
+              <w:right w:w="120" w:type="dxa"/>
+            </w:tcMar>
+            <w:vAlign w:val="center"/>
+          </w:tcPr>
+          <w:p>
+            <w:pPr>
+              <w:jc w:val="center"/>
+            </w:pPr>
+            <w:r>
+              <w:rPr>
+                <w:b/>
+                <w:bCs/>
+                <w:color w:val="FFFFFF"/>
+                <w:sz w:val="20"/>
+                <w:szCs w:val="20"/>
+              </w:rPr>
+              <w:t>Aprovado por, data e validade</w:t>
+            </w:r>
+          </w:p>
+        </w:tc>
+      </w:tr>
+      <w:tr>
+        <w:tblPrEx>
+          <w:tblCellMar>
+            <w:top w:w="0" w:type="dxa"/>
+            <w:bottom w:w="0" w:type="dxa"/>
+          </w:tblCellMar>
+        </w:tblPrEx>
+        <w:tc>
+          <w:tcPr>
+            <w:tcW w:w="1400" w:type="dxa"/>
+            <w:tcBorders>
+              <w:top w:val="single" w:sz="6" w:space="0" w:color="AAAAAA"/>
+              <w:left w:val="single" w:sz="6" w:space="0" w:color="AAAAAA"/>
+              <w:bottom w:val="single" w:sz="6" w:space="0" w:color="AAAAAA"/>
+              <w:right w:val="single" w:sz="6" w:space="0" w:color="AAAAAA"/>
+            </w:tcBorders>
+            <w:shd w:val="clear" w:color="auto" w:fill="FFFFFF"/>
+            <w:tcMar>
+              <w:top w:w="80" w:type="dxa"/>
+              <w:left w:w="120" w:type="dxa"/>
+              <w:bottom w:w="80" w:type="dxa"/>
+              <w:right w:w="120" w:type="dxa"/>
+            </w:tcMar>
+            <w:vAlign w:val="center"/>
+          </w:tcPr>
+          <w:p>
+            <w:r>
+              <w:rPr>
+                <w:b/>
+                <w:bCs/>
+                <w:sz w:val="20"/>
+                <w:szCs w:val="20"/>
+              </w:rPr>
+              <w:t>[nome]</w:t>
+            </w:r>
+          </w:p>
+        </w:tc>
+        <w:tc>
+          <w:tcPr>
+            <w:tcW w:w="1200" w:type="dxa"/>
+            <w:tcBorders>
+              <w:top w:val="single" w:sz="6" w:space="0" w:color="AAAAAA"/>
+              <w:left w:val="single" w:sz="6" w:space="0" w:color="AAAAAA"/>
+              <w:bottom w:val="single" w:sz="6" w:space="0" w:color="AAAAAA"/>
+              <w:right w:val="single" w:sz="6" w:space="0" w:color="AAAAAA"/>
+            </w:tcBorders>
+            <w:shd w:val="clear" w:color="auto" w:fill="FFFFFF"/>
+            <w:tcMar>
+              <w:top w:w="80" w:type="dxa"/>
+              <w:left w:w="120" w:type="dxa"/>
+              <w:bottom w:w="80" w:type="dxa"/>
+              <w:right w:w="120" w:type="dxa"/>
+            </w:tcMar>
+            <w:vAlign w:val="center"/>
+          </w:tcPr>
+          <w:p>
+            <w:r>
+              <w:rPr>
+                <w:sz w:val="20"/>
+                <w:szCs w:val="20"/>
+              </w:rPr>
+              <w:t>[portátil n.º / identificador]</w:t>
+            </w:r>
+          </w:p>
+        </w:tc>
+        <w:tc>
+          <w:tcPr>
+            <w:tcW w:w="4826" w:type="dxa"/>
+            <w:tcBorders>
+              <w:top w:val="single" w:sz="6" w:space="0" w:color="AAAAAA"/>
+              <w:left w:val="single" w:sz="6" w:space="0" w:color="AAAAAA"/>
+              <w:bottom w:val="single" w:sz="6" w:space="0" w:color="AAAAAA"/>
+              <w:right w:val="single" w:sz="6" w:space="0" w:color="AAAAAA"/>
+            </w:tcBorders>
+            <w:shd w:val="clear" w:color="auto" w:fill="FFFFFF"/>
+            <w:tcMar>
+              <w:top w:w="80" w:type="dxa"/>
+              <w:left w:w="120" w:type="dxa"/>
+              <w:bottom w:w="80" w:type="dxa"/>
+              <w:right w:w="120" w:type="dxa"/>
+            </w:tcMar>
+            <w:vAlign w:val="center"/>
+          </w:tcPr>
+          <w:p>
+            <w:pPr>
+              <w:rPr>
+                <w:lang w:val="pt-PT"/>
+              </w:rPr>
+            </w:pPr>
+            <w:r>
+              <w:rPr>
+                <w:sz w:val="20"/>
+                <w:szCs w:val="20"/>
+                <w:lang w:val="pt-PT"/>
+              </w:rPr>
+              <w:t>[ex.: servidor de ficheiros, ERP]</w:t>
+            </w:r>
+          </w:p>
+        </w:tc>
+        <w:tc>
+          <w:tcPr>
+            <w:tcW w:w="1600" w:type="dxa"/>
+            <w:tcBorders>
+              <w:top w:val="single" w:sz="6" w:space="0" w:color="AAAAAA"/>
+              <w:left w:val="single" w:sz="6" w:space="0" w:color="AAAAAA"/>
+              <w:bottom w:val="single" w:sz="6" w:space="0" w:color="AAAAAA"/>
+              <w:right w:val="single" w:sz="6" w:space="0" w:color="AAAAAA"/>
+            </w:tcBorders>
+            <w:shd w:val="clear" w:color="auto" w:fill="FFFFFF"/>
+            <w:tcMar>
+              <w:top w:w="80" w:type="dxa"/>
+              <w:left w:w="120" w:type="dxa"/>
+              <w:bottom w:w="80" w:type="dxa"/>
+              <w:right w:w="120" w:type="dxa"/>
+            </w:tcMar>
+            <w:vAlign w:val="center"/>
+          </w:tcPr>
+          <w:p>
+            <w:pPr>
+              <w:jc w:val="center"/>
+            </w:pPr>
+            <w:r>
+              <w:rPr>
+                <w:sz w:val="20"/>
+                <w:szCs w:val="20"/>
+              </w:rPr>
+              <w:t>[nome], [dd/mm/aaaa], até [dd/mm/aaaa]</w:t>
+            </w:r>
+          </w:p>
+        </w:tc>
+      </w:tr>
+      <w:tr>
+        <w:tblPrEx>
+          <w:tblCellMar>
+            <w:top w:w="0" w:type="dxa"/>
+            <w:bottom w:w="0" w:type="dxa"/>
+          </w:tblCellMar>
+        </w:tblPrEx>
+        <w:tc>
+          <w:tcPr>
+            <w:tcW w:w="1400" w:type="dxa"/>
+            <w:tcBorders>
+              <w:top w:val="single" w:sz="6" w:space="0" w:color="AAAAAA"/>
+              <w:left w:val="single" w:sz="6" w:space="0" w:color="AAAAAA"/>
+              <w:bottom w:val="single" w:sz="6" w:space="0" w:color="AAAAAA"/>
+              <w:right w:val="single" w:sz="6" w:space="0" w:color="AAAAAA"/>
+            </w:tcBorders>
+            <w:shd w:val="clear" w:color="auto" w:fill="D6E4F0"/>
+            <w:tcMar>
+              <w:top w:w="80" w:type="dxa"/>
+              <w:left w:w="120" w:type="dxa"/>
+              <w:bottom w:w="80" w:type="dxa"/>
+              <w:right w:w="120" w:type="dxa"/>
+            </w:tcMar>
+            <w:vAlign w:val="center"/>
+          </w:tcPr>
+          <w:p>
+            <w:r>
+              <w:rPr>
+                <w:b/>
+                <w:bCs/>
+                <w:sz w:val="20"/>
+                <w:szCs w:val="20"/>
+              </w:rPr>
+              <w:t>[nome]</w:t>
+            </w:r>
+          </w:p>
+        </w:tc>
+        <w:tc>
+          <w:tcPr>
+            <w:tcW w:w="1200" w:type="dxa"/>
+            <w:tcBorders>
+              <w:top w:val="single" w:sz="6" w:space="0" w:color="AAAAAA"/>
+              <w:left w:val="single" w:sz="6" w:space="0" w:color="AAAAAA"/>
+              <w:bottom w:val="single" w:sz="6" w:space="0" w:color="AAAAAA"/>
+              <w:right w:val="single" w:sz="6" w:space="0" w:color="AAAAAA"/>
+            </w:tcBorders>
+            <w:shd w:val="clear" w:color="auto" w:fill="D6E4F0"/>
+            <w:tcMar>
+              <w:top w:w="80" w:type="dxa"/>
+              <w:left w:w="120" w:type="dxa"/>
+              <w:bottom w:w="80" w:type="dxa"/>
+              <w:right w:w="120" w:type="dxa"/>
+            </w:tcMar>
+            <w:vAlign w:val="center"/>
+          </w:tcPr>
+          <w:p>
+            <w:r>
+              <w:rPr>
+                <w:sz w:val="20"/>
+                <w:szCs w:val="20"/>
+              </w:rPr>
+              <w:t>[identificador]</w:t>
+            </w:r>
+          </w:p>
+        </w:tc>
+        <w:tc>
+          <w:tcPr>
+            <w:tcW w:w="4826" w:type="dxa"/>
+            <w:tcBorders>
+              <w:top w:val="single" w:sz="6" w:space="0" w:color="AAAAAA"/>
+              <w:left w:val="single" w:sz="6" w:space="0" w:color="AAAAAA"/>
+              <w:bottom w:val="single" w:sz="6" w:space="0" w:color="AAAAAA"/>
+              <w:right w:val="single" w:sz="6" w:space="0" w:color="AAAAAA"/>
+            </w:tcBorders>
+            <w:shd w:val="clear" w:color="auto" w:fill="D6E4F0"/>
+            <w:tcMar>
+              <w:top w:w="80" w:type="dxa"/>
+              <w:left w:w="120" w:type="dxa"/>
+              <w:bottom w:w="80" w:type="dxa"/>
+              <w:right w:w="120" w:type="dxa"/>
+            </w:tcMar>
+            <w:vAlign w:val="center"/>
+          </w:tcPr>
+          <w:p>
+            <w:pPr>
+              <w:rPr>
+                <w:lang w:val="pt-PT"/>
+              </w:rPr>
+            </w:pPr>
+            <w:r>
+              <w:rPr>
+                <w:sz w:val="20"/>
+                <w:szCs w:val="20"/>
+                <w:lang w:val="pt-PT"/>
+              </w:rPr>
+              <w:t>[sistemas]</w:t>
+            </w:r>
+          </w:p>
+        </w:tc>
+        <w:tc>
+          <w:tcPr>
+            <w:tcW w:w="1600" w:type="dxa"/>
+            <w:tcBorders>
+              <w:top w:val="single" w:sz="6" w:space="0" w:color="AAAAAA"/>
+              <w:left w:val="single" w:sz="6" w:space="0" w:color="AAAAAA"/>
+              <w:bottom w:val="single" w:sz="6" w:space="0" w:color="AAAAAA"/>
+              <w:right w:val="single" w:sz="6" w:space="0" w:color="AAAAAA"/>
+            </w:tcBorders>
+            <w:shd w:val="clear" w:color="auto" w:fill="D6E4F0"/>
+            <w:tcMar>
+              <w:top w:w="80" w:type="dxa"/>
+              <w:left w:w="120" w:type="dxa"/>
+              <w:bottom w:w="80" w:type="dxa"/>
+              <w:right w:w="120" w:type="dxa"/>
+            </w:tcMar>
+            <w:vAlign w:val="center"/>
+          </w:tcPr>
+          <w:p>
+            <w:pPr>
+              <w:jc w:val="center"/>
+            </w:pPr>
+            <w:r>
+              <w:rPr>
+                <w:sz w:val="20"/>
+                <w:szCs w:val="20"/>
+              </w:rPr>
+              <w:t>[nome], [dd/mm/aaaa], até [dd/mm/aaaa]</w:t>
+            </w:r>
+          </w:p>
+        </w:tc>
+      </w:tr>
+      <w:tr>
+        <w:tblPrEx>
+          <w:tblCellMar>
+            <w:top w:w="0" w:type="dxa"/>
+            <w:bottom w:w="0" w:type="dxa"/>
+          </w:tblCellMar>
+        </w:tblPrEx>
+        <w:tc>
+          <w:tcPr>
+            <w:tcW w:w="1400" w:type="dxa"/>
+            <w:tcBorders>
+              <w:top w:val="single" w:sz="6" w:space="0" w:color="AAAAAA"/>
+              <w:left w:val="single" w:sz="6" w:space="0" w:color="AAAAAA"/>
+              <w:bottom w:val="single" w:sz="6" w:space="0" w:color="AAAAAA"/>
+              <w:right w:val="single" w:sz="6" w:space="0" w:color="AAAAAA"/>
+            </w:tcBorders>
+            <w:shd w:val="clear" w:color="auto" w:fill="FFFFFF"/>
+            <w:tcMar>
+              <w:top w:w="80" w:type="dxa"/>
+              <w:left w:w="120" w:type="dxa"/>
+              <w:bottom w:w="80" w:type="dxa"/>
+              <w:right w:w="120" w:type="dxa"/>
+            </w:tcMar>
+            <w:vAlign w:val="center"/>
+          </w:tcPr>
+          <w:p>
+            <w:r>
+              <w:rPr>
+                <w:b/>
+                <w:bCs/>
+                <w:sz w:val="20"/>
+                <w:szCs w:val="20"/>
+              </w:rPr>
+              <w:t>[prestador de TI]</w:t>
+            </w:r>
+          </w:p>
+        </w:tc>
+        <w:tc>
+          <w:tcPr>
+            <w:tcW w:w="1200" w:type="dxa"/>
+            <w:tcBorders>
+              <w:top w:val="single" w:sz="6" w:space="0" w:color="AAAAAA"/>
+              <w:left w:val="single" w:sz="6" w:space="0" w:color="AAAAAA"/>
+              <w:bottom w:val="single" w:sz="6" w:space="0" w:color="AAAAAA"/>
+              <w:right w:val="single" w:sz="6" w:space="0" w:color="AAAAAA"/>
+            </w:tcBorders>
+            <w:shd w:val="clear" w:color="auto" w:fill="FFFFFF"/>
+            <w:tcMar>
+              <w:top w:w="80" w:type="dxa"/>
+              <w:left w:w="120" w:type="dxa"/>
+              <w:bottom w:w="80" w:type="dxa"/>
+              <w:right w:w="120" w:type="dxa"/>
+            </w:tcMar>
+            <w:vAlign w:val="center"/>
+          </w:tcPr>
+          <w:p>
+            <w:r>
+              <w:rPr>
+                <w:sz w:val="20"/>
+                <w:szCs w:val="20"/>
+              </w:rPr>
+              <w:t>[equipamento do prestador]</w:t>
+            </w:r>
+          </w:p>
+        </w:tc>
+        <w:tc>
+          <w:tcPr>
+            <w:tcW w:w="4826" w:type="dxa"/>
+            <w:tcBorders>
+              <w:top w:val="single" w:sz="6" w:space="0" w:color="AAAAAA"/>
+              <w:left w:val="single" w:sz="6" w:space="0" w:color="AAAAAA"/>
+              <w:bottom w:val="single" w:sz="6" w:space="0" w:color="AAAAAA"/>
+              <w:right w:val="single" w:sz="6" w:space="0" w:color="AAAAAA"/>
+            </w:tcBorders>
+            <w:shd w:val="clear" w:color="auto" w:fill="FFFFFF"/>
+            <w:tcMar>
+              <w:top w:w="80" w:type="dxa"/>
+              <w:left w:w="120" w:type="dxa"/>
+              <w:bottom w:w="80" w:type="dxa"/>
+              <w:right w:w="120" w:type="dxa"/>
+            </w:tcMar>
+            <w:vAlign w:val="center"/>
+          </w:tcPr>
+          <w:p>
+            <w:pPr>
+              <w:rPr>
+                <w:lang w:val="pt-PT"/>
+              </w:rPr>
+            </w:pPr>
+            <w:r>
+              <w:rPr>
+                <w:sz w:val="20"/>
+                <w:szCs w:val="20"/>
+                <w:lang w:val="pt-PT"/>
+              </w:rPr>
+              <w:t>[ex.: firewall, servidores]</w:t>
+            </w:r>
+          </w:p>
+        </w:tc>
+        <w:tc>
+          <w:tcPr>
+            <w:tcW w:w="1600" w:type="dxa"/>
+            <w:tcBorders>
+              <w:top w:val="single" w:sz="6" w:space="0" w:color="AAAAAA"/>
+              <w:left w:val="single" w:sz="6" w:space="0" w:color="AAAAAA"/>
+              <w:bottom w:val="single" w:sz="6" w:space="0" w:color="AAAAAA"/>
+              <w:right w:val="single" w:sz="6" w:space="0" w:color="AAAAAA"/>
+            </w:tcBorders>
+            <w:shd w:val="clear" w:color="auto" w:fill="FFFFFF"/>
+            <w:tcMar>
+              <w:top w:w="80" w:type="dxa"/>
+              <w:left w:w="120" w:type="dxa"/>
+              <w:bottom w:w="80" w:type="dxa"/>
+              <w:right w:w="120" w:type="dxa"/>
+            </w:tcMar>
+            <w:vAlign w:val="center"/>
+          </w:tcPr>
+          <w:p>
+            <w:pPr>
+              <w:jc w:val="center"/>
+            </w:pPr>
+            <w:r>
+              <w:rPr>
+                <w:sz w:val="20"/>
+                <w:szCs w:val="20"/>
+              </w:rPr>
+              <w:t>[nome], [dd/mm/aaaa], até [dd/mm/aaaa]</w:t>
             </w:r>
           </w:p>
         </w:tc>
@@ -7944,77 +8082,7 @@
         <w:rPr>
           <w:lang w:val="pt-PT"/>
         </w:rPr>
-        <w:t xml:space="preserve">As redes </w:t>
-      </w:r>
-      <w:r>
-        <w:rPr>
-          <w:i/>
-          <w:iCs/>
-          <w:lang w:val="pt-PT"/>
-        </w:rPr>
-        <w:t>Wi-Fi</w:t>
-      </w:r>
-      <w:r>
-        <w:rPr>
-          <w:lang w:val="pt-PT"/>
-        </w:rPr>
-        <w:t xml:space="preserve"> representam um </w:t>
-      </w:r>
-      <w:proofErr w:type="spellStart"/>
-      <w:r>
-        <w:rPr>
-          <w:lang w:val="pt-PT"/>
-        </w:rPr>
-        <w:t>vector</w:t>
-      </w:r>
-      <w:proofErr w:type="spellEnd"/>
-      <w:r>
-        <w:rPr>
-          <w:lang w:val="pt-PT"/>
-        </w:rPr>
-        <w:t xml:space="preserve"> de ataque específico que requer atenção particular, pois o sinal pode extravasar os limites físicos das instalações. A </w:t>
-      </w:r>
-      <w:r>
-        <w:rPr>
-          <w:b/>
-          <w:bCs/>
-          <w:lang w:val="pt-PT"/>
-        </w:rPr>
-        <w:t>[ORGANIZAÇÃO]</w:t>
-      </w:r>
-      <w:r>
-        <w:rPr>
-          <w:lang w:val="pt-PT"/>
-        </w:rPr>
-        <w:t xml:space="preserve"> deve implementar os padrões de segurança mais </w:t>
-      </w:r>
-      <w:proofErr w:type="spellStart"/>
-      <w:r>
-        <w:rPr>
-          <w:lang w:val="pt-PT"/>
-        </w:rPr>
-        <w:t>actualizados</w:t>
-      </w:r>
-      <w:proofErr w:type="spellEnd"/>
-      <w:r>
-        <w:rPr>
-          <w:lang w:val="pt-PT"/>
-        </w:rPr>
-        <w:t xml:space="preserve"> em toda a infraestrutura </w:t>
-      </w:r>
-      <w:r>
-        <w:rPr>
-          <w:i/>
-          <w:iCs/>
-          <w:lang w:val="pt-PT"/>
-        </w:rPr>
-        <w:t>Wi-Fi</w:t>
-      </w:r>
-      <w:r>
-        <w:rPr>
-          <w:lang w:val="pt-PT"/>
-        </w:rPr>
-        <w:t>.</w:t>
+        <w:t>As redes Wi-Fi são um vetor de ataque próprio, porque o sinal ultrapassa os limites das instalações. A [ORGANIZAÇÃO] usa WPA3 ou WPA2-Empresarial (802.1X) sempre que o equipamento o permita (QNRCS PR.RI-1, nível Básico: pontos de acesso sem fios configurados de forma segura, geridos e monitorizados).</w:t>
       </w:r>
     </w:p>
     <w:p>
@@ -8242,8 +8310,7 @@
                 <w:sz w:val="20"/>
                 <w:szCs w:val="20"/>
               </w:rPr>
-              <w:lastRenderedPageBreak/>
-              <w:t>WPA3 + AES-256</w:t>
+              <w:t>WPA3 (Pessoal ou Empresarial)</w:t>
             </w:r>
           </w:p>
         </w:tc>
@@ -8311,25 +8378,7 @@
                 <w:szCs w:val="20"/>
                 <w:lang w:val="pt-PT"/>
               </w:rPr>
-              <w:t xml:space="preserve">Padrão mais seguro </w:t>
-            </w:r>
-            <w:proofErr w:type="spellStart"/>
-            <w:r>
-              <w:rPr>
-                <w:sz w:val="20"/>
-                <w:szCs w:val="20"/>
-                <w:lang w:val="pt-PT"/>
-              </w:rPr>
-              <w:t>actual</w:t>
-            </w:r>
-            <w:proofErr w:type="spellEnd"/>
-            <w:r>
-              <w:rPr>
-                <w:sz w:val="20"/>
-                <w:szCs w:val="20"/>
-                <w:lang w:val="pt-PT"/>
-              </w:rPr>
-              <w:t>. Usar em todos os novos equipamentos.</w:t>
+              <w:t>Padrão mais seguro atual. Preferir na rede interna e em todos os equipamentos novos.</w:t>
             </w:r>
           </w:p>
         </w:tc>
@@ -8367,7 +8416,7 @@
                 <w:sz w:val="20"/>
                 <w:szCs w:val="20"/>
               </w:rPr>
-              <w:t>WPA2-Enterprise + AES (802.1X)</w:t>
+              <w:t>WPA2-Empresarial + AES (802.1X)</w:t>
             </w:r>
           </w:p>
         </w:tc>
@@ -8435,7 +8484,7 @@
                 <w:szCs w:val="20"/>
                 <w:lang w:val="pt-PT"/>
               </w:rPr>
-              <w:t>Autenticação por utilizador via RADIUS/LDAP. Recomendado para redes corporativas onde WPA3 não é suportado.</w:t>
+              <w:t>Autenticação individual por utilizador ou dispositivo (servidor RADIUS). Alternativa para a rede interna quando o WPA3 não é suportado.</w:t>
             </w:r>
           </w:p>
         </w:tc>
@@ -8536,41 +8585,7 @@
                 <w:szCs w:val="20"/>
                 <w:lang w:val="pt-PT"/>
               </w:rPr>
-              <w:t xml:space="preserve">Aceitável para rede de convidados com palavra-passe forte, renovada regularmente. </w:t>
-            </w:r>
-            <w:proofErr w:type="spellStart"/>
-            <w:proofErr w:type="gramStart"/>
-            <w:r>
-              <w:rPr>
-                <w:sz w:val="20"/>
-                <w:szCs w:val="20"/>
-              </w:rPr>
-              <w:t>Não</w:t>
-            </w:r>
-            <w:proofErr w:type="spellEnd"/>
-            <w:proofErr w:type="gramEnd"/>
-            <w:r>
-              <w:rPr>
-                <w:sz w:val="20"/>
-                <w:szCs w:val="20"/>
-              </w:rPr>
-              <w:t xml:space="preserve"> usar para a rede </w:t>
-            </w:r>
-            <w:proofErr w:type="spellStart"/>
-            <w:r>
-              <w:rPr>
-                <w:sz w:val="20"/>
-                <w:szCs w:val="20"/>
-              </w:rPr>
-              <w:t>corporativa</w:t>
-            </w:r>
-            <w:proofErr w:type="spellEnd"/>
-            <w:r>
-              <w:rPr>
-                <w:sz w:val="20"/>
-                <w:szCs w:val="20"/>
-              </w:rPr>
-              <w:t xml:space="preserve"> principal.</w:t>
+              <w:t>Aceitável na rede de convidados, com palavra-passe forte renovada regularmente. Na rede interna só temporariamente, se o equipamento não suportar WPA3 nem WPA2-Empresarial: palavra-passe longa e aleatória, mudada quando sai alguém que a conhecia, e substituição do equipamento planeada.</w:t>
             </w:r>
           </w:p>
         </w:tc>
@@ -8608,7 +8623,7 @@
                 <w:sz w:val="20"/>
                 <w:szCs w:val="20"/>
               </w:rPr>
-              <w:t>WPA + TKIP</w:t>
+              <w:t>WEP, WPA com TKIP ou rede aberta</w:t>
             </w:r>
           </w:p>
         </w:tc>
@@ -8676,319 +8691,7 @@
                 <w:szCs w:val="20"/>
                 <w:lang w:val="pt-PT"/>
               </w:rPr>
-              <w:t>Protocolo obsoleto com vulnerabilidades conhecidas. Não utilizar em nenhuma circunstância.</w:t>
-            </w:r>
-          </w:p>
-        </w:tc>
-      </w:tr>
-      <w:tr>
-        <w:tblPrEx>
-          <w:tblCellMar>
-            <w:top w:w="0" w:type="dxa"/>
-            <w:bottom w:w="0" w:type="dxa"/>
-          </w:tblCellMar>
-        </w:tblPrEx>
-        <w:tc>
-          <w:tcPr>
-            <w:tcW w:w="2600" w:type="dxa"/>
-            <w:tcBorders>
-              <w:top w:val="single" w:sz="6" w:space="0" w:color="AAAAAA"/>
-              <w:left w:val="single" w:sz="6" w:space="0" w:color="AAAAAA"/>
-              <w:bottom w:val="single" w:sz="6" w:space="0" w:color="AAAAAA"/>
-              <w:right w:val="single" w:sz="6" w:space="0" w:color="AAAAAA"/>
-            </w:tcBorders>
-            <w:shd w:val="clear" w:color="auto" w:fill="FFD7D7"/>
-            <w:tcMar>
-              <w:top w:w="80" w:type="dxa"/>
-              <w:left w:w="120" w:type="dxa"/>
-              <w:bottom w:w="80" w:type="dxa"/>
-              <w:right w:w="120" w:type="dxa"/>
-            </w:tcMar>
-            <w:vAlign w:val="center"/>
-          </w:tcPr>
-          <w:p>
-            <w:r>
-              <w:rPr>
-                <w:b/>
-                <w:bCs/>
-                <w:sz w:val="20"/>
-                <w:szCs w:val="20"/>
-              </w:rPr>
-              <w:t>WEP (</w:t>
-            </w:r>
-            <w:proofErr w:type="spellStart"/>
-            <w:r>
-              <w:rPr>
-                <w:b/>
-                <w:bCs/>
-                <w:sz w:val="20"/>
-                <w:szCs w:val="20"/>
-              </w:rPr>
-              <w:t>qualquer</w:t>
-            </w:r>
-            <w:proofErr w:type="spellEnd"/>
-            <w:r>
-              <w:rPr>
-                <w:b/>
-                <w:bCs/>
-                <w:sz w:val="20"/>
-                <w:szCs w:val="20"/>
-              </w:rPr>
-              <w:t xml:space="preserve"> </w:t>
-            </w:r>
-            <w:proofErr w:type="spellStart"/>
-            <w:r>
-              <w:rPr>
-                <w:b/>
-                <w:bCs/>
-                <w:sz w:val="20"/>
-                <w:szCs w:val="20"/>
-              </w:rPr>
-              <w:t>variante</w:t>
-            </w:r>
-            <w:proofErr w:type="spellEnd"/>
-            <w:r>
-              <w:rPr>
-                <w:b/>
-                <w:bCs/>
-                <w:sz w:val="20"/>
-                <w:szCs w:val="20"/>
-              </w:rPr>
-              <w:t>)</w:t>
-            </w:r>
-          </w:p>
-        </w:tc>
-        <w:tc>
-          <w:tcPr>
-            <w:tcW w:w="1400" w:type="dxa"/>
-            <w:tcBorders>
-              <w:top w:val="single" w:sz="6" w:space="0" w:color="AAAAAA"/>
-              <w:left w:val="single" w:sz="6" w:space="0" w:color="AAAAAA"/>
-              <w:bottom w:val="single" w:sz="6" w:space="0" w:color="AAAAAA"/>
-              <w:right w:val="single" w:sz="6" w:space="0" w:color="AAAAAA"/>
-            </w:tcBorders>
-            <w:shd w:val="clear" w:color="auto" w:fill="FFD7D7"/>
-            <w:tcMar>
-              <w:top w:w="80" w:type="dxa"/>
-              <w:left w:w="120" w:type="dxa"/>
-              <w:bottom w:w="80" w:type="dxa"/>
-              <w:right w:w="120" w:type="dxa"/>
-            </w:tcMar>
-            <w:vAlign w:val="center"/>
-          </w:tcPr>
-          <w:p>
-            <w:pPr>
-              <w:jc w:val="center"/>
-            </w:pPr>
-            <w:r>
-              <w:rPr>
-                <w:b/>
-                <w:bCs/>
-                <w:color w:val="CC0000"/>
-                <w:sz w:val="20"/>
-                <w:szCs w:val="20"/>
-              </w:rPr>
-              <w:t>PROIBIDO</w:t>
-            </w:r>
-          </w:p>
-        </w:tc>
-        <w:tc>
-          <w:tcPr>
-            <w:tcW w:w="5026" w:type="dxa"/>
-            <w:tcBorders>
-              <w:top w:val="single" w:sz="6" w:space="0" w:color="AAAAAA"/>
-              <w:left w:val="single" w:sz="6" w:space="0" w:color="AAAAAA"/>
-              <w:bottom w:val="single" w:sz="6" w:space="0" w:color="AAAAAA"/>
-              <w:right w:val="single" w:sz="6" w:space="0" w:color="AAAAAA"/>
-            </w:tcBorders>
-            <w:shd w:val="clear" w:color="auto" w:fill="FFD7D7"/>
-            <w:tcMar>
-              <w:top w:w="80" w:type="dxa"/>
-              <w:left w:w="120" w:type="dxa"/>
-              <w:bottom w:w="80" w:type="dxa"/>
-              <w:right w:w="120" w:type="dxa"/>
-            </w:tcMar>
-            <w:vAlign w:val="center"/>
-          </w:tcPr>
-          <w:p>
-            <w:pPr>
-              <w:rPr>
-                <w:lang w:val="pt-PT"/>
-              </w:rPr>
-            </w:pPr>
-            <w:r>
-              <w:rPr>
-                <w:sz w:val="20"/>
-                <w:szCs w:val="20"/>
-                <w:lang w:val="pt-PT"/>
-              </w:rPr>
-              <w:t>Completamente inseguro e quebrado. Nunca utilizar.</w:t>
-            </w:r>
-          </w:p>
-        </w:tc>
-      </w:tr>
-      <w:tr>
-        <w:tblPrEx>
-          <w:tblCellMar>
-            <w:top w:w="0" w:type="dxa"/>
-            <w:bottom w:w="0" w:type="dxa"/>
-          </w:tblCellMar>
-        </w:tblPrEx>
-        <w:tc>
-          <w:tcPr>
-            <w:tcW w:w="2600" w:type="dxa"/>
-            <w:tcBorders>
-              <w:top w:val="single" w:sz="6" w:space="0" w:color="AAAAAA"/>
-              <w:left w:val="single" w:sz="6" w:space="0" w:color="AAAAAA"/>
-              <w:bottom w:val="single" w:sz="6" w:space="0" w:color="AAAAAA"/>
-              <w:right w:val="single" w:sz="6" w:space="0" w:color="AAAAAA"/>
-            </w:tcBorders>
-            <w:shd w:val="clear" w:color="auto" w:fill="FFD7D7"/>
-            <w:tcMar>
-              <w:top w:w="80" w:type="dxa"/>
-              <w:left w:w="120" w:type="dxa"/>
-              <w:bottom w:w="80" w:type="dxa"/>
-              <w:right w:w="120" w:type="dxa"/>
-            </w:tcMar>
-            <w:vAlign w:val="center"/>
-          </w:tcPr>
-          <w:p>
-            <w:r>
-              <w:rPr>
-                <w:b/>
-                <w:bCs/>
-                <w:sz w:val="20"/>
-                <w:szCs w:val="20"/>
-              </w:rPr>
-              <w:t xml:space="preserve">Rede </w:t>
-            </w:r>
-            <w:proofErr w:type="spellStart"/>
-            <w:r>
-              <w:rPr>
-                <w:b/>
-                <w:bCs/>
-                <w:sz w:val="20"/>
-                <w:szCs w:val="20"/>
-              </w:rPr>
-              <w:t>aberta</w:t>
-            </w:r>
-            <w:proofErr w:type="spellEnd"/>
-            <w:r>
-              <w:rPr>
-                <w:b/>
-                <w:bCs/>
-                <w:sz w:val="20"/>
-                <w:szCs w:val="20"/>
-              </w:rPr>
-              <w:t xml:space="preserve"> (</w:t>
-            </w:r>
-            <w:proofErr w:type="spellStart"/>
-            <w:r>
-              <w:rPr>
-                <w:b/>
-                <w:bCs/>
-                <w:sz w:val="20"/>
-                <w:szCs w:val="20"/>
-              </w:rPr>
-              <w:t>sem</w:t>
-            </w:r>
-            <w:proofErr w:type="spellEnd"/>
-            <w:r>
-              <w:rPr>
-                <w:b/>
-                <w:bCs/>
-                <w:sz w:val="20"/>
-                <w:szCs w:val="20"/>
-              </w:rPr>
-              <w:t xml:space="preserve"> </w:t>
-            </w:r>
-            <w:proofErr w:type="spellStart"/>
-            <w:r>
-              <w:rPr>
-                <w:b/>
-                <w:bCs/>
-                <w:sz w:val="20"/>
-                <w:szCs w:val="20"/>
-              </w:rPr>
-              <w:t>autenticação</w:t>
-            </w:r>
-            <w:proofErr w:type="spellEnd"/>
-            <w:r>
-              <w:rPr>
-                <w:b/>
-                <w:bCs/>
-                <w:sz w:val="20"/>
-                <w:szCs w:val="20"/>
-              </w:rPr>
-              <w:t>)</w:t>
-            </w:r>
-          </w:p>
-        </w:tc>
-        <w:tc>
-          <w:tcPr>
-            <w:tcW w:w="1400" w:type="dxa"/>
-            <w:tcBorders>
-              <w:top w:val="single" w:sz="6" w:space="0" w:color="AAAAAA"/>
-              <w:left w:val="single" w:sz="6" w:space="0" w:color="AAAAAA"/>
-              <w:bottom w:val="single" w:sz="6" w:space="0" w:color="AAAAAA"/>
-              <w:right w:val="single" w:sz="6" w:space="0" w:color="AAAAAA"/>
-            </w:tcBorders>
-            <w:shd w:val="clear" w:color="auto" w:fill="FFD7D7"/>
-            <w:tcMar>
-              <w:top w:w="80" w:type="dxa"/>
-              <w:left w:w="120" w:type="dxa"/>
-              <w:bottom w:w="80" w:type="dxa"/>
-              <w:right w:w="120" w:type="dxa"/>
-            </w:tcMar>
-            <w:vAlign w:val="center"/>
-          </w:tcPr>
-          <w:p>
-            <w:pPr>
-              <w:jc w:val="center"/>
-            </w:pPr>
-            <w:r>
-              <w:rPr>
-                <w:b/>
-                <w:bCs/>
-                <w:color w:val="CC0000"/>
-                <w:sz w:val="20"/>
-                <w:szCs w:val="20"/>
-              </w:rPr>
-              <w:t>PROIBIDO</w:t>
-            </w:r>
-          </w:p>
-        </w:tc>
-        <w:tc>
-          <w:tcPr>
-            <w:tcW w:w="5026" w:type="dxa"/>
-            <w:tcBorders>
-              <w:top w:val="single" w:sz="6" w:space="0" w:color="AAAAAA"/>
-              <w:left w:val="single" w:sz="6" w:space="0" w:color="AAAAAA"/>
-              <w:bottom w:val="single" w:sz="6" w:space="0" w:color="AAAAAA"/>
-              <w:right w:val="single" w:sz="6" w:space="0" w:color="AAAAAA"/>
-            </w:tcBorders>
-            <w:shd w:val="clear" w:color="auto" w:fill="FFD7D7"/>
-            <w:tcMar>
-              <w:top w:w="80" w:type="dxa"/>
-              <w:left w:w="120" w:type="dxa"/>
-              <w:bottom w:w="80" w:type="dxa"/>
-              <w:right w:w="120" w:type="dxa"/>
-            </w:tcMar>
-            <w:vAlign w:val="center"/>
-          </w:tcPr>
-          <w:p>
-            <w:pPr>
-              <w:rPr>
-                <w:lang w:val="pt-PT"/>
-              </w:rPr>
-            </w:pPr>
-            <w:r>
-              <w:rPr>
-                <w:sz w:val="20"/>
-                <w:szCs w:val="20"/>
-                <w:lang w:val="pt-PT"/>
-              </w:rPr>
-              <w:t>Totalmente inseguro. Nunca utilizar, mesmo para redes de convidados temporárias.</w:t>
+              <w:t>Protocolos obsoletos, quebrados ou sem autenticação. Nunca utilizar, nem em redes de convidados temporárias.</w:t>
             </w:r>
           </w:p>
         </w:tc>
@@ -9125,7 +8828,7 @@
       </w:r>
       <w:proofErr w:type="spellStart"/>
       <w:r>
-        <w:t>activo</w:t>
+        <w:t>ativo</w:t>
       </w:r>
       <w:proofErr w:type="spellEnd"/>
       <w:r>
@@ -9147,77 +8850,7 @@
         <w:rPr>
           <w:lang w:val="pt-PT"/>
         </w:rPr>
-        <w:t>Os pontos de acesso (</w:t>
-      </w:r>
-      <w:proofErr w:type="spellStart"/>
-      <w:r>
-        <w:rPr>
-          <w:i/>
-          <w:iCs/>
-          <w:lang w:val="pt-PT"/>
-        </w:rPr>
-        <w:t>APs</w:t>
-      </w:r>
-      <w:proofErr w:type="spellEnd"/>
-      <w:r>
-        <w:rPr>
-          <w:lang w:val="pt-PT"/>
-        </w:rPr>
-        <w:t xml:space="preserve">) devem ser dispositivos geridos pela organização. </w:t>
-      </w:r>
-      <w:proofErr w:type="spellStart"/>
-      <w:r>
-        <w:rPr>
-          <w:i/>
-          <w:iCs/>
-          <w:lang w:val="pt-PT"/>
-        </w:rPr>
-        <w:t>APs</w:t>
-      </w:r>
-      <w:proofErr w:type="spellEnd"/>
-      <w:r>
-        <w:rPr>
-          <w:lang w:val="pt-PT"/>
-        </w:rPr>
-        <w:t xml:space="preserve"> não autorizados (</w:t>
-      </w:r>
-      <w:r>
-        <w:rPr>
-          <w:i/>
-          <w:iCs/>
-          <w:lang w:val="pt-PT"/>
-        </w:rPr>
-        <w:t xml:space="preserve">rogue </w:t>
-      </w:r>
-      <w:proofErr w:type="spellStart"/>
-      <w:r>
-        <w:rPr>
-          <w:i/>
-          <w:iCs/>
-          <w:lang w:val="pt-PT"/>
-        </w:rPr>
-        <w:t>APs</w:t>
-      </w:r>
-      <w:proofErr w:type="spellEnd"/>
-      <w:r>
-        <w:rPr>
-          <w:lang w:val="pt-PT"/>
-        </w:rPr>
-        <w:t xml:space="preserve">) devem ser </w:t>
-      </w:r>
-      <w:proofErr w:type="spellStart"/>
-      <w:r>
-        <w:rPr>
-          <w:lang w:val="pt-PT"/>
-        </w:rPr>
-        <w:t>detectados</w:t>
-      </w:r>
-      <w:proofErr w:type="spellEnd"/>
-      <w:r>
-        <w:rPr>
-          <w:lang w:val="pt-PT"/>
-        </w:rPr>
-        <w:t xml:space="preserve"> e bloqueados.</w:t>
+        <w:t>Os pontos de acesso (AP) são geridos pela organização. Na revisão semestral procuram-se pontos de acesso não autorizados (rogue AP), por exemplo na consola do controlador Wi-Fi ou com uma aplicação de análise Wi-Fi; os que forem encontrados são desligados.</w:t>
       </w:r>
     </w:p>
     <w:p>
@@ -9274,14 +8907,14 @@
         <w:rPr>
           <w:lang w:val="pt-PT"/>
         </w:rPr>
-        <w:t>actualizado</w:t>
+        <w:t>atualizado</w:t>
       </w:r>
       <w:proofErr w:type="spellEnd"/>
       <w:r>
         <w:rPr>
           <w:lang w:val="pt-PT"/>
         </w:rPr>
-        <w:t xml:space="preserve"> regularmente, de acordo com a Política de Gestão de Vulnerabilidades.</w:t>
+        <w:t xml:space="preserve"> regularmente, de acordo com a Política de Gestão de Vulnerabilidades e Patches.</w:t>
       </w:r>
     </w:p>
     <w:p>
@@ -9515,7 +9148,7 @@
         <w:rPr>
           <w:lang w:val="pt-PT"/>
         </w:rPr>
-        <w:t>actualizados</w:t>
+        <w:t>atualizados</w:t>
       </w:r>
       <w:proofErr w:type="spellEnd"/>
       <w:r>
@@ -9632,12 +9265,10 @@
       </w:r>
       <w:proofErr w:type="spellStart"/>
       <w:r>
-        <w:t>seguro</w:t>
+        <w:t>seguro. Obrigatório a partir do nível Substancial, com a segmentação dos sistemas críticos e os fluxos de comunicação internos (QNRCS PR.RI-1 e ID.GA-3); no nível Elevado, também os fluxos externos (ex.: VPN, ligações à Internet), aprovados e atualizados.</w:t>
       </w:r>
       <w:proofErr w:type="spellEnd"/>
-      <w:r>
-        <w:t>.</w:t>
-      </w:r>
+      <w:r/>
     </w:p>
     <w:p>
       <w:pPr>
@@ -9678,7 +9309,7 @@
         <w:rPr>
           <w:lang w:val="pt-PT"/>
         </w:rPr>
-        <w:t>, localização, endereçamento IP e responsável.</w:t>
+        <w:t>, localização, endereçamento IP e responsável; faz parte do inventário de ativos da Política de Gestão de Ativos (QNRCS ID.GA-1).</w:t>
       </w:r>
     </w:p>
     <w:p>
@@ -9750,44 +9381,25 @@
     </w:p>
     <w:p>
       <w:pPr>
-        <w:spacing w:before="80" w:after="80"/>
-        <w:rPr>
-          <w:lang w:val="pt-PT"/>
-        </w:rPr>
+        <w:pStyle w:val="ListParagraph"/>
+        <w:numPr>
+          <w:ilvl w:val="0"/>
+          <w:numId w:val="2"/>
+        </w:numPr>
       </w:pPr>
       <w:r>
         <w:rPr>
-          <w:lang w:val="pt-PT"/>
-        </w:rPr>
-        <w:t xml:space="preserve">Todos estes documentos devem ser </w:t>
-      </w:r>
-      <w:proofErr w:type="spellStart"/>
-      <w:r>
-        <w:rPr>
-          <w:lang w:val="pt-PT"/>
-        </w:rPr>
-        <w:t>actualizados</w:t>
-      </w:r>
-      <w:proofErr w:type="spellEnd"/>
-      <w:r>
-        <w:rPr>
-          <w:lang w:val="pt-PT"/>
-        </w:rPr>
-        <w:t xml:space="preserve"> sempre que houver alterações significativas e revistos pelo menos anualmente.</w:t>
-      </w:r>
-    </w:p>
-    <w:p>
-      <w:pPr>
-        <w:pStyle w:val="Heading2"/>
-        <w:rPr>
-          <w:lang w:val="pt-PT"/>
-        </w:rPr>
-      </w:pPr>
-      <w:r>
-        <w:rPr>
-          <w:lang w:val="pt-PT"/>
-        </w:rPr>
-        <w:t>9.2 Administração segura dos dispositivos de rede</w:t>
+          <w:b/>
+          <w:bCs/>
+          <w:lang w:val="pt-PT"/>
+        </w:rPr>
+        <w:t>Configuração base de segurança:</w:t>
+      </w:r>
+      <w:r>
+        <w:rPr>
+          <w:lang w:val="pt-PT"/>
+        </w:rPr>
+        <w:t xml:space="preserve"> para cada tipo de equipamento de rede, a configuração de referência aplicada (credenciais por defeito alteradas, serviços e portas desnecessários desativados, gestão só por SSH ou HTTPS, registo de eventos e acerto da hora ativos), com a data da última alteração (QNRCS PR.SP-1, nível Básico).</w:t>
       </w:r>
     </w:p>
     <w:p>
@@ -9797,29 +9409,62 @@
           <w:ilvl w:val="0"/>
           <w:numId w:val="2"/>
         </w:numPr>
-        <w:rPr>
-          <w:lang w:val="pt-PT"/>
-        </w:rPr>
       </w:pPr>
       <w:r>
         <w:rPr>
-          <w:lang w:val="pt-PT"/>
-        </w:rPr>
-        <w:t xml:space="preserve">O acesso às interfaces de gestão (web, CLI) deve ser restrito à </w:t>
-      </w:r>
-      <w:r>
-        <w:rPr>
-          <w:i/>
-          <w:iCs/>
-          <w:lang w:val="pt-PT"/>
-        </w:rPr>
-        <w:t>VLAN</w:t>
-      </w:r>
-      <w:r>
-        <w:rPr>
-          <w:lang w:val="pt-PT"/>
-        </w:rPr>
-        <w:t xml:space="preserve"> de gestão (MGMT) e a utilizadores administrativos devidamente autorizados.</w:t>
+          <w:b/>
+          <w:bCs/>
+          <w:lang w:val="pt-PT"/>
+        </w:rPr>
+        <w:t>Lista de ativos acessíveis a partir da Internet:</w:t>
+      </w:r>
+      <w:r>
+        <w:rPr>
+          <w:lang w:val="pt-PT"/>
+        </w:rPr>
+        <w:t xml:space="preserve"> firewall, VPN, servidores e serviços publicados, com os elementos pedidos pelo Regulamento n.º 756/2026, art. 32.º. É mantida com o inventário da Política de Gestão de Ativos, comunicada ao CNCS pela MyCiber e atualizada anualmente.</w:t>
+      </w:r>
+    </w:p>
+    <w:p>
+      <w:pPr>
+        <w:spacing w:before="80" w:after="80"/>
+        <w:rPr>
+          <w:lang w:val="pt-PT"/>
+        </w:rPr>
+      </w:pPr>
+      <w:r>
+        <w:rPr>
+          <w:lang w:val="pt-PT"/>
+        </w:rPr>
+        <w:t xml:space="preserve">Todos estes documentos devem ser </w:t>
+      </w:r>
+      <w:proofErr w:type="spellStart"/>
+      <w:r>
+        <w:rPr>
+          <w:lang w:val="pt-PT"/>
+        </w:rPr>
+        <w:t>atualizados</w:t>
+      </w:r>
+      <w:proofErr w:type="spellEnd"/>
+      <w:r>
+        <w:rPr>
+          <w:lang w:val="pt-PT"/>
+        </w:rPr>
+        <w:t xml:space="preserve"> sempre que houver alterações significativas e revistos pelo menos anualmente.</w:t>
+      </w:r>
+    </w:p>
+    <w:p>
+      <w:pPr>
+        <w:pStyle w:val="Heading2"/>
+        <w:rPr>
+          <w:lang w:val="pt-PT"/>
+        </w:rPr>
+      </w:pPr>
+      <w:r>
+        <w:rPr>
+          <w:lang w:val="pt-PT"/>
+        </w:rPr>
+        <w:t>9.2 Administração segura dos dispositivos de rede</w:t>
       </w:r>
     </w:p>
     <w:p>
@@ -9837,21 +9482,7 @@
         <w:rPr>
           <w:lang w:val="pt-PT"/>
         </w:rPr>
-        <w:t xml:space="preserve">As interfaces de gestão não devem estar acessíveis </w:t>
-      </w:r>
-      <w:proofErr w:type="spellStart"/>
-      <w:r>
-        <w:rPr>
-          <w:lang w:val="pt-PT"/>
-        </w:rPr>
-        <w:t>directamente</w:t>
-      </w:r>
-      <w:proofErr w:type="spellEnd"/>
-      <w:r>
-        <w:rPr>
-          <w:lang w:val="pt-PT"/>
-        </w:rPr>
-        <w:t xml:space="preserve"> a partir da Internet. O acesso remoto de administração deve ser feito via </w:t>
+        <w:t xml:space="preserve">O acesso às interfaces de gestão (web, CLI) deve ser restrito à </w:t>
       </w:r>
       <w:r>
         <w:rPr>
@@ -9859,13 +9490,13 @@
           <w:iCs/>
           <w:lang w:val="pt-PT"/>
         </w:rPr>
-        <w:t>VPN</w:t>
-      </w:r>
-      <w:r>
-        <w:rPr>
-          <w:lang w:val="pt-PT"/>
-        </w:rPr>
-        <w:t>.</w:t>
+        <w:t>VLAN</w:t>
+      </w:r>
+      <w:r>
+        <w:rPr>
+          <w:lang w:val="pt-PT"/>
+        </w:rPr>
+        <w:t xml:space="preserve"> de gestão (MGMT) e a utilizadores administrativos devidamente autorizados.</w:t>
       </w:r>
     </w:p>
     <w:p>
@@ -9883,23 +9514,35 @@
         <w:rPr>
           <w:lang w:val="pt-PT"/>
         </w:rPr>
-        <w:t>Protocolos de gestão não encriptados (</w:t>
+        <w:t xml:space="preserve">As interfaces de gestão não devem estar acessíveis </w:t>
       </w:r>
       <w:proofErr w:type="spellStart"/>
+      <w:r>
+        <w:rPr>
+          <w:lang w:val="pt-PT"/>
+        </w:rPr>
+        <w:t>diretamente</w:t>
+      </w:r>
+      <w:proofErr w:type="spellEnd"/>
+      <w:r>
+        <w:rPr>
+          <w:lang w:val="pt-PT"/>
+        </w:rPr>
+        <w:t xml:space="preserve"> a partir da Internet. O acesso remoto de administração deve ser feito via </w:t>
+      </w:r>
       <w:r>
         <w:rPr>
           <w:i/>
           <w:iCs/>
           <w:lang w:val="pt-PT"/>
         </w:rPr>
-        <w:t>Telnet</w:t>
-      </w:r>
-      <w:proofErr w:type="spellEnd"/>
-      <w:r>
-        <w:rPr>
-          <w:lang w:val="pt-PT"/>
-        </w:rPr>
-        <w:t>, HTTP) são proibidos; usar SSH e HTTPS.</w:t>
+        <w:t>VPN</w:t>
+      </w:r>
+      <w:r>
+        <w:rPr>
+          <w:lang w:val="pt-PT"/>
+        </w:rPr>
+        <w:t>.</w:t>
       </w:r>
     </w:p>
     <w:p>
@@ -9917,7 +9560,23 @@
         <w:rPr>
           <w:lang w:val="pt-PT"/>
         </w:rPr>
-        <w:t>Toda a instalação ou modificação de dispositivos de rede deve ser realizada pelo Responsável de TI ou sob a sua supervisão.</w:t>
+        <w:t>Protocolos de gestão não encriptados (</w:t>
+      </w:r>
+      <w:proofErr w:type="spellStart"/>
+      <w:r>
+        <w:rPr>
+          <w:i/>
+          <w:iCs/>
+          <w:lang w:val="pt-PT"/>
+        </w:rPr>
+        <w:t>Telnet</w:t>
+      </w:r>
+      <w:proofErr w:type="spellEnd"/>
+      <w:r>
+        <w:rPr>
+          <w:lang w:val="pt-PT"/>
+        </w:rPr>
+        <w:t>, HTTP) são proibidos; usar SSH e HTTPS.</w:t>
       </w:r>
     </w:p>
     <w:p>
@@ -9935,21 +9594,7 @@
         <w:rPr>
           <w:lang w:val="pt-PT"/>
         </w:rPr>
-        <w:t xml:space="preserve">A autenticação </w:t>
-      </w:r>
-      <w:proofErr w:type="spellStart"/>
-      <w:r>
-        <w:rPr>
-          <w:lang w:val="pt-PT"/>
-        </w:rPr>
-        <w:t>multifactor</w:t>
-      </w:r>
-      <w:proofErr w:type="spellEnd"/>
-      <w:r>
-        <w:rPr>
-          <w:lang w:val="pt-PT"/>
-        </w:rPr>
-        <w:t xml:space="preserve"> (MFA) deve ser aplicada ao acesso às interfaces de gestão críticas.</w:t>
+        <w:t>A autenticação multifator (MFA) é obrigatória no acesso às interfaces de gestão dos equipamentos de rede, sempre que o equipamento a suporte; se não suportar, o acesso só é possível a partir da zona MGMT ou através da VPN com MFA (QNRCS PR.GA-3, nível Básico: contas privilegiadas).</w:t>
       </w:r>
     </w:p>
     <w:p>
@@ -9961,7 +9606,7 @@
       </w:r>
       <w:proofErr w:type="spellStart"/>
       <w:r>
-        <w:t>Actualizações</w:t>
+        <w:t>Atualizações</w:t>
       </w:r>
       <w:proofErr w:type="spellEnd"/>
       <w:r>
@@ -10062,14 +9707,14 @@
         <w:rPr>
           <w:lang w:val="pt-PT"/>
         </w:rPr>
-        <w:t>actualizado</w:t>
+        <w:t>atualizado</w:t>
       </w:r>
       <w:proofErr w:type="spellEnd"/>
       <w:r>
         <w:rPr>
           <w:lang w:val="pt-PT"/>
         </w:rPr>
-        <w:t xml:space="preserve"> regularmente, conforme a Política de Gestão de Vulnerabilidades.</w:t>
+        <w:t xml:space="preserve"> regularmente, conforme a Política de Gestão de Vulnerabilidades e Patches.</w:t>
       </w:r>
     </w:p>
     <w:p>
@@ -10087,7 +9732,7 @@
         <w:rPr>
           <w:lang w:val="pt-PT"/>
         </w:rPr>
-        <w:t>Vulnerabilidades críticas em dispositivos de rede devem ser corrigidas no prazo máximo de 72 horas após publicação.</w:t>
+        <w:t>Os prazos de correção de vulnerabilidades em equipamentos de rede são os da Política de Gestão de Vulnerabilidades e Patches (secção 4). Os equipamentos expostos à Internet (firewall, VPN, router) têm prioridade: se uma vulnerabilidade estiver a ser explorada ativamente e não houver correção, o serviço exposto é desligado ou isolado de imediato.</w:t>
       </w:r>
     </w:p>
     <w:p>
@@ -10112,7 +9757,7 @@
         <w:rPr>
           <w:lang w:val="pt-PT"/>
         </w:rPr>
-        <w:t>actualizações</w:t>
+        <w:t>atualizações</w:t>
       </w:r>
       <w:proofErr w:type="spellEnd"/>
       <w:r>
@@ -10158,7 +9803,7 @@
         <w:rPr>
           <w:lang w:val="pt-PT"/>
         </w:rPr>
-        <w:t>protecção</w:t>
+        <w:t>proteção</w:t>
       </w:r>
       <w:proofErr w:type="spellEnd"/>
       <w:r>
@@ -10211,7 +9856,7 @@
         <w:rPr>
           <w:lang w:val="pt-PT"/>
         </w:rPr>
-        <w:t>detectar</w:t>
+        <w:t>detetar</w:t>
       </w:r>
       <w:proofErr w:type="spellEnd"/>
       <w:r>
@@ -10424,7 +10069,6 @@
             <w:pPr>
               <w:jc w:val="center"/>
             </w:pPr>
-            <w:proofErr w:type="spellStart"/>
             <w:r>
               <w:rPr>
                 <w:b/>
@@ -10433,31 +10077,8 @@
                 <w:sz w:val="20"/>
                 <w:szCs w:val="20"/>
               </w:rPr>
-              <w:t>Retenção</w:t>
-            </w:r>
-            <w:proofErr w:type="spellEnd"/>
-            <w:r>
-              <w:rPr>
-                <w:b/>
-                <w:bCs/>
-                <w:color w:val="FFFFFF"/>
-                <w:sz w:val="20"/>
-                <w:szCs w:val="20"/>
-              </w:rPr>
-              <w:t xml:space="preserve"> </w:t>
-            </w:r>
-            <w:proofErr w:type="spellStart"/>
-            <w:r>
-              <w:rPr>
-                <w:b/>
-                <w:bCs/>
-                <w:color w:val="FFFFFF"/>
-                <w:sz w:val="20"/>
-                <w:szCs w:val="20"/>
-              </w:rPr>
-              <w:t>mínima</w:t>
-            </w:r>
-            <w:proofErr w:type="spellEnd"/>
+              <w:t>Conservação mínima</w:t>
+            </w:r>
           </w:p>
         </w:tc>
       </w:tr>
@@ -10559,7 +10180,7 @@
                 <w:sz w:val="20"/>
                 <w:szCs w:val="20"/>
               </w:rPr>
-              <w:t>12 meses</w:t>
+              <w:t>[12 meses]</w:t>
             </w:r>
           </w:p>
         </w:tc>
@@ -10662,7 +10283,7 @@
                 <w:sz w:val="20"/>
                 <w:szCs w:val="20"/>
               </w:rPr>
-              <w:t>12 meses</w:t>
+              <w:t>[12 meses]</w:t>
             </w:r>
           </w:p>
         </w:tc>
@@ -10776,7 +10397,7 @@
                 <w:sz w:val="20"/>
                 <w:szCs w:val="20"/>
               </w:rPr>
-              <w:t>6 meses</w:t>
+              <w:t>[12 meses]</w:t>
             </w:r>
           </w:p>
         </w:tc>
@@ -10885,7 +10506,7 @@
                 <w:sz w:val="20"/>
                 <w:szCs w:val="20"/>
               </w:rPr>
-              <w:t>6 meses</w:t>
+              <w:t>[12 meses]</w:t>
             </w:r>
           </w:p>
         </w:tc>
@@ -11000,7 +10621,7 @@
                 <w:sz w:val="20"/>
                 <w:szCs w:val="20"/>
               </w:rPr>
-              <w:t>6 meses</w:t>
+              <w:t>[12 meses]</w:t>
             </w:r>
           </w:p>
         </w:tc>
@@ -11134,7 +10755,7 @@
                 <w:sz w:val="20"/>
                 <w:szCs w:val="20"/>
               </w:rPr>
-              <w:t>12 meses</w:t>
+              <w:t>[12 meses]</w:t>
             </w:r>
           </w:p>
         </w:tc>
@@ -11197,79 +10818,19 @@
               <w:rPr>
                 <w:b/>
                 <w:bCs/>
-                <w:color w:val="1F4E79"/>
-                <w:sz w:val="20"/>
-                <w:szCs w:val="20"/>
-                <w:lang w:val="pt-PT"/>
-              </w:rPr>
-              <w:t xml:space="preserve">Referência normativa: </w:t>
-            </w:r>
-            <w:r>
-              <w:rPr>
-                <w:sz w:val="20"/>
-                <w:szCs w:val="20"/>
-                <w:lang w:val="pt-PT"/>
-              </w:rPr>
-              <w:t xml:space="preserve">DL 125/2025, </w:t>
-            </w:r>
-            <w:proofErr w:type="spellStart"/>
-            <w:r>
-              <w:rPr>
-                <w:sz w:val="20"/>
-                <w:szCs w:val="20"/>
-                <w:lang w:val="pt-PT"/>
-              </w:rPr>
-              <w:t>Art</w:t>
-            </w:r>
-            <w:proofErr w:type="spellEnd"/>
-            <w:r>
-              <w:rPr>
-                <w:sz w:val="20"/>
-                <w:szCs w:val="20"/>
-                <w:lang w:val="pt-PT"/>
-              </w:rPr>
-              <w:t xml:space="preserve">. 12.º - As entidades devem manter registos de </w:t>
-            </w:r>
-            <w:proofErr w:type="spellStart"/>
-            <w:r>
-              <w:rPr>
-                <w:sz w:val="20"/>
-                <w:szCs w:val="20"/>
-                <w:lang w:val="pt-PT"/>
-              </w:rPr>
-              <w:t>actividade</w:t>
-            </w:r>
-            <w:proofErr w:type="spellEnd"/>
-            <w:r>
-              <w:rPr>
-                <w:sz w:val="20"/>
-                <w:szCs w:val="20"/>
-                <w:lang w:val="pt-PT"/>
-              </w:rPr>
-              <w:t xml:space="preserve"> adequados e assegurar a sua disponibilidade para fins de auditoria e resposta a incidentes. Os registos devem ser protegidos contra alteração ou eliminação não autorizada. </w:t>
-            </w:r>
-            <w:r>
-              <w:rPr>
-                <w:sz w:val="20"/>
-                <w:szCs w:val="20"/>
-              </w:rPr>
-              <w:t xml:space="preserve">ISO/IEC 27002:2022, </w:t>
-            </w:r>
-            <w:proofErr w:type="spellStart"/>
-            <w:r>
-              <w:rPr>
-                <w:sz w:val="20"/>
-                <w:szCs w:val="20"/>
-              </w:rPr>
-              <w:t>Controlo</w:t>
-            </w:r>
-            <w:proofErr w:type="spellEnd"/>
-            <w:r>
-              <w:rPr>
-                <w:sz w:val="20"/>
-                <w:szCs w:val="20"/>
-              </w:rPr>
-              <w:t xml:space="preserve"> A.8.15.</w:t>
+                <w:sz w:val="20"/>
+                <w:szCs w:val="20"/>
+                <w:lang w:val="pt-PT"/>
+              </w:rPr>
+              <w:t>Referência normativa:</w:t>
+            </w:r>
+            <w:r>
+              <w:rPr>
+                <w:sz w:val="20"/>
+                <w:szCs w:val="20"/>
+                <w:lang w:val="pt-PT"/>
+              </w:rPr>
+              <w:t xml:space="preserve"> RJC, art. 27.º, n.º 1, als. a) e e); QNRCS PR.SP-2 (nível Básico: registos recolhidos, guardados, protegidos e revistos regularmente, com conservação definida em função do risco) e DE.MC-1 (nível Básico: monitorização do tráfego de rede e proteção contra atividade não autorizada e maliciosa). ISO/IEC 27002:2022, controlos 8.15 (registo) e 8.16 (atividades de monitorização).</w:t>
             </w:r>
           </w:p>
         </w:tc>
@@ -11284,7 +10845,7 @@
       </w:r>
       <w:proofErr w:type="spellStart"/>
       <w:r>
-        <w:t>Protecção</w:t>
+        <w:t>Proteção</w:t>
       </w:r>
       <w:proofErr w:type="spellEnd"/>
       <w:r>
@@ -11472,6 +11033,42 @@
     </w:p>
     <w:p>
       <w:pPr>
+        <w:pStyle w:val="ListParagraph"/>
+        <w:numPr>
+          <w:ilvl w:val="0"/>
+          <w:numId w:val="2"/>
+        </w:numPr>
+        <w:rPr>
+          <w:lang w:val="pt-PT"/>
+        </w:rPr>
+      </w:pPr>
+      <w:r>
+        <w:rPr>
+          <w:lang w:val="pt-PT"/>
+        </w:rPr>
+        <w:t>Os equipamentos acertam a hora por NTP (Network Time Protocol) com uma fonte de hora fiável, para que os registos de vários equipamentos se possam comparar (obrigatório a partir do nível Substancial, com sincronização a uma fonte de relógio oficial; QNRCS PR.SP-2).</w:t>
+      </w:r>
+    </w:p>
+    <w:p>
+      <w:pPr>
+        <w:pStyle w:val="ListParagraph"/>
+        <w:numPr>
+          <w:ilvl w:val="0"/>
+          <w:numId w:val="2"/>
+        </w:numPr>
+        <w:rPr>
+          <w:lang w:val="pt-PT"/>
+        </w:rPr>
+      </w:pPr>
+      <w:r>
+        <w:rPr>
+          <w:lang w:val="pt-PT"/>
+        </w:rPr>
+        <w:t>No nível Elevado acrescem: alerta quando a recolha de registos falha, revisão periódica da capacidade de armazenamento dos registos e registos dos sistemas críticos guardados num sistema autónomo (QNRCS PR.SP-2).</w:t>
+      </w:r>
+    </w:p>
+    <w:p>
+      <w:pPr>
         <w:pStyle w:val="Heading2"/>
       </w:pPr>
       <w:r>
@@ -11506,53 +11103,7 @@
         <w:rPr>
           <w:lang w:val="pt-PT"/>
         </w:rPr>
-        <w:t xml:space="preserve">O Responsável de TI deve rever os alertas e </w:t>
-      </w:r>
-      <w:proofErr w:type="spellStart"/>
-      <w:r>
-        <w:rPr>
-          <w:i/>
-          <w:iCs/>
-          <w:lang w:val="pt-PT"/>
-        </w:rPr>
-        <w:t>logs</w:t>
-      </w:r>
-      <w:proofErr w:type="spellEnd"/>
-      <w:r>
-        <w:rPr>
-          <w:lang w:val="pt-PT"/>
-        </w:rPr>
-        <w:t xml:space="preserve"> críticos regularmente (pelo menos semanalmente para </w:t>
-      </w:r>
-      <w:proofErr w:type="spellStart"/>
-      <w:r>
-        <w:rPr>
-          <w:i/>
-          <w:iCs/>
-          <w:lang w:val="pt-PT"/>
-        </w:rPr>
-        <w:t>firewalls</w:t>
-      </w:r>
-      <w:proofErr w:type="spellEnd"/>
-      <w:r>
-        <w:rPr>
-          <w:lang w:val="pt-PT"/>
-        </w:rPr>
-        <w:t xml:space="preserve"> e </w:t>
-      </w:r>
-      <w:r>
-        <w:rPr>
-          <w:i/>
-          <w:iCs/>
-          <w:lang w:val="pt-PT"/>
-        </w:rPr>
-        <w:t>VPN</w:t>
-      </w:r>
-      <w:r>
-        <w:rPr>
-          <w:lang w:val="pt-PT"/>
-        </w:rPr>
-        <w:t>).</w:t>
+        <w:t>O Responsável de TI revê os registos e alertas da firewall, da VPN e dos equipamentos de gestão pelo menos uma vez por mês e anota a revisão no registo da secção 14 (data, o que foi analisado, ações).</w:t>
       </w:r>
     </w:p>
     <w:p>
@@ -11588,112 +11139,7 @@
         <w:rPr>
           <w:lang w:val="pt-PT"/>
         </w:rPr>
-        <w:t xml:space="preserve">Se tecnicamente viável, deve existir um sistema de </w:t>
-      </w:r>
-      <w:proofErr w:type="spellStart"/>
-      <w:r>
-        <w:rPr>
-          <w:lang w:val="pt-PT"/>
-        </w:rPr>
-        <w:t>detecção</w:t>
-      </w:r>
-      <w:proofErr w:type="spellEnd"/>
-      <w:r>
-        <w:rPr>
-          <w:lang w:val="pt-PT"/>
-        </w:rPr>
-        <w:t xml:space="preserve"> de intrusões (</w:t>
-      </w:r>
-      <w:r>
-        <w:rPr>
-          <w:i/>
-          <w:iCs/>
-          <w:lang w:val="pt-PT"/>
-        </w:rPr>
-        <w:t>IDS</w:t>
-      </w:r>
-      <w:r>
-        <w:rPr>
-          <w:lang w:val="pt-PT"/>
-        </w:rPr>
-        <w:t>) nas zonas críticas da rede (perímetro Internet, acesso a servidores).</w:t>
-      </w:r>
-    </w:p>
-    <w:p>
-      <w:pPr>
-        <w:pBdr>
-          <w:bottom w:val="single" w:sz="6" w:space="1" w:color="2E75B6"/>
-        </w:pBdr>
-        <w:spacing w:before="80" w:after="80"/>
-        <w:rPr>
-          <w:lang w:val="pt-PT"/>
-        </w:rPr>
-      </w:pPr>
-    </w:p>
-    <w:p>
-      <w:pPr>
-        <w:pStyle w:val="Heading1"/>
-        <w:rPr>
-          <w:lang w:val="pt-PT"/>
-        </w:rPr>
-      </w:pPr>
-      <w:r>
-        <w:rPr>
-          <w:lang w:val="pt-PT"/>
-        </w:rPr>
-        <w:t xml:space="preserve">11. Ligações a Serviços em </w:t>
-      </w:r>
-      <w:proofErr w:type="spellStart"/>
-      <w:r>
-        <w:rPr>
-          <w:lang w:val="pt-PT"/>
-        </w:rPr>
-        <w:t>Cloud</w:t>
-      </w:r>
-      <w:proofErr w:type="spellEnd"/>
-    </w:p>
-    <w:p>
-      <w:pPr>
-        <w:spacing w:before="80" w:after="80"/>
-        <w:rPr>
-          <w:lang w:val="pt-PT"/>
-        </w:rPr>
-      </w:pPr>
-      <w:r>
-        <w:rPr>
-          <w:lang w:val="pt-PT"/>
-        </w:rPr>
-        <w:t xml:space="preserve">A </w:t>
-      </w:r>
-      <w:proofErr w:type="spellStart"/>
-      <w:r>
-        <w:rPr>
-          <w:lang w:val="pt-PT"/>
-        </w:rPr>
-        <w:t>adopção</w:t>
-      </w:r>
-      <w:proofErr w:type="spellEnd"/>
-      <w:r>
-        <w:rPr>
-          <w:lang w:val="pt-PT"/>
-        </w:rPr>
-        <w:t xml:space="preserve"> de serviços em </w:t>
-      </w:r>
-      <w:proofErr w:type="spellStart"/>
-      <w:r>
-        <w:rPr>
-          <w:i/>
-          <w:iCs/>
-          <w:lang w:val="pt-PT"/>
-        </w:rPr>
-        <w:t>cloud</w:t>
-      </w:r>
-      <w:proofErr w:type="spellEnd"/>
-      <w:r>
-        <w:rPr>
-          <w:lang w:val="pt-PT"/>
-        </w:rPr>
-        <w:t xml:space="preserve"> expande o perímetro de rede tradicional e requer controlos específicos para garantir a segurança das ligações e dos dados transmitidos:</w:t>
+        <w:t>A firewall de perímetro tem ativas e atualizadas as funções de proteção que ofereça contra atividade maliciosa (ex.: prevenção de intrusões (IPS), bloqueio de destinos maliciosos) (QNRCS DE.MC-1, nível Básico). A partir do nível Substancial, as comunicações não autorizadas, locais e remotas, aos sistemas críticos são monitorizadas e bloqueadas; no nível Elevado, a monitorização dos sistemas críticos é contínua e aciona respostas automáticas. Numa PME, estes níveis obtêm-se normalmente com um serviço de monitorização contratado.</w:t>
       </w:r>
     </w:p>
     <w:p>
@@ -11711,7 +11157,68 @@
         <w:rPr>
           <w:lang w:val="pt-PT"/>
         </w:rPr>
-        <w:t xml:space="preserve">As ligações entre a rede corporativa e ambientes em </w:t>
+        <w:t>Se a rede ficar indisponível ou comprometida durante um incidente, a equipa usa os meios de comunicação alternativos definidos no PRIC (RJC, art. 27.º, n.º 1, al. i): sistemas seguros de comunicações de emergência).</w:t>
+      </w:r>
+    </w:p>
+    <w:p>
+      <w:pPr>
+        <w:pBdr>
+          <w:bottom w:val="single" w:sz="6" w:space="1" w:color="2E75B6"/>
+        </w:pBdr>
+        <w:spacing w:before="80" w:after="80"/>
+        <w:rPr>
+          <w:lang w:val="pt-PT"/>
+        </w:rPr>
+      </w:pPr>
+    </w:p>
+    <w:p>
+      <w:pPr>
+        <w:pStyle w:val="Heading1"/>
+        <w:rPr>
+          <w:lang w:val="pt-PT"/>
+        </w:rPr>
+      </w:pPr>
+      <w:r>
+        <w:rPr>
+          <w:lang w:val="pt-PT"/>
+        </w:rPr>
+        <w:t xml:space="preserve">11. Ligações a Serviços em </w:t>
+      </w:r>
+      <w:proofErr w:type="spellStart"/>
+      <w:r>
+        <w:rPr>
+          <w:lang w:val="pt-PT"/>
+        </w:rPr>
+        <w:t>Cloud</w:t>
+      </w:r>
+      <w:proofErr w:type="spellEnd"/>
+    </w:p>
+    <w:p>
+      <w:pPr>
+        <w:spacing w:before="80" w:after="80"/>
+        <w:rPr>
+          <w:lang w:val="pt-PT"/>
+        </w:rPr>
+      </w:pPr>
+      <w:r>
+        <w:rPr>
+          <w:lang w:val="pt-PT"/>
+        </w:rPr>
+        <w:t xml:space="preserve">A </w:t>
+      </w:r>
+      <w:proofErr w:type="spellStart"/>
+      <w:r>
+        <w:rPr>
+          <w:lang w:val="pt-PT"/>
+        </w:rPr>
+        <w:t>adoção</w:t>
+      </w:r>
+      <w:proofErr w:type="spellEnd"/>
+      <w:r>
+        <w:rPr>
+          <w:lang w:val="pt-PT"/>
+        </w:rPr>
+        <w:t xml:space="preserve"> de serviços em </w:t>
       </w:r>
       <w:proofErr w:type="spellStart"/>
       <w:r>
@@ -11727,49 +11234,7 @@
         <w:rPr>
           <w:lang w:val="pt-PT"/>
         </w:rPr>
-        <w:t xml:space="preserve"> (</w:t>
-      </w:r>
-      <w:r>
-        <w:rPr>
-          <w:i/>
-          <w:iCs/>
-          <w:lang w:val="pt-PT"/>
-        </w:rPr>
-        <w:t>IaaS</w:t>
-      </w:r>
-      <w:r>
-        <w:rPr>
-          <w:lang w:val="pt-PT"/>
-        </w:rPr>
-        <w:t xml:space="preserve">, </w:t>
-      </w:r>
-      <w:r>
-        <w:rPr>
-          <w:i/>
-          <w:iCs/>
-          <w:lang w:val="pt-PT"/>
-        </w:rPr>
-        <w:t>PaaS</w:t>
-      </w:r>
-      <w:r>
-        <w:rPr>
-          <w:lang w:val="pt-PT"/>
-        </w:rPr>
-        <w:t xml:space="preserve">, </w:t>
-      </w:r>
-      <w:r>
-        <w:rPr>
-          <w:i/>
-          <w:iCs/>
-          <w:lang w:val="pt-PT"/>
-        </w:rPr>
-        <w:t>SaaS</w:t>
-      </w:r>
-      <w:r>
-        <w:rPr>
-          <w:lang w:val="pt-PT"/>
-        </w:rPr>
-        <w:t>) devem ser encriptadas (TLS 1.2 no mínimo, recomendado TLS 1.3).</w:t>
+        <w:t xml:space="preserve"> expande o perímetro de rede tradicional e requer controlos específicos para garantir a segurança das ligações e dos dados transmitidos:</w:t>
       </w:r>
     </w:p>
     <w:p>
@@ -11787,7 +11252,7 @@
         <w:rPr>
           <w:lang w:val="pt-PT"/>
         </w:rPr>
-        <w:t xml:space="preserve">O acesso a serviços em </w:t>
+        <w:t xml:space="preserve">As ligações entre a rede corporativa e ambientes em </w:t>
       </w:r>
       <w:proofErr w:type="spellStart"/>
       <w:r>
@@ -11803,7 +11268,7 @@
         <w:rPr>
           <w:lang w:val="pt-PT"/>
         </w:rPr>
-        <w:t xml:space="preserve"> críticos deve estar sujeito a MFA e, preferencialmente, restrito a endereços IP corporativos ou via </w:t>
+        <w:t xml:space="preserve"> (</w:t>
       </w:r>
       <w:r>
         <w:rPr>
@@ -11811,13 +11276,41 @@
           <w:iCs/>
           <w:lang w:val="pt-PT"/>
         </w:rPr>
-        <w:t>VPN</w:t>
-      </w:r>
-      <w:r>
-        <w:rPr>
-          <w:lang w:val="pt-PT"/>
-        </w:rPr>
-        <w:t>.</w:t>
+        <w:t>IaaS</w:t>
+      </w:r>
+      <w:r>
+        <w:rPr>
+          <w:lang w:val="pt-PT"/>
+        </w:rPr>
+        <w:t xml:space="preserve">, </w:t>
+      </w:r>
+      <w:r>
+        <w:rPr>
+          <w:i/>
+          <w:iCs/>
+          <w:lang w:val="pt-PT"/>
+        </w:rPr>
+        <w:t>PaaS</w:t>
+      </w:r>
+      <w:r>
+        <w:rPr>
+          <w:lang w:val="pt-PT"/>
+        </w:rPr>
+        <w:t xml:space="preserve">, </w:t>
+      </w:r>
+      <w:r>
+        <w:rPr>
+          <w:i/>
+          <w:iCs/>
+          <w:lang w:val="pt-PT"/>
+        </w:rPr>
+        <w:t>SaaS</w:t>
+      </w:r>
+      <w:r>
+        <w:rPr>
+          <w:lang w:val="pt-PT"/>
+        </w:rPr>
+        <w:t>) devem ser cifradas (TLS 1.2 no mínimo, recomendado TLS 1.3).</w:t>
       </w:r>
     </w:p>
     <w:p>
@@ -11835,7 +11328,7 @@
         <w:rPr>
           <w:lang w:val="pt-PT"/>
         </w:rPr>
-        <w:t xml:space="preserve">Os acessos administrativos a plataformas em </w:t>
+        <w:t xml:space="preserve">O acesso a serviços em </w:t>
       </w:r>
       <w:proofErr w:type="spellStart"/>
       <w:r>
@@ -11851,7 +11344,21 @@
         <w:rPr>
           <w:lang w:val="pt-PT"/>
         </w:rPr>
-        <w:t xml:space="preserve"> devem ser geridos por contas dedicadas com privilégios mínimos.</w:t>
+        <w:t xml:space="preserve"> críticos deve estar sujeito a MFA e, preferencialmente, restrito a endereços IP corporativos ou via </w:t>
+      </w:r>
+      <w:r>
+        <w:rPr>
+          <w:i/>
+          <w:iCs/>
+          <w:lang w:val="pt-PT"/>
+        </w:rPr>
+        <w:t>VPN</w:t>
+      </w:r>
+      <w:r>
+        <w:rPr>
+          <w:lang w:val="pt-PT"/>
+        </w:rPr>
+        <w:t>.</w:t>
       </w:r>
     </w:p>
     <w:p>
@@ -11869,21 +11376,7 @@
         <w:rPr>
           <w:lang w:val="pt-PT"/>
         </w:rPr>
-        <w:t xml:space="preserve">Os registos de </w:t>
-      </w:r>
-      <w:proofErr w:type="spellStart"/>
-      <w:r>
-        <w:rPr>
-          <w:lang w:val="pt-PT"/>
-        </w:rPr>
-        <w:t>actividade</w:t>
-      </w:r>
-      <w:proofErr w:type="spellEnd"/>
-      <w:r>
-        <w:rPr>
-          <w:lang w:val="pt-PT"/>
-        </w:rPr>
-        <w:t xml:space="preserve"> das plataformas em </w:t>
+        <w:t xml:space="preserve">Os acessos administrativos a plataformas em </w:t>
       </w:r>
       <w:proofErr w:type="spellStart"/>
       <w:r>
@@ -11899,21 +11392,7 @@
         <w:rPr>
           <w:lang w:val="pt-PT"/>
         </w:rPr>
-        <w:t xml:space="preserve"> devem estar </w:t>
-      </w:r>
-      <w:proofErr w:type="spellStart"/>
-      <w:r>
-        <w:rPr>
-          <w:lang w:val="pt-PT"/>
-        </w:rPr>
-        <w:t>activados</w:t>
-      </w:r>
-      <w:proofErr w:type="spellEnd"/>
-      <w:r>
-        <w:rPr>
-          <w:lang w:val="pt-PT"/>
-        </w:rPr>
-        <w:t xml:space="preserve"> e conservados de acordo com os requisitos desta política.</w:t>
+        <w:t xml:space="preserve"> devem ser geridos por contas dedicadas com privilégios mínimos.</w:t>
       </w:r>
     </w:p>
     <w:p>
@@ -11931,37 +11410,51 @@
         <w:rPr>
           <w:lang w:val="pt-PT"/>
         </w:rPr>
-        <w:t xml:space="preserve">As regras de </w:t>
-      </w:r>
+        <w:t xml:space="preserve">Os registos de </w:t>
+      </w:r>
+      <w:proofErr w:type="spellStart"/>
+      <w:r>
+        <w:rPr>
+          <w:lang w:val="pt-PT"/>
+        </w:rPr>
+        <w:t>atividade</w:t>
+      </w:r>
+      <w:proofErr w:type="spellEnd"/>
+      <w:r>
+        <w:rPr>
+          <w:lang w:val="pt-PT"/>
+        </w:rPr>
+        <w:t xml:space="preserve"> das plataformas em </w:t>
+      </w:r>
+      <w:proofErr w:type="spellStart"/>
       <w:r>
         <w:rPr>
           <w:i/>
           <w:iCs/>
           <w:lang w:val="pt-PT"/>
         </w:rPr>
-        <w:t>firewall</w:t>
-      </w:r>
-      <w:r>
-        <w:rPr>
-          <w:lang w:val="pt-PT"/>
-        </w:rPr>
-        <w:t xml:space="preserve"> e grupos de segurança em </w:t>
+        <w:t>cloud</w:t>
+      </w:r>
+      <w:proofErr w:type="spellEnd"/>
+      <w:r>
+        <w:rPr>
+          <w:lang w:val="pt-PT"/>
+        </w:rPr>
+        <w:t xml:space="preserve"> devem estar </w:t>
       </w:r>
       <w:proofErr w:type="spellStart"/>
       <w:r>
         <w:rPr>
-          <w:i/>
-          <w:iCs/>
-          <w:lang w:val="pt-PT"/>
-        </w:rPr>
-        <w:t>cloud</w:t>
+          <w:lang w:val="pt-PT"/>
+        </w:rPr>
+        <w:t>ativados</w:t>
       </w:r>
       <w:proofErr w:type="spellEnd"/>
       <w:r>
         <w:rPr>
           <w:lang w:val="pt-PT"/>
         </w:rPr>
-        <w:t xml:space="preserve"> devem seguir o mesmo princípio de 'negar por defeito' aplicado à rede local.</w:t>
+        <w:t xml:space="preserve"> e conservados de acordo com os requisitos desta política.</w:t>
       </w:r>
     </w:p>
     <w:p>
@@ -11979,15 +11472,29 @@
         <w:rPr>
           <w:lang w:val="pt-PT"/>
         </w:rPr>
-        <w:t xml:space="preserve">Os fornecedores de serviços em </w:t>
-      </w:r>
-      <w:proofErr w:type="spellStart"/>
+        <w:t xml:space="preserve">As regras de </w:t>
+      </w:r>
       <w:r>
         <w:rPr>
           <w:i/>
           <w:iCs/>
           <w:lang w:val="pt-PT"/>
         </w:rPr>
+        <w:t>firewall</w:t>
+      </w:r>
+      <w:r>
+        <w:rPr>
+          <w:lang w:val="pt-PT"/>
+        </w:rPr>
+        <w:t xml:space="preserve"> e grupos de segurança em </w:t>
+      </w:r>
+      <w:proofErr w:type="spellStart"/>
+      <w:r>
+        <w:rPr>
+          <w:i/>
+          <w:iCs/>
+          <w:lang w:val="pt-PT"/>
+        </w:rPr>
         <w:t>cloud</w:t>
       </w:r>
       <w:proofErr w:type="spellEnd"/>
@@ -11995,7 +11502,25 @@
         <w:rPr>
           <w:lang w:val="pt-PT"/>
         </w:rPr>
-        <w:t xml:space="preserve"> críticos devem ser avaliados quanto à conformidade com normas de segurança reconhecidas (ISO 27001, SOC 2, etc.).</w:t>
+        <w:t xml:space="preserve"> devem seguir o mesmo princípio de 'negar por defeito' aplicado à rede local.</w:t>
+      </w:r>
+    </w:p>
+    <w:p>
+      <w:pPr>
+        <w:pStyle w:val="ListParagraph"/>
+        <w:numPr>
+          <w:ilvl w:val="0"/>
+          <w:numId w:val="2"/>
+        </w:numPr>
+        <w:rPr>
+          <w:lang w:val="pt-PT"/>
+        </w:rPr>
+      </w:pPr>
+      <w:r>
+        <w:rPr>
+          <w:lang w:val="pt-PT"/>
+        </w:rPr>
+        <w:t>Os fornecedores de serviços na nuvem críticos são avaliados nos termos da Política de Gestão do Risco da Cadeia de Abastecimento (anualmente ou sempre que relevante; QNRCS GR.CA-7).</w:t>
       </w:r>
     </w:p>
     <w:p>
@@ -12177,7 +11702,6 @@
             <w:vAlign w:val="center"/>
           </w:tcPr>
           <w:p>
-            <w:proofErr w:type="spellStart"/>
             <w:r>
               <w:rPr>
                 <w:b/>
@@ -12185,29 +11709,8 @@
                 <w:sz w:val="20"/>
                 <w:szCs w:val="20"/>
               </w:rPr>
-              <w:t>Administração</w:t>
-            </w:r>
-            <w:proofErr w:type="spellEnd"/>
-            <w:r>
-              <w:rPr>
-                <w:b/>
-                <w:bCs/>
-                <w:sz w:val="20"/>
-                <w:szCs w:val="20"/>
-              </w:rPr>
-              <w:t xml:space="preserve"> / </w:t>
-            </w:r>
-            <w:proofErr w:type="spellStart"/>
-            <w:r>
-              <w:rPr>
-                <w:b/>
-                <w:bCs/>
-                <w:sz w:val="20"/>
-                <w:szCs w:val="20"/>
-              </w:rPr>
-              <w:t>Gerência</w:t>
-            </w:r>
-            <w:proofErr w:type="spellEnd"/>
+              <w:t>Órgão de gestão</w:t>
+            </w:r>
           </w:p>
         </w:tc>
         <w:tc>
@@ -12240,7 +11743,7 @@
                 <w:szCs w:val="20"/>
                 <w:lang w:val="pt-PT"/>
               </w:rPr>
-              <w:t>Aprovar esta política e os recursos necessários. Ser informada em caso de incidente de segurança de rede significativo ou de violação grave desta política.</w:t>
+              <w:t>Aprovar esta política e os recursos necessários e supervisionar a sua aplicação (RJC, art. 25.º, n.º 1, als. a) e b)). Ser informado dos incidentes de rede significativos e das violações graves desta política.</w:t>
             </w:r>
           </w:p>
         </w:tc>
@@ -12284,7 +11787,7 @@
                 <w:szCs w:val="20"/>
                 <w:lang w:val="pt-PT"/>
               </w:rPr>
-              <w:t>Responsável de TI (interno ou externo)</w:t>
+              <w:t>Responsável de Cibersegurança</w:t>
             </w:r>
           </w:p>
         </w:tc>
@@ -12313,143 +11816,7 @@
                 <w:szCs w:val="20"/>
                 <w:lang w:val="pt-PT"/>
               </w:rPr>
-              <w:t xml:space="preserve">Implementar e manter a </w:t>
-            </w:r>
-            <w:proofErr w:type="spellStart"/>
-            <w:r>
-              <w:rPr>
-                <w:sz w:val="20"/>
-                <w:szCs w:val="20"/>
-                <w:lang w:val="pt-PT"/>
-              </w:rPr>
-              <w:t>arquitectura</w:t>
-            </w:r>
-            <w:proofErr w:type="spellEnd"/>
-            <w:r>
-              <w:rPr>
-                <w:sz w:val="20"/>
-                <w:szCs w:val="20"/>
-                <w:lang w:val="pt-PT"/>
-              </w:rPr>
-              <w:t xml:space="preserve"> de rede segura. Gerir </w:t>
-            </w:r>
-            <w:proofErr w:type="spellStart"/>
-            <w:r>
-              <w:rPr>
-                <w:sz w:val="20"/>
-                <w:szCs w:val="20"/>
-                <w:lang w:val="pt-PT"/>
-              </w:rPr>
-              <w:t>firewalls</w:t>
-            </w:r>
-            <w:proofErr w:type="spellEnd"/>
-            <w:r>
-              <w:rPr>
-                <w:sz w:val="20"/>
-                <w:szCs w:val="20"/>
-                <w:lang w:val="pt-PT"/>
-              </w:rPr>
-              <w:t xml:space="preserve">, </w:t>
-            </w:r>
-            <w:proofErr w:type="spellStart"/>
-            <w:r>
-              <w:rPr>
-                <w:sz w:val="20"/>
-                <w:szCs w:val="20"/>
-                <w:lang w:val="pt-PT"/>
-              </w:rPr>
-              <w:t>VLANs</w:t>
-            </w:r>
-            <w:proofErr w:type="spellEnd"/>
-            <w:r>
-              <w:rPr>
-                <w:sz w:val="20"/>
-                <w:szCs w:val="20"/>
-                <w:lang w:val="pt-PT"/>
-              </w:rPr>
-              <w:t xml:space="preserve">, VPN e controlos de acesso. Monitorizar e responder a alertas. Documentar a rede e manter o inventário de dispositivos </w:t>
-            </w:r>
-            <w:proofErr w:type="spellStart"/>
-            <w:r>
-              <w:rPr>
-                <w:sz w:val="20"/>
-                <w:szCs w:val="20"/>
-                <w:lang w:val="pt-PT"/>
-              </w:rPr>
-              <w:t>actualizado</w:t>
-            </w:r>
-            <w:proofErr w:type="spellEnd"/>
-            <w:r>
-              <w:rPr>
-                <w:sz w:val="20"/>
-                <w:szCs w:val="20"/>
-                <w:lang w:val="pt-PT"/>
-              </w:rPr>
-              <w:t xml:space="preserve">. </w:t>
-            </w:r>
-            <w:proofErr w:type="spellStart"/>
-            <w:r>
-              <w:rPr>
-                <w:sz w:val="20"/>
-                <w:szCs w:val="20"/>
-              </w:rPr>
-              <w:t>Instalar</w:t>
-            </w:r>
-            <w:proofErr w:type="spellEnd"/>
-            <w:r>
-              <w:rPr>
-                <w:sz w:val="20"/>
-                <w:szCs w:val="20"/>
-              </w:rPr>
-              <w:t xml:space="preserve"> e </w:t>
-            </w:r>
-            <w:proofErr w:type="spellStart"/>
-            <w:r>
-              <w:rPr>
-                <w:sz w:val="20"/>
-                <w:szCs w:val="20"/>
-              </w:rPr>
-              <w:t>aprovar</w:t>
-            </w:r>
-            <w:proofErr w:type="spellEnd"/>
-            <w:r>
-              <w:rPr>
-                <w:sz w:val="20"/>
-                <w:szCs w:val="20"/>
-              </w:rPr>
-              <w:t xml:space="preserve"> </w:t>
-            </w:r>
-            <w:proofErr w:type="spellStart"/>
-            <w:r>
-              <w:rPr>
-                <w:sz w:val="20"/>
-                <w:szCs w:val="20"/>
-              </w:rPr>
-              <w:t>alterações</w:t>
-            </w:r>
-            <w:proofErr w:type="spellEnd"/>
-            <w:r>
-              <w:rPr>
-                <w:sz w:val="20"/>
-                <w:szCs w:val="20"/>
-              </w:rPr>
-              <w:t xml:space="preserve"> de </w:t>
-            </w:r>
-            <w:proofErr w:type="spellStart"/>
-            <w:r>
-              <w:rPr>
-                <w:sz w:val="20"/>
-                <w:szCs w:val="20"/>
-              </w:rPr>
-              <w:t>configuração</w:t>
-            </w:r>
-            <w:proofErr w:type="spellEnd"/>
-            <w:r>
-              <w:rPr>
-                <w:sz w:val="20"/>
-                <w:szCs w:val="20"/>
-              </w:rPr>
-              <w:t>.</w:t>
+              <w:t>Propor esta política e as suas revisões ao órgão de gestão (RJC, art. 31.º). Aprovar as exceções a esta política (regras permissivas, acesso sem VPN ou ZTNA). Acompanhar os resultados das revisões periódicas e garantir que os prestadores externos cumprem esta política e os contratos.</w:t>
             </w:r>
           </w:p>
         </w:tc>
@@ -12487,39 +11854,8 @@
                 <w:sz w:val="20"/>
                 <w:szCs w:val="20"/>
               </w:rPr>
-              <w:t xml:space="preserve">Todos </w:t>
-            </w:r>
-            <w:proofErr w:type="spellStart"/>
-            <w:r>
-              <w:rPr>
-                <w:b/>
-                <w:bCs/>
-                <w:sz w:val="20"/>
-                <w:szCs w:val="20"/>
-              </w:rPr>
-              <w:t>os</w:t>
-            </w:r>
-            <w:proofErr w:type="spellEnd"/>
-            <w:r>
-              <w:rPr>
-                <w:b/>
-                <w:bCs/>
-                <w:sz w:val="20"/>
-                <w:szCs w:val="20"/>
-              </w:rPr>
-              <w:t xml:space="preserve"> </w:t>
-            </w:r>
-            <w:proofErr w:type="spellStart"/>
-            <w:r>
-              <w:rPr>
-                <w:b/>
-                <w:bCs/>
-                <w:sz w:val="20"/>
-                <w:szCs w:val="20"/>
-              </w:rPr>
-              <w:t>colaboradores</w:t>
-            </w:r>
-            <w:proofErr w:type="spellEnd"/>
+              <w:t>Responsável de TI (interno ou prestador externo)</w:t>
+            </w:r>
           </w:p>
         </w:tc>
         <w:tc>
@@ -12552,7 +11888,7 @@
                 <w:szCs w:val="20"/>
                 <w:lang w:val="pt-PT"/>
               </w:rPr>
-              <w:t>Não ligar dispositivos não autorizados à rede. Não criar pontos de acesso Wi-Fi não autorizados. Reportar imediatamente qualquer anomalia ou comportamento suspeito na rede ao Responsável de TI.</w:t>
+              <w:t>Implementar e manter a arquitetura de rede segura. Gerir firewalls, VLANs, VPN e Wi-Fi. Rever as regras de firewall e a lista de acessos remotos semestralmente e os registos mensalmente. Documentar a rede e manter o inventário dos equipamentos de rede atualizado. Fazer ou supervisionar as alterações de configuração.</w:t>
             </w:r>
           </w:p>
         </w:tc>
@@ -12583,7 +11919,6 @@
             <w:vAlign w:val="center"/>
           </w:tcPr>
           <w:p>
-            <w:proofErr w:type="spellStart"/>
             <w:r>
               <w:rPr>
                 <w:b/>
@@ -12591,49 +11926,8 @@
                 <w:sz w:val="20"/>
                 <w:szCs w:val="20"/>
               </w:rPr>
-              <w:t>Prestadores</w:t>
-            </w:r>
-            <w:proofErr w:type="spellEnd"/>
-            <w:r>
-              <w:rPr>
-                <w:b/>
-                <w:bCs/>
-                <w:sz w:val="20"/>
-                <w:szCs w:val="20"/>
-              </w:rPr>
-              <w:t xml:space="preserve"> e </w:t>
-            </w:r>
-            <w:proofErr w:type="spellStart"/>
-            <w:r>
-              <w:rPr>
-                <w:b/>
-                <w:bCs/>
-                <w:sz w:val="20"/>
-                <w:szCs w:val="20"/>
-              </w:rPr>
-              <w:t>fornecedores</w:t>
-            </w:r>
-            <w:proofErr w:type="spellEnd"/>
-            <w:r>
-              <w:rPr>
-                <w:b/>
-                <w:bCs/>
-                <w:sz w:val="20"/>
-                <w:szCs w:val="20"/>
-              </w:rPr>
-              <w:t xml:space="preserve"> </w:t>
-            </w:r>
-            <w:proofErr w:type="spellStart"/>
-            <w:r>
-              <w:rPr>
-                <w:b/>
-                <w:bCs/>
-                <w:sz w:val="20"/>
-                <w:szCs w:val="20"/>
-              </w:rPr>
-              <w:t>externos</w:t>
-            </w:r>
-            <w:proofErr w:type="spellEnd"/>
+              <w:t>Colaboradores</w:t>
+            </w:r>
           </w:p>
         </w:tc>
         <w:tc>
@@ -12666,7 +11960,7 @@
                 <w:szCs w:val="20"/>
                 <w:lang w:val="pt-PT"/>
               </w:rPr>
-              <w:t>Cumprir os requisitos de segurança definidos nesta política e nos contratos. Usar apenas os acessos de rede atribuídos. Notificar imediatamente o Responsável de TI em caso de incidente.</w:t>
+              <w:t>Todo o pessoal, incluindo temporários e estagiários, e terceiros com acesso à rede. Não ligar dispositivos não autorizados à rede nem criar pontos de acesso Wi-Fi. Reportar de imediato ao Responsável de TI qualquer anomalia ou comportamento suspeito na rede.</w:t>
             </w:r>
           </w:p>
         </w:tc>
@@ -12735,38 +12029,19 @@
               <w:rPr>
                 <w:b/>
                 <w:bCs/>
-                <w:color w:val="1F4E79"/>
-                <w:sz w:val="20"/>
-                <w:szCs w:val="20"/>
-                <w:lang w:val="pt-PT"/>
-              </w:rPr>
-              <w:t xml:space="preserve">Referência normativa: </w:t>
-            </w:r>
-            <w:r>
-              <w:rPr>
-                <w:sz w:val="20"/>
-                <w:szCs w:val="20"/>
-                <w:lang w:val="pt-PT"/>
-              </w:rPr>
-              <w:t xml:space="preserve">DL 125/2025, </w:t>
-            </w:r>
-            <w:proofErr w:type="spellStart"/>
-            <w:r>
-              <w:rPr>
-                <w:sz w:val="20"/>
-                <w:szCs w:val="20"/>
-                <w:lang w:val="pt-PT"/>
-              </w:rPr>
-              <w:t>Art</w:t>
-            </w:r>
-            <w:proofErr w:type="spellEnd"/>
-            <w:r>
-              <w:rPr>
-                <w:sz w:val="20"/>
-                <w:szCs w:val="20"/>
-                <w:lang w:val="pt-PT"/>
-              </w:rPr>
-              <w:t>. 8.º - O órgão de administração é responsável pela aprovação das políticas de segurança e pela supervisão da sua implementação.</w:t>
+                <w:sz w:val="20"/>
+                <w:szCs w:val="20"/>
+                <w:lang w:val="pt-PT"/>
+              </w:rPr>
+              <w:t>Referência normativa:</w:t>
+            </w:r>
+            <w:r>
+              <w:rPr>
+                <w:sz w:val="20"/>
+                <w:szCs w:val="20"/>
+                <w:lang w:val="pt-PT"/>
+              </w:rPr>
+              <w:t xml:space="preserve"> RJC, art. 25.º, n.º 1, als. a) e b) (o órgão de gestão aprova as medidas de gestão dos riscos de cibersegurança, incluindo esta política, e supervisiona a sua aplicação), e art. 31.º (Responsável de Cibersegurança).</w:t>
             </w:r>
           </w:p>
         </w:tc>
@@ -12850,35 +12125,7 @@
         <w:rPr>
           <w:lang w:val="pt-PT"/>
         </w:rPr>
-        <w:t xml:space="preserve">Esta política é revista anualmente ou sempre que ocorram alterações significativas na </w:t>
-      </w:r>
-      <w:proofErr w:type="spellStart"/>
-      <w:r>
-        <w:rPr>
-          <w:lang w:val="pt-PT"/>
-        </w:rPr>
-        <w:t>arquitectura</w:t>
-      </w:r>
-      <w:proofErr w:type="spellEnd"/>
-      <w:r>
-        <w:rPr>
-          <w:lang w:val="pt-PT"/>
-        </w:rPr>
-        <w:t xml:space="preserve"> de rede, na tecnologia utilizada, no quadro legal ou na sequência de incidentes de segurança relevantes. A próxima revisão está prevista para </w:t>
-      </w:r>
-      <w:r>
-        <w:rPr>
-          <w:b/>
-          <w:bCs/>
-          <w:lang w:val="pt-PT"/>
-        </w:rPr>
-        <w:t>[data]</w:t>
-      </w:r>
-      <w:r>
-        <w:rPr>
-          <w:lang w:val="pt-PT"/>
-        </w:rPr>
-        <w:t>.</w:t>
+        <w:t>Esta política é revista anualmente, ou sempre que ocorram alterações significativas na arquitetura de rede, na tecnologia utilizada, no quadro legal ou após incidentes de segurança relevantes, e aprovada pelo órgão de gestão. A revisão pode ser agendada como tarefa recorrente na plataforma NIS2PME. A próxima revisão está prevista para [data].</w:t>
       </w:r>
     </w:p>
     <w:p>
@@ -12903,21 +12150,7 @@
         <w:rPr>
           <w:lang w:val="pt-PT"/>
         </w:rPr>
-        <w:t xml:space="preserve">14. </w:t>
-      </w:r>
-      <w:proofErr w:type="spellStart"/>
-      <w:r>
-        <w:rPr>
-          <w:lang w:val="pt-PT"/>
-        </w:rPr>
-        <w:t>Checklist</w:t>
-      </w:r>
-      <w:proofErr w:type="spellEnd"/>
-      <w:r>
-        <w:rPr>
-          <w:lang w:val="pt-PT"/>
-        </w:rPr>
-        <w:t xml:space="preserve"> de Revisão Periódica</w:t>
+        <w:t>14. Revisões Periódicas e Checklist</w:t>
       </w:r>
     </w:p>
     <w:p>
@@ -12931,23 +12164,7 @@
         <w:rPr>
           <w:lang w:val="pt-PT"/>
         </w:rPr>
-        <w:t xml:space="preserve">Esta </w:t>
-      </w:r>
-      <w:proofErr w:type="spellStart"/>
-      <w:r>
-        <w:rPr>
-          <w:i/>
-          <w:iCs/>
-          <w:lang w:val="pt-PT"/>
-        </w:rPr>
-        <w:t>checklist</w:t>
-      </w:r>
-      <w:proofErr w:type="spellEnd"/>
-      <w:r>
-        <w:rPr>
-          <w:lang w:val="pt-PT"/>
-        </w:rPr>
-        <w:t xml:space="preserve"> deve ser usada pelo Responsável de TI na revisão anual da segurança de rede e após alterações significativas à infraestrutura.</w:t>
+        <w:t>O Responsável de TI usa esta checklist na revisão semestral da segurança da rede e após alterações significativas à infraestrutura. Cada revisão (semestral, ou mensal no caso dos registos) é anotada no registo no fim desta secção.</w:t>
       </w:r>
     </w:p>
     <w:p>
@@ -13205,7 +12422,7 @@
                 <w:szCs w:val="20"/>
                 <w:lang w:val="pt-PT"/>
               </w:rPr>
-              <w:t>desactivadas</w:t>
+              <w:t>desativadas</w:t>
             </w:r>
             <w:proofErr w:type="spellEnd"/>
             <w:r>
@@ -13388,7 +12605,7 @@
                 <w:szCs w:val="20"/>
                 <w:lang w:val="pt-PT"/>
               </w:rPr>
-              <w:t>actualizado</w:t>
+              <w:t>atualizado</w:t>
             </w:r>
             <w:proofErr w:type="spellEnd"/>
             <w:r>
@@ -13626,7 +12843,7 @@
                 <w:szCs w:val="20"/>
                 <w:lang w:val="pt-PT"/>
               </w:rPr>
-              <w:t>Arquitectura</w:t>
+              <w:t>Arquitetura</w:t>
             </w:r>
             <w:proofErr w:type="spellEnd"/>
             <w:r>
@@ -14531,7 +13748,7 @@
                 <w:szCs w:val="20"/>
                 <w:lang w:val="pt-PT"/>
               </w:rPr>
-              <w:t>desactivado</w:t>
+              <w:t>desativado</w:t>
             </w:r>
             <w:proofErr w:type="spellEnd"/>
             <w:r>
@@ -14613,7 +13830,7 @@
                 <w:szCs w:val="20"/>
                 <w:lang w:val="pt-PT"/>
               </w:rPr>
-              <w:t>Registos de acesso VPN retidos por mínimo de 12 meses.</w:t>
+              <w:t>Registos de acesso VPN conservados durante, no mínimo, [12 meses].</w:t>
             </w:r>
           </w:p>
         </w:tc>
@@ -14778,6 +13995,79 @@
                 <w:lang w:val="pt-PT"/>
               </w:rPr>
               <w:t>Contas VPN de terceiros com acesso mínimo e expiração automática.</w:t>
+            </w:r>
+          </w:p>
+        </w:tc>
+        <w:tc>
+          <w:tcPr>
+            <w:tcW w:w="800" w:type="dxa"/>
+            <w:tcBorders>
+              <w:top w:val="single" w:sz="6" w:space="0" w:color="AAAAAA"/>
+              <w:left w:val="single" w:sz="6" w:space="0" w:color="AAAAAA"/>
+              <w:bottom w:val="single" w:sz="6" w:space="0" w:color="AAAAAA"/>
+              <w:right w:val="single" w:sz="6" w:space="0" w:color="AAAAAA"/>
+            </w:tcBorders>
+            <w:shd w:val="clear" w:color="auto" w:fill="FFFFFF"/>
+            <w:tcMar>
+              <w:top w:w="80" w:type="dxa"/>
+              <w:left w:w="120" w:type="dxa"/>
+              <w:bottom w:w="80" w:type="dxa"/>
+              <w:right w:w="120" w:type="dxa"/>
+            </w:tcMar>
+            <w:vAlign w:val="center"/>
+          </w:tcPr>
+          <w:p>
+            <w:pPr>
+              <w:jc w:val="center"/>
+            </w:pPr>
+            <w:r>
+              <w:rPr>
+                <w:sz w:val="20"/>
+                <w:szCs w:val="20"/>
+              </w:rPr>
+              <w:t>[ ]</w:t>
+            </w:r>
+          </w:p>
+        </w:tc>
+      </w:tr>
+      <w:tr>
+        <w:tblPrEx>
+          <w:tblCellMar>
+            <w:top w:w="0" w:type="dxa"/>
+            <w:bottom w:w="0" w:type="dxa"/>
+          </w:tblCellMar>
+        </w:tblPrEx>
+        <w:tc>
+          <w:tcPr>
+            <w:tcW w:w="8226" w:type="dxa"/>
+            <w:tcBorders>
+              <w:top w:val="single" w:sz="6" w:space="0" w:color="AAAAAA"/>
+              <w:left w:val="single" w:sz="6" w:space="0" w:color="AAAAAA"/>
+              <w:bottom w:val="single" w:sz="6" w:space="0" w:color="AAAAAA"/>
+              <w:right w:val="single" w:sz="6" w:space="0" w:color="AAAAAA"/>
+            </w:tcBorders>
+            <w:shd w:val="clear" w:color="auto" w:fill="FFFFFF"/>
+            <w:tcMar>
+              <w:top w:w="80" w:type="dxa"/>
+              <w:left w:w="120" w:type="dxa"/>
+              <w:bottom w:w="80" w:type="dxa"/>
+              <w:right w:w="120" w:type="dxa"/>
+            </w:tcMar>
+            <w:vAlign w:val="center"/>
+          </w:tcPr>
+          <w:p>
+            <w:pPr>
+              <w:rPr>
+                <w:lang w:val="pt-PT"/>
+              </w:rPr>
+            </w:pPr>
+            <w:r>
+              <w:rPr>
+                <w:sz w:val="20"/>
+                <w:szCs w:val="20"/>
+                <w:lang w:val="pt-PT"/>
+              </w:rPr>
+              <w:t>Lista de acessos remotos autorizados revista; acessos desnecessários removidos.</w:t>
             </w:r>
           </w:p>
         </w:tc>
@@ -14920,7 +14210,7 @@
                 <w:szCs w:val="20"/>
                 <w:lang w:val="pt-PT"/>
               </w:rPr>
-              <w:t>Redes Wi-Fi corporativas usam WPA3 ou WPA2-Enterprise com 802.1X.</w:t>
+              <w:t>Redes Wi-Fi internas usam WPA3 ou WPA2-Empresarial (802.1X), salvo exceção temporária registada.</w:t>
             </w:r>
           </w:p>
         </w:tc>
@@ -15038,7 +14328,7 @@
                 <w:szCs w:val="20"/>
                 <w:lang w:val="pt-PT"/>
               </w:rPr>
-              <w:t>activo</w:t>
+              <w:t>ativo</w:t>
             </w:r>
             <w:proofErr w:type="spellEnd"/>
             <w:r>
@@ -15211,7 +14501,7 @@
                 <w:sz w:val="20"/>
                 <w:szCs w:val="20"/>
               </w:rPr>
-              <w:t>actualizado</w:t>
+              <w:t>atualizado</w:t>
             </w:r>
             <w:proofErr w:type="spellEnd"/>
             <w:r>
@@ -15374,7 +14664,7 @@
                 <w:szCs w:val="20"/>
                 <w:lang w:val="pt-PT"/>
               </w:rPr>
-              <w:t>detectado</w:t>
+              <w:t>detetado</w:t>
             </w:r>
             <w:proofErr w:type="spellEnd"/>
             <w:r>
@@ -15544,23 +14834,13 @@
                 <w:lang w:val="pt-PT"/>
               </w:rPr>
             </w:pPr>
-            <w:proofErr w:type="spellStart"/>
-            <w:r>
-              <w:rPr>
-                <w:sz w:val="20"/>
-                <w:szCs w:val="20"/>
-                <w:lang w:val="pt-PT"/>
-              </w:rPr>
-              <w:t>Logs</w:t>
-            </w:r>
-            <w:proofErr w:type="spellEnd"/>
-            <w:r>
-              <w:rPr>
-                <w:sz w:val="20"/>
-                <w:szCs w:val="20"/>
-                <w:lang w:val="pt-PT"/>
-              </w:rPr>
-              <w:t xml:space="preserve"> de firewall e VPN centralizados e retidos por mínimo de 12 meses.</w:t>
+            <w:r>
+              <w:rPr>
+                <w:sz w:val="20"/>
+                <w:szCs w:val="20"/>
+                <w:lang w:val="pt-PT"/>
+              </w:rPr>
+              <w:t>Registos da firewall e da VPN centralizados e conservados durante, no mínimo, [12 meses].</w:t>
             </w:r>
           </w:p>
         </w:tc>
@@ -15706,25 +14986,7 @@
                 <w:szCs w:val="20"/>
                 <w:lang w:val="pt-PT"/>
               </w:rPr>
-              <w:t xml:space="preserve">Revisão semanal de </w:t>
-            </w:r>
-            <w:proofErr w:type="spellStart"/>
-            <w:r>
-              <w:rPr>
-                <w:sz w:val="20"/>
-                <w:szCs w:val="20"/>
-                <w:lang w:val="pt-PT"/>
-              </w:rPr>
-              <w:t>logs</w:t>
-            </w:r>
-            <w:proofErr w:type="spellEnd"/>
-            <w:r>
-              <w:rPr>
-                <w:sz w:val="20"/>
-                <w:szCs w:val="20"/>
-                <w:lang w:val="pt-PT"/>
-              </w:rPr>
-              <w:t xml:space="preserve"> e alertas críticos pelo Responsável de TI.</w:t>
+              <w:t>Revisão mensal dos registos e alertas pelo Responsável de TI, anotada no registo de revisões.</w:t>
             </w:r>
           </w:p>
         </w:tc>
@@ -15806,7 +15068,7 @@
                 <w:szCs w:val="20"/>
                 <w:lang w:val="pt-PT"/>
               </w:rPr>
-              <w:t>actualizado</w:t>
+              <w:t>atualizado</w:t>
             </w:r>
             <w:proofErr w:type="spellEnd"/>
             <w:r>
@@ -15898,7 +15160,7 @@
                 <w:szCs w:val="20"/>
                 <w:lang w:val="pt-PT"/>
               </w:rPr>
-              <w:t>actualizado</w:t>
+              <w:t>atualizado</w:t>
             </w:r>
             <w:proofErr w:type="spellEnd"/>
             <w:r>
@@ -16085,6 +15347,547 @@
                 <w:szCs w:val="20"/>
               </w:rPr>
               <w:t>[ ]</w:t>
+            </w:r>
+          </w:p>
+        </w:tc>
+      </w:tr>
+    </w:tbl>
+    <w:p>
+      <w:pPr>
+        <w:spacing w:before="120" w:after="60"/>
+      </w:pPr>
+      <w:r>
+        <w:rPr>
+          <w:b/>
+          <w:bCs/>
+          <w:color w:val="1F4E79"/>
+        </w:rPr>
+        <w:t>Registo de revisões</w:t>
+      </w:r>
+    </w:p>
+    <w:tbl>
+      <w:tblPr>
+        <w:tblW w:w="9026" w:type="dxa"/>
+        <w:tblBorders>
+          <w:top w:val="single" w:sz="4" w:space="0" w:color="auto"/>
+          <w:left w:val="single" w:sz="4" w:space="0" w:color="auto"/>
+          <w:bottom w:val="single" w:sz="4" w:space="0" w:color="auto"/>
+          <w:right w:val="single" w:sz="4" w:space="0" w:color="auto"/>
+          <w:insideH w:val="single" w:sz="4" w:space="0" w:color="auto"/>
+          <w:insideV w:val="single" w:sz="4" w:space="0" w:color="auto"/>
+        </w:tblBorders>
+        <w:tblCellMar>
+          <w:left w:w="10" w:type="dxa"/>
+          <w:right w:w="10" w:type="dxa"/>
+        </w:tblCellMar>
+        <w:tblLook w:val="0000" w:firstRow="0" w:lastRow="0" w:firstColumn="0" w:lastColumn="0" w:noHBand="0" w:noVBand="0"/>
+      </w:tblPr>
+      <w:tblGrid>
+        <w:gridCol w:w="1200"/>
+        <w:gridCol w:w="1800"/>
+        <w:gridCol w:w="2200"/>
+        <w:gridCol w:w="3826"/>
+      </w:tblGrid>
+      <w:tr>
+        <w:tblPrEx>
+          <w:tblCellMar>
+            <w:top w:w="0" w:type="dxa"/>
+            <w:bottom w:w="0" w:type="dxa"/>
+          </w:tblCellMar>
+        </w:tblPrEx>
+        <w:tc>
+          <w:tcPr>
+            <w:tcW w:w="1200" w:type="dxa"/>
+            <w:tcBorders>
+              <w:top w:val="single" w:sz="6" w:space="0" w:color="2E75B6"/>
+              <w:left w:val="single" w:sz="6" w:space="0" w:color="2E75B6"/>
+              <w:bottom w:val="single" w:sz="6" w:space="0" w:color="2E75B6"/>
+              <w:right w:val="single" w:sz="6" w:space="0" w:color="2E75B6"/>
+            </w:tcBorders>
+            <w:shd w:val="clear" w:color="auto" w:fill="D6E4F0"/>
+            <w:tcMar>
+              <w:top w:w="80" w:type="dxa"/>
+              <w:left w:w="120" w:type="dxa"/>
+              <w:bottom w:w="80" w:type="dxa"/>
+              <w:right w:w="120" w:type="dxa"/>
+            </w:tcMar>
+            <w:vAlign w:val="center"/>
+          </w:tcPr>
+          <w:p>
+            <w:pPr>
+              <w:jc w:val="center"/>
+            </w:pPr>
+            <w:r>
+              <w:rPr>
+                <w:b/>
+                <w:bCs/>
+                <w:color w:val="1F4E79"/>
+                <w:sz w:val="20"/>
+                <w:szCs w:val="20"/>
+              </w:rPr>
+              <w:t>Data</w:t>
+            </w:r>
+          </w:p>
+        </w:tc>
+        <w:tc>
+          <w:tcPr>
+            <w:tcW w:w="1800" w:type="dxa"/>
+            <w:tcBorders>
+              <w:top w:val="single" w:sz="6" w:space="0" w:color="2E75B6"/>
+              <w:left w:val="single" w:sz="6" w:space="0" w:color="2E75B6"/>
+              <w:bottom w:val="single" w:sz="6" w:space="0" w:color="2E75B6"/>
+              <w:right w:val="single" w:sz="6" w:space="0" w:color="2E75B6"/>
+            </w:tcBorders>
+            <w:shd w:val="clear" w:color="auto" w:fill="D6E4F0"/>
+            <w:tcMar>
+              <w:top w:w="80" w:type="dxa"/>
+              <w:left w:w="120" w:type="dxa"/>
+              <w:bottom w:w="80" w:type="dxa"/>
+              <w:right w:w="120" w:type="dxa"/>
+            </w:tcMar>
+            <w:vAlign w:val="center"/>
+          </w:tcPr>
+          <w:p>
+            <w:pPr>
+              <w:jc w:val="center"/>
+            </w:pPr>
+            <w:r>
+              <w:rPr>
+                <w:b/>
+                <w:bCs/>
+                <w:color w:val="1F4E79"/>
+                <w:sz w:val="20"/>
+                <w:szCs w:val="20"/>
+              </w:rPr>
+              <w:t>Revisão</w:t>
+            </w:r>
+          </w:p>
+        </w:tc>
+        <w:tc>
+          <w:tcPr>
+            <w:tcW w:w="2200" w:type="dxa"/>
+            <w:tcBorders>
+              <w:top w:val="single" w:sz="6" w:space="0" w:color="2E75B6"/>
+              <w:left w:val="single" w:sz="6" w:space="0" w:color="2E75B6"/>
+              <w:bottom w:val="single" w:sz="6" w:space="0" w:color="2E75B6"/>
+              <w:right w:val="single" w:sz="6" w:space="0" w:color="2E75B6"/>
+            </w:tcBorders>
+            <w:shd w:val="clear" w:color="auto" w:fill="D6E4F0"/>
+            <w:tcMar>
+              <w:top w:w="80" w:type="dxa"/>
+              <w:left w:w="120" w:type="dxa"/>
+              <w:bottom w:w="80" w:type="dxa"/>
+              <w:right w:w="120" w:type="dxa"/>
+            </w:tcMar>
+            <w:vAlign w:val="center"/>
+          </w:tcPr>
+          <w:p>
+            <w:pPr>
+              <w:jc w:val="center"/>
+            </w:pPr>
+            <w:r>
+              <w:rPr>
+                <w:b/>
+                <w:bCs/>
+                <w:color w:val="1F4E79"/>
+                <w:sz w:val="20"/>
+                <w:szCs w:val="20"/>
+              </w:rPr>
+              <w:t>Resultado e ações</w:t>
+            </w:r>
+          </w:p>
+        </w:tc>
+        <w:tc>
+          <w:tcPr>
+            <w:tcW w:w="3826" w:type="dxa"/>
+            <w:tcBorders>
+              <w:top w:val="single" w:sz="6" w:space="0" w:color="2E75B6"/>
+              <w:left w:val="single" w:sz="6" w:space="0" w:color="2E75B6"/>
+              <w:bottom w:val="single" w:sz="6" w:space="0" w:color="2E75B6"/>
+              <w:right w:val="single" w:sz="6" w:space="0" w:color="2E75B6"/>
+            </w:tcBorders>
+            <w:shd w:val="clear" w:color="auto" w:fill="D6E4F0"/>
+            <w:tcMar>
+              <w:top w:w="80" w:type="dxa"/>
+              <w:left w:w="120" w:type="dxa"/>
+              <w:bottom w:w="80" w:type="dxa"/>
+              <w:right w:w="120" w:type="dxa"/>
+            </w:tcMar>
+            <w:vAlign w:val="center"/>
+          </w:tcPr>
+          <w:p>
+            <w:pPr>
+              <w:jc w:val="center"/>
+            </w:pPr>
+            <w:r>
+              <w:rPr>
+                <w:b/>
+                <w:bCs/>
+                <w:color w:val="1F4E79"/>
+                <w:sz w:val="20"/>
+                <w:szCs w:val="20"/>
+              </w:rPr>
+              <w:t>Responsável</w:t>
+            </w:r>
+          </w:p>
+        </w:tc>
+      </w:tr>
+      <w:tr>
+        <w:tblPrEx>
+          <w:tblCellMar>
+            <w:top w:w="0" w:type="dxa"/>
+            <w:bottom w:w="0" w:type="dxa"/>
+          </w:tblCellMar>
+        </w:tblPrEx>
+        <w:tc>
+          <w:tcPr>
+            <w:tcW w:w="1200" w:type="dxa"/>
+            <w:tcBorders>
+              <w:top w:val="single" w:sz="6" w:space="0" w:color="AAAAAA"/>
+              <w:left w:val="single" w:sz="6" w:space="0" w:color="AAAAAA"/>
+              <w:bottom w:val="single" w:sz="6" w:space="0" w:color="AAAAAA"/>
+              <w:right w:val="single" w:sz="6" w:space="0" w:color="AAAAAA"/>
+            </w:tcBorders>
+            <w:shd w:val="clear" w:color="auto" w:fill="FFFFFF"/>
+            <w:tcMar>
+              <w:top w:w="80" w:type="dxa"/>
+              <w:left w:w="120" w:type="dxa"/>
+              <w:bottom w:w="80" w:type="dxa"/>
+              <w:right w:w="120" w:type="dxa"/>
+            </w:tcMar>
+            <w:vAlign w:val="center"/>
+          </w:tcPr>
+          <w:p>
+            <w:r>
+              <w:rPr>
+                <w:sz w:val="20"/>
+                <w:szCs w:val="20"/>
+              </w:rPr>
+              <w:t>[dd/mm/aaaa]</w:t>
+            </w:r>
+          </w:p>
+        </w:tc>
+        <w:tc>
+          <w:tcPr>
+            <w:tcW w:w="1800" w:type="dxa"/>
+            <w:tcBorders>
+              <w:top w:val="single" w:sz="6" w:space="0" w:color="AAAAAA"/>
+              <w:left w:val="single" w:sz="6" w:space="0" w:color="AAAAAA"/>
+              <w:bottom w:val="single" w:sz="6" w:space="0" w:color="AAAAAA"/>
+              <w:right w:val="single" w:sz="6" w:space="0" w:color="AAAAAA"/>
+            </w:tcBorders>
+            <w:shd w:val="clear" w:color="auto" w:fill="FFFFFF"/>
+            <w:tcMar>
+              <w:top w:w="80" w:type="dxa"/>
+              <w:left w:w="120" w:type="dxa"/>
+              <w:bottom w:w="80" w:type="dxa"/>
+              <w:right w:w="120" w:type="dxa"/>
+            </w:tcMar>
+            <w:vAlign w:val="center"/>
+          </w:tcPr>
+          <w:p>
+            <w:r>
+              <w:rPr>
+                <w:sz w:val="20"/>
+                <w:szCs w:val="20"/>
+              </w:rPr>
+              <w:t>Regras de firewall, acessos remotos e Wi-Fi (semestral)</w:t>
+            </w:r>
+          </w:p>
+        </w:tc>
+        <w:tc>
+          <w:tcPr>
+            <w:tcW w:w="2200" w:type="dxa"/>
+            <w:tcBorders>
+              <w:top w:val="single" w:sz="6" w:space="0" w:color="AAAAAA"/>
+              <w:left w:val="single" w:sz="6" w:space="0" w:color="AAAAAA"/>
+              <w:bottom w:val="single" w:sz="6" w:space="0" w:color="AAAAAA"/>
+              <w:right w:val="single" w:sz="6" w:space="0" w:color="AAAAAA"/>
+            </w:tcBorders>
+            <w:shd w:val="clear" w:color="auto" w:fill="FFFFFF"/>
+            <w:tcMar>
+              <w:top w:w="80" w:type="dxa"/>
+              <w:left w:w="120" w:type="dxa"/>
+              <w:bottom w:w="80" w:type="dxa"/>
+              <w:right w:w="120" w:type="dxa"/>
+            </w:tcMar>
+            <w:vAlign w:val="center"/>
+          </w:tcPr>
+          <w:p>
+            <w:r>
+              <w:rPr>
+                <w:sz w:val="20"/>
+                <w:szCs w:val="20"/>
+              </w:rPr>
+              <w:t>[ex.: 3 regras removidas]</w:t>
+            </w:r>
+          </w:p>
+        </w:tc>
+        <w:tc>
+          <w:tcPr>
+            <w:tcW w:w="3826" w:type="dxa"/>
+            <w:tcBorders>
+              <w:top w:val="single" w:sz="6" w:space="0" w:color="AAAAAA"/>
+              <w:left w:val="single" w:sz="6" w:space="0" w:color="AAAAAA"/>
+              <w:bottom w:val="single" w:sz="6" w:space="0" w:color="AAAAAA"/>
+              <w:right w:val="single" w:sz="6" w:space="0" w:color="AAAAAA"/>
+            </w:tcBorders>
+            <w:shd w:val="clear" w:color="auto" w:fill="FFFFFF"/>
+            <w:tcMar>
+              <w:top w:w="80" w:type="dxa"/>
+              <w:left w:w="120" w:type="dxa"/>
+              <w:bottom w:w="80" w:type="dxa"/>
+              <w:right w:w="120" w:type="dxa"/>
+            </w:tcMar>
+            <w:vAlign w:val="center"/>
+          </w:tcPr>
+          <w:p>
+            <w:r>
+              <w:rPr>
+                <w:sz w:val="20"/>
+                <w:szCs w:val="20"/>
+              </w:rPr>
+              <w:t>[nome]</w:t>
+            </w:r>
+          </w:p>
+        </w:tc>
+      </w:tr>
+      <w:tr>
+        <w:tblPrEx>
+          <w:tblCellMar>
+            <w:top w:w="0" w:type="dxa"/>
+            <w:bottom w:w="0" w:type="dxa"/>
+          </w:tblCellMar>
+        </w:tblPrEx>
+        <w:tc>
+          <w:tcPr>
+            <w:tcW w:w="1200" w:type="dxa"/>
+            <w:tcBorders>
+              <w:top w:val="single" w:sz="6" w:space="0" w:color="AAAAAA"/>
+              <w:left w:val="single" w:sz="6" w:space="0" w:color="AAAAAA"/>
+              <w:bottom w:val="single" w:sz="6" w:space="0" w:color="AAAAAA"/>
+              <w:right w:val="single" w:sz="6" w:space="0" w:color="AAAAAA"/>
+            </w:tcBorders>
+            <w:shd w:val="clear" w:color="auto" w:fill="FFFFFF"/>
+            <w:tcMar>
+              <w:top w:w="80" w:type="dxa"/>
+              <w:left w:w="120" w:type="dxa"/>
+              <w:bottom w:w="80" w:type="dxa"/>
+              <w:right w:w="120" w:type="dxa"/>
+            </w:tcMar>
+            <w:vAlign w:val="center"/>
+          </w:tcPr>
+          <w:p>
+            <w:r>
+              <w:rPr>
+                <w:sz w:val="20"/>
+                <w:szCs w:val="20"/>
+              </w:rPr>
+              <w:t>[dd/mm/aaaa]</w:t>
+            </w:r>
+          </w:p>
+        </w:tc>
+        <w:tc>
+          <w:tcPr>
+            <w:tcW w:w="1800" w:type="dxa"/>
+            <w:tcBorders>
+              <w:top w:val="single" w:sz="6" w:space="0" w:color="AAAAAA"/>
+              <w:left w:val="single" w:sz="6" w:space="0" w:color="AAAAAA"/>
+              <w:bottom w:val="single" w:sz="6" w:space="0" w:color="AAAAAA"/>
+              <w:right w:val="single" w:sz="6" w:space="0" w:color="AAAAAA"/>
+            </w:tcBorders>
+            <w:shd w:val="clear" w:color="auto" w:fill="FFFFFF"/>
+            <w:tcMar>
+              <w:top w:w="80" w:type="dxa"/>
+              <w:left w:w="120" w:type="dxa"/>
+              <w:bottom w:w="80" w:type="dxa"/>
+              <w:right w:w="120" w:type="dxa"/>
+            </w:tcMar>
+            <w:vAlign w:val="center"/>
+          </w:tcPr>
+          <w:p>
+            <w:r>
+              <w:rPr>
+                <w:sz w:val="20"/>
+                <w:szCs w:val="20"/>
+              </w:rPr>
+              <w:t>Registos e alertas (mensal)</w:t>
+            </w:r>
+          </w:p>
+        </w:tc>
+        <w:tc>
+          <w:tcPr>
+            <w:tcW w:w="2200" w:type="dxa"/>
+            <w:tcBorders>
+              <w:top w:val="single" w:sz="6" w:space="0" w:color="AAAAAA"/>
+              <w:left w:val="single" w:sz="6" w:space="0" w:color="AAAAAA"/>
+              <w:bottom w:val="single" w:sz="6" w:space="0" w:color="AAAAAA"/>
+              <w:right w:val="single" w:sz="6" w:space="0" w:color="AAAAAA"/>
+            </w:tcBorders>
+            <w:shd w:val="clear" w:color="auto" w:fill="FFFFFF"/>
+            <w:tcMar>
+              <w:top w:w="80" w:type="dxa"/>
+              <w:left w:w="120" w:type="dxa"/>
+              <w:bottom w:w="80" w:type="dxa"/>
+              <w:right w:w="120" w:type="dxa"/>
+            </w:tcMar>
+            <w:vAlign w:val="center"/>
+          </w:tcPr>
+          <w:p>
+            <w:r>
+              <w:rPr>
+                <w:sz w:val="20"/>
+                <w:szCs w:val="20"/>
+              </w:rPr>
+              <w:t>[resumo]</w:t>
+            </w:r>
+          </w:p>
+        </w:tc>
+        <w:tc>
+          <w:tcPr>
+            <w:tcW w:w="3826" w:type="dxa"/>
+            <w:tcBorders>
+              <w:top w:val="single" w:sz="6" w:space="0" w:color="AAAAAA"/>
+              <w:left w:val="single" w:sz="6" w:space="0" w:color="AAAAAA"/>
+              <w:bottom w:val="single" w:sz="6" w:space="0" w:color="AAAAAA"/>
+              <w:right w:val="single" w:sz="6" w:space="0" w:color="AAAAAA"/>
+            </w:tcBorders>
+            <w:shd w:val="clear" w:color="auto" w:fill="FFFFFF"/>
+            <w:tcMar>
+              <w:top w:w="80" w:type="dxa"/>
+              <w:left w:w="120" w:type="dxa"/>
+              <w:bottom w:w="80" w:type="dxa"/>
+              <w:right w:w="120" w:type="dxa"/>
+            </w:tcMar>
+            <w:vAlign w:val="center"/>
+          </w:tcPr>
+          <w:p>
+            <w:r>
+              <w:rPr>
+                <w:sz w:val="20"/>
+                <w:szCs w:val="20"/>
+              </w:rPr>
+              <w:t>[nome]</w:t>
+            </w:r>
+          </w:p>
+        </w:tc>
+      </w:tr>
+      <w:tr>
+        <w:tblPrEx>
+          <w:tblCellMar>
+            <w:top w:w="0" w:type="dxa"/>
+            <w:bottom w:w="0" w:type="dxa"/>
+          </w:tblCellMar>
+        </w:tblPrEx>
+        <w:tc>
+          <w:tcPr>
+            <w:tcW w:w="1200" w:type="dxa"/>
+            <w:tcBorders>
+              <w:top w:val="single" w:sz="6" w:space="0" w:color="AAAAAA"/>
+              <w:left w:val="single" w:sz="6" w:space="0" w:color="AAAAAA"/>
+              <w:bottom w:val="single" w:sz="6" w:space="0" w:color="AAAAAA"/>
+              <w:right w:val="single" w:sz="6" w:space="0" w:color="AAAAAA"/>
+            </w:tcBorders>
+            <w:shd w:val="clear" w:color="auto" w:fill="FFFFFF"/>
+            <w:tcMar>
+              <w:top w:w="80" w:type="dxa"/>
+              <w:left w:w="120" w:type="dxa"/>
+              <w:bottom w:w="80" w:type="dxa"/>
+              <w:right w:w="120" w:type="dxa"/>
+            </w:tcMar>
+            <w:vAlign w:val="center"/>
+          </w:tcPr>
+          <w:p>
+            <w:r>
+              <w:rPr>
+                <w:sz w:val="20"/>
+                <w:szCs w:val="20"/>
+              </w:rPr>
+              <w:t>[dd/mm/aaaa]</w:t>
+            </w:r>
+          </w:p>
+        </w:tc>
+        <w:tc>
+          <w:tcPr>
+            <w:tcW w:w="1800" w:type="dxa"/>
+            <w:tcBorders>
+              <w:top w:val="single" w:sz="6" w:space="0" w:color="AAAAAA"/>
+              <w:left w:val="single" w:sz="6" w:space="0" w:color="AAAAAA"/>
+              <w:bottom w:val="single" w:sz="6" w:space="0" w:color="AAAAAA"/>
+              <w:right w:val="single" w:sz="6" w:space="0" w:color="AAAAAA"/>
+            </w:tcBorders>
+            <w:shd w:val="clear" w:color="auto" w:fill="FFFFFF"/>
+            <w:tcMar>
+              <w:top w:w="80" w:type="dxa"/>
+              <w:left w:w="120" w:type="dxa"/>
+              <w:bottom w:w="80" w:type="dxa"/>
+              <w:right w:w="120" w:type="dxa"/>
+            </w:tcMar>
+            <w:vAlign w:val="center"/>
+          </w:tcPr>
+          <w:p>
+            <w:r>
+              <w:rPr>
+                <w:sz w:val="20"/>
+                <w:szCs w:val="20"/>
+              </w:rPr>
+              <w:t>[tipo de revisão]</w:t>
+            </w:r>
+          </w:p>
+        </w:tc>
+        <w:tc>
+          <w:tcPr>
+            <w:tcW w:w="2200" w:type="dxa"/>
+            <w:tcBorders>
+              <w:top w:val="single" w:sz="6" w:space="0" w:color="AAAAAA"/>
+              <w:left w:val="single" w:sz="6" w:space="0" w:color="AAAAAA"/>
+              <w:bottom w:val="single" w:sz="6" w:space="0" w:color="AAAAAA"/>
+              <w:right w:val="single" w:sz="6" w:space="0" w:color="AAAAAA"/>
+            </w:tcBorders>
+            <w:shd w:val="clear" w:color="auto" w:fill="FFFFFF"/>
+            <w:tcMar>
+              <w:top w:w="80" w:type="dxa"/>
+              <w:left w:w="120" w:type="dxa"/>
+              <w:bottom w:w="80" w:type="dxa"/>
+              <w:right w:w="120" w:type="dxa"/>
+            </w:tcMar>
+            <w:vAlign w:val="center"/>
+          </w:tcPr>
+          <w:p>
+            <w:r>
+              <w:rPr>
+                <w:sz w:val="20"/>
+                <w:szCs w:val="20"/>
+              </w:rPr>
+              <w:t>[resumo]</w:t>
+            </w:r>
+          </w:p>
+        </w:tc>
+        <w:tc>
+          <w:tcPr>
+            <w:tcW w:w="3826" w:type="dxa"/>
+            <w:tcBorders>
+              <w:top w:val="single" w:sz="6" w:space="0" w:color="AAAAAA"/>
+              <w:left w:val="single" w:sz="6" w:space="0" w:color="AAAAAA"/>
+              <w:bottom w:val="single" w:sz="6" w:space="0" w:color="AAAAAA"/>
+              <w:right w:val="single" w:sz="6" w:space="0" w:color="AAAAAA"/>
+            </w:tcBorders>
+            <w:shd w:val="clear" w:color="auto" w:fill="FFFFFF"/>
+            <w:tcMar>
+              <w:top w:w="80" w:type="dxa"/>
+              <w:left w:w="120" w:type="dxa"/>
+              <w:bottom w:w="80" w:type="dxa"/>
+              <w:right w:w="120" w:type="dxa"/>
+            </w:tcMar>
+            <w:vAlign w:val="center"/>
+          </w:tcPr>
+          <w:p>
+            <w:r>
+              <w:rPr>
+                <w:sz w:val="20"/>
+                <w:szCs w:val="20"/>
+              </w:rPr>
+              <w:t>[nome]</w:t>
             </w:r>
           </w:p>
         </w:tc>
@@ -16103,13 +15906,1322 @@
         <w:pStyle w:val="Heading1"/>
       </w:pPr>
       <w:r>
-        <w:t xml:space="preserve">15. </w:t>
-      </w:r>
-      <w:proofErr w:type="spellStart"/>
-      <w:r>
-        <w:t>Aprovação</w:t>
-      </w:r>
-      <w:proofErr w:type="spellEnd"/>
+        <w:t>15. Controlos do QNRCS Abrangidos</w:t>
+      </w:r>
+    </w:p>
+    <w:p>
+      <w:pPr>
+        <w:spacing w:before="80" w:after="80"/>
+        <w:rPr>
+          <w:lang w:val="pt-PT"/>
+        </w:rPr>
+      </w:pPr>
+      <w:r>
+        <w:rPr>
+          <w:lang w:val="pt-PT"/>
+        </w:rPr>
+        <w:t>Controlos do QNRCS (Regulamento n.º 756/2026, Anexo III) a que esta política dá evidência. O nível indicado é o que o documento cumpre tal como está. A evidência técnica que um auditor pede (configuração da firewall, da VPN e do Wi-Fi, registos) está nos próprios equipamentos; esta política define as regras e os registos a manter.</w:t>
+      </w:r>
+    </w:p>
+    <w:tbl>
+      <w:tblPr>
+        <w:tblW w:w="9026" w:type="dxa"/>
+        <w:tblBorders>
+          <w:top w:val="single" w:sz="4" w:space="0" w:color="auto"/>
+          <w:left w:val="single" w:sz="4" w:space="0" w:color="auto"/>
+          <w:bottom w:val="single" w:sz="4" w:space="0" w:color="auto"/>
+          <w:right w:val="single" w:sz="4" w:space="0" w:color="auto"/>
+          <w:insideH w:val="single" w:sz="4" w:space="0" w:color="auto"/>
+          <w:insideV w:val="single" w:sz="4" w:space="0" w:color="auto"/>
+        </w:tblBorders>
+        <w:tblCellMar>
+          <w:left w:w="10" w:type="dxa"/>
+          <w:right w:w="10" w:type="dxa"/>
+        </w:tblCellMar>
+        <w:tblLook w:val="0000" w:firstRow="0" w:lastRow="0" w:firstColumn="0" w:lastColumn="0" w:noHBand="0" w:noVBand="0"/>
+      </w:tblPr>
+      <w:tblGrid>
+        <w:gridCol w:w="2200"/>
+        <w:gridCol w:w="5226"/>
+        <w:gridCol w:w="1600"/>
+      </w:tblGrid>
+      <w:tr>
+        <w:tblPrEx>
+          <w:tblCellMar>
+            <w:top w:w="0" w:type="dxa"/>
+            <w:bottom w:w="0" w:type="dxa"/>
+          </w:tblCellMar>
+        </w:tblPrEx>
+        <w:tc>
+          <w:tcPr>
+            <w:tcW w:w="2200" w:type="dxa"/>
+            <w:tcBorders>
+              <w:top w:val="single" w:sz="6" w:space="0" w:color="2E75B6"/>
+              <w:left w:val="single" w:sz="6" w:space="0" w:color="2E75B6"/>
+              <w:bottom w:val="single" w:sz="6" w:space="0" w:color="2E75B6"/>
+              <w:right w:val="single" w:sz="6" w:space="0" w:color="2E75B6"/>
+            </w:tcBorders>
+            <w:shd w:val="clear" w:color="auto" w:fill="1F4E79"/>
+            <w:tcMar>
+              <w:top w:w="80" w:type="dxa"/>
+              <w:left w:w="120" w:type="dxa"/>
+              <w:bottom w:w="80" w:type="dxa"/>
+              <w:right w:w="120" w:type="dxa"/>
+            </w:tcMar>
+            <w:vAlign w:val="center"/>
+          </w:tcPr>
+          <w:p>
+            <w:pPr>
+              <w:jc w:val="center"/>
+            </w:pPr>
+            <w:r>
+              <w:rPr>
+                <w:b/>
+                <w:bCs/>
+                <w:color w:val="FFFFFF"/>
+                <w:sz w:val="20"/>
+                <w:szCs w:val="20"/>
+              </w:rPr>
+              <w:t>Código</w:t>
+            </w:r>
+          </w:p>
+        </w:tc>
+        <w:tc>
+          <w:tcPr>
+            <w:tcW w:w="5226" w:type="dxa"/>
+            <w:tcBorders>
+              <w:top w:val="single" w:sz="6" w:space="0" w:color="2E75B6"/>
+              <w:left w:val="single" w:sz="6" w:space="0" w:color="2E75B6"/>
+              <w:bottom w:val="single" w:sz="6" w:space="0" w:color="2E75B6"/>
+              <w:right w:val="single" w:sz="6" w:space="0" w:color="2E75B6"/>
+            </w:tcBorders>
+            <w:shd w:val="clear" w:color="auto" w:fill="1F4E79"/>
+            <w:tcMar>
+              <w:top w:w="80" w:type="dxa"/>
+              <w:left w:w="120" w:type="dxa"/>
+              <w:bottom w:w="80" w:type="dxa"/>
+              <w:right w:w="120" w:type="dxa"/>
+            </w:tcMar>
+            <w:vAlign w:val="center"/>
+          </w:tcPr>
+          <w:p>
+            <w:pPr>
+              <w:jc w:val="center"/>
+            </w:pPr>
+            <w:r>
+              <w:rPr>
+                <w:b/>
+                <w:bCs/>
+                <w:color w:val="FFFFFF"/>
+                <w:sz w:val="20"/>
+                <w:szCs w:val="20"/>
+              </w:rPr>
+              <w:t>Nível</w:t>
+            </w:r>
+          </w:p>
+        </w:tc>
+        <w:tc>
+          <w:tcPr>
+            <w:tcW w:w="1600" w:type="dxa"/>
+            <w:tcBorders>
+              <w:top w:val="single" w:sz="6" w:space="0" w:color="2E75B6"/>
+              <w:left w:val="single" w:sz="6" w:space="0" w:color="2E75B6"/>
+              <w:bottom w:val="single" w:sz="6" w:space="0" w:color="2E75B6"/>
+              <w:right w:val="single" w:sz="6" w:space="0" w:color="2E75B6"/>
+            </w:tcBorders>
+            <w:shd w:val="clear" w:color="auto" w:fill="1F4E79"/>
+            <w:tcMar>
+              <w:top w:w="80" w:type="dxa"/>
+              <w:left w:w="120" w:type="dxa"/>
+              <w:bottom w:w="80" w:type="dxa"/>
+              <w:right w:w="120" w:type="dxa"/>
+            </w:tcMar>
+            <w:vAlign w:val="center"/>
+          </w:tcPr>
+          <w:p>
+            <w:pPr>
+              <w:jc w:val="center"/>
+            </w:pPr>
+            <w:r>
+              <w:rPr>
+                <w:b/>
+                <w:bCs/>
+                <w:color w:val="FFFFFF"/>
+                <w:sz w:val="20"/>
+                <w:szCs w:val="20"/>
+              </w:rPr>
+              <w:t>Onde neste documento</w:t>
+            </w:r>
+          </w:p>
+        </w:tc>
+      </w:tr>
+      <w:tr>
+        <w:tblPrEx>
+          <w:tblCellMar>
+            <w:top w:w="0" w:type="dxa"/>
+            <w:bottom w:w="0" w:type="dxa"/>
+          </w:tblCellMar>
+        </w:tblPrEx>
+        <w:tc>
+          <w:tcPr>
+            <w:tcW w:w="2200" w:type="dxa"/>
+            <w:tcBorders>
+              <w:top w:val="single" w:sz="6" w:space="0" w:color="AAAAAA"/>
+              <w:left w:val="single" w:sz="6" w:space="0" w:color="AAAAAA"/>
+              <w:bottom w:val="single" w:sz="6" w:space="0" w:color="AAAAAA"/>
+              <w:right w:val="single" w:sz="6" w:space="0" w:color="AAAAAA"/>
+            </w:tcBorders>
+            <w:shd w:val="clear" w:color="auto" w:fill="FFFFFF"/>
+            <w:tcMar>
+              <w:top w:w="80" w:type="dxa"/>
+              <w:left w:w="120" w:type="dxa"/>
+              <w:bottom w:w="80" w:type="dxa"/>
+              <w:right w:w="120" w:type="dxa"/>
+            </w:tcMar>
+            <w:vAlign w:val="center"/>
+          </w:tcPr>
+          <w:p>
+            <w:r>
+              <w:rPr>
+                <w:b/>
+                <w:bCs/>
+                <w:sz w:val="20"/>
+                <w:szCs w:val="20"/>
+              </w:rPr>
+              <w:t>PR.RI-1</w:t>
+            </w:r>
+          </w:p>
+        </w:tc>
+        <w:tc>
+          <w:tcPr>
+            <w:tcW w:w="5226" w:type="dxa"/>
+            <w:tcBorders>
+              <w:top w:val="single" w:sz="6" w:space="0" w:color="AAAAAA"/>
+              <w:left w:val="single" w:sz="6" w:space="0" w:color="AAAAAA"/>
+              <w:bottom w:val="single" w:sz="6" w:space="0" w:color="AAAAAA"/>
+              <w:right w:val="single" w:sz="6" w:space="0" w:color="AAAAAA"/>
+            </w:tcBorders>
+            <w:shd w:val="clear" w:color="auto" w:fill="FFFFFF"/>
+            <w:tcMar>
+              <w:top w:w="80" w:type="dxa"/>
+              <w:left w:w="120" w:type="dxa"/>
+              <w:bottom w:w="80" w:type="dxa"/>
+              <w:right w:w="120" w:type="dxa"/>
+            </w:tcMar>
+            <w:vAlign w:val="center"/>
+          </w:tcPr>
+          <w:p>
+            <w:pPr>
+              <w:rPr>
+                <w:lang w:val="pt-PT"/>
+              </w:rPr>
+            </w:pPr>
+            <w:r>
+              <w:rPr>
+                <w:sz w:val="20"/>
+                <w:szCs w:val="20"/>
+                <w:lang w:val="pt-PT"/>
+              </w:rPr>
+              <w:t>Básico; Substancial com o diagrama de rede (9.1)</w:t>
+            </w:r>
+          </w:p>
+        </w:tc>
+        <w:tc>
+          <w:tcPr>
+            <w:tcW w:w="1600" w:type="dxa"/>
+            <w:tcBorders>
+              <w:top w:val="single" w:sz="6" w:space="0" w:color="AAAAAA"/>
+              <w:left w:val="single" w:sz="6" w:space="0" w:color="AAAAAA"/>
+              <w:bottom w:val="single" w:sz="6" w:space="0" w:color="AAAAAA"/>
+              <w:right w:val="single" w:sz="6" w:space="0" w:color="AAAAAA"/>
+            </w:tcBorders>
+            <w:shd w:val="clear" w:color="auto" w:fill="FFFFFF"/>
+            <w:tcMar>
+              <w:top w:w="80" w:type="dxa"/>
+              <w:left w:w="120" w:type="dxa"/>
+              <w:bottom w:w="80" w:type="dxa"/>
+              <w:right w:w="120" w:type="dxa"/>
+            </w:tcMar>
+            <w:vAlign w:val="center"/>
+          </w:tcPr>
+          <w:p>
+            <w:pPr>
+              <w:jc w:val="center"/>
+            </w:pPr>
+            <w:r>
+              <w:rPr>
+                <w:sz w:val="20"/>
+                <w:szCs w:val="20"/>
+              </w:rPr>
+              <w:t>5, 6, 8, 9.1 e 14</w:t>
+            </w:r>
+          </w:p>
+        </w:tc>
+      </w:tr>
+      <w:tr>
+        <w:tblPrEx>
+          <w:tblCellMar>
+            <w:top w:w="0" w:type="dxa"/>
+            <w:bottom w:w="0" w:type="dxa"/>
+          </w:tblCellMar>
+        </w:tblPrEx>
+        <w:tc>
+          <w:tcPr>
+            <w:tcW w:w="2200" w:type="dxa"/>
+            <w:tcBorders>
+              <w:top w:val="single" w:sz="6" w:space="0" w:color="AAAAAA"/>
+              <w:left w:val="single" w:sz="6" w:space="0" w:color="AAAAAA"/>
+              <w:bottom w:val="single" w:sz="6" w:space="0" w:color="AAAAAA"/>
+              <w:right w:val="single" w:sz="6" w:space="0" w:color="AAAAAA"/>
+            </w:tcBorders>
+            <w:shd w:val="clear" w:color="auto" w:fill="D6E4F0"/>
+            <w:tcMar>
+              <w:top w:w="80" w:type="dxa"/>
+              <w:left w:w="120" w:type="dxa"/>
+              <w:bottom w:w="80" w:type="dxa"/>
+              <w:right w:w="120" w:type="dxa"/>
+            </w:tcMar>
+            <w:vAlign w:val="center"/>
+          </w:tcPr>
+          <w:p>
+            <w:r>
+              <w:rPr>
+                <w:b/>
+                <w:bCs/>
+                <w:sz w:val="20"/>
+                <w:szCs w:val="20"/>
+              </w:rPr>
+              <w:t>PR.SP-1</w:t>
+            </w:r>
+          </w:p>
+        </w:tc>
+        <w:tc>
+          <w:tcPr>
+            <w:tcW w:w="5226" w:type="dxa"/>
+            <w:tcBorders>
+              <w:top w:val="single" w:sz="6" w:space="0" w:color="AAAAAA"/>
+              <w:left w:val="single" w:sz="6" w:space="0" w:color="AAAAAA"/>
+              <w:bottom w:val="single" w:sz="6" w:space="0" w:color="AAAAAA"/>
+              <w:right w:val="single" w:sz="6" w:space="0" w:color="AAAAAA"/>
+            </w:tcBorders>
+            <w:shd w:val="clear" w:color="auto" w:fill="D6E4F0"/>
+            <w:tcMar>
+              <w:top w:w="80" w:type="dxa"/>
+              <w:left w:w="120" w:type="dxa"/>
+              <w:bottom w:w="80" w:type="dxa"/>
+              <w:right w:w="120" w:type="dxa"/>
+            </w:tcMar>
+            <w:vAlign w:val="center"/>
+          </w:tcPr>
+          <w:p>
+            <w:pPr>
+              <w:rPr>
+                <w:lang w:val="pt-PT"/>
+              </w:rPr>
+            </w:pPr>
+            <w:r>
+              <w:rPr>
+                <w:sz w:val="20"/>
+                <w:szCs w:val="20"/>
+                <w:lang w:val="pt-PT"/>
+              </w:rPr>
+              <w:t>Básico</w:t>
+            </w:r>
+          </w:p>
+        </w:tc>
+        <w:tc>
+          <w:tcPr>
+            <w:tcW w:w="1600" w:type="dxa"/>
+            <w:tcBorders>
+              <w:top w:val="single" w:sz="6" w:space="0" w:color="AAAAAA"/>
+              <w:left w:val="single" w:sz="6" w:space="0" w:color="AAAAAA"/>
+              <w:bottom w:val="single" w:sz="6" w:space="0" w:color="AAAAAA"/>
+              <w:right w:val="single" w:sz="6" w:space="0" w:color="AAAAAA"/>
+            </w:tcBorders>
+            <w:shd w:val="clear" w:color="auto" w:fill="D6E4F0"/>
+            <w:tcMar>
+              <w:top w:w="80" w:type="dxa"/>
+              <w:left w:w="120" w:type="dxa"/>
+              <w:bottom w:w="80" w:type="dxa"/>
+              <w:right w:w="120" w:type="dxa"/>
+            </w:tcMar>
+            <w:vAlign w:val="center"/>
+          </w:tcPr>
+          <w:p>
+            <w:pPr>
+              <w:jc w:val="center"/>
+            </w:pPr>
+            <w:r>
+              <w:rPr>
+                <w:sz w:val="20"/>
+                <w:szCs w:val="20"/>
+              </w:rPr>
+              <w:t>6.2, 9.1 (configuração base registada) e 9.2</w:t>
+            </w:r>
+          </w:p>
+        </w:tc>
+      </w:tr>
+      <w:tr>
+        <w:tblPrEx>
+          <w:tblCellMar>
+            <w:top w:w="0" w:type="dxa"/>
+            <w:bottom w:w="0" w:type="dxa"/>
+          </w:tblCellMar>
+        </w:tblPrEx>
+        <w:tc>
+          <w:tcPr>
+            <w:tcW w:w="2200" w:type="dxa"/>
+            <w:tcBorders>
+              <w:top w:val="single" w:sz="6" w:space="0" w:color="AAAAAA"/>
+              <w:left w:val="single" w:sz="6" w:space="0" w:color="AAAAAA"/>
+              <w:bottom w:val="single" w:sz="6" w:space="0" w:color="AAAAAA"/>
+              <w:right w:val="single" w:sz="6" w:space="0" w:color="AAAAAA"/>
+            </w:tcBorders>
+            <w:shd w:val="clear" w:color="auto" w:fill="FFFFFF"/>
+            <w:tcMar>
+              <w:top w:w="80" w:type="dxa"/>
+              <w:left w:w="120" w:type="dxa"/>
+              <w:bottom w:w="80" w:type="dxa"/>
+              <w:right w:w="120" w:type="dxa"/>
+            </w:tcMar>
+            <w:vAlign w:val="center"/>
+          </w:tcPr>
+          <w:p>
+            <w:r>
+              <w:rPr>
+                <w:b/>
+                <w:bCs/>
+                <w:sz w:val="20"/>
+                <w:szCs w:val="20"/>
+              </w:rPr>
+              <w:t>PR.SP-2</w:t>
+            </w:r>
+          </w:p>
+        </w:tc>
+        <w:tc>
+          <w:tcPr>
+            <w:tcW w:w="5226" w:type="dxa"/>
+            <w:tcBorders>
+              <w:top w:val="single" w:sz="6" w:space="0" w:color="AAAAAA"/>
+              <w:left w:val="single" w:sz="6" w:space="0" w:color="AAAAAA"/>
+              <w:bottom w:val="single" w:sz="6" w:space="0" w:color="AAAAAA"/>
+              <w:right w:val="single" w:sz="6" w:space="0" w:color="AAAAAA"/>
+            </w:tcBorders>
+            <w:shd w:val="clear" w:color="auto" w:fill="FFFFFF"/>
+            <w:tcMar>
+              <w:top w:w="80" w:type="dxa"/>
+              <w:left w:w="120" w:type="dxa"/>
+              <w:bottom w:w="80" w:type="dxa"/>
+              <w:right w:w="120" w:type="dxa"/>
+            </w:tcMar>
+            <w:vAlign w:val="center"/>
+          </w:tcPr>
+          <w:p>
+            <w:pPr>
+              <w:rPr>
+                <w:lang w:val="pt-PT"/>
+              </w:rPr>
+            </w:pPr>
+            <w:r>
+              <w:rPr>
+                <w:sz w:val="20"/>
+                <w:szCs w:val="20"/>
+                <w:lang w:val="pt-PT"/>
+              </w:rPr>
+              <w:t>Básico; Substancial com o acerto da hora (10.2)</w:t>
+            </w:r>
+          </w:p>
+        </w:tc>
+        <w:tc>
+          <w:tcPr>
+            <w:tcW w:w="1600" w:type="dxa"/>
+            <w:tcBorders>
+              <w:top w:val="single" w:sz="6" w:space="0" w:color="AAAAAA"/>
+              <w:left w:val="single" w:sz="6" w:space="0" w:color="AAAAAA"/>
+              <w:bottom w:val="single" w:sz="6" w:space="0" w:color="AAAAAA"/>
+              <w:right w:val="single" w:sz="6" w:space="0" w:color="AAAAAA"/>
+            </w:tcBorders>
+            <w:shd w:val="clear" w:color="auto" w:fill="FFFFFF"/>
+            <w:tcMar>
+              <w:top w:w="80" w:type="dxa"/>
+              <w:left w:w="120" w:type="dxa"/>
+              <w:bottom w:w="80" w:type="dxa"/>
+              <w:right w:w="120" w:type="dxa"/>
+            </w:tcMar>
+            <w:vAlign w:val="center"/>
+          </w:tcPr>
+          <w:p>
+            <w:pPr>
+              <w:jc w:val="center"/>
+            </w:pPr>
+            <w:r>
+              <w:rPr>
+                <w:sz w:val="20"/>
+                <w:szCs w:val="20"/>
+              </w:rPr>
+              <w:t>10 e registo de revisões (14)</w:t>
+            </w:r>
+          </w:p>
+        </w:tc>
+      </w:tr>
+      <w:tr>
+        <w:tblPrEx>
+          <w:tblCellMar>
+            <w:top w:w="0" w:type="dxa"/>
+            <w:bottom w:w="0" w:type="dxa"/>
+          </w:tblCellMar>
+        </w:tblPrEx>
+        <w:tc>
+          <w:tcPr>
+            <w:tcW w:w="2200" w:type="dxa"/>
+            <w:tcBorders>
+              <w:top w:val="single" w:sz="6" w:space="0" w:color="AAAAAA"/>
+              <w:left w:val="single" w:sz="6" w:space="0" w:color="AAAAAA"/>
+              <w:bottom w:val="single" w:sz="6" w:space="0" w:color="AAAAAA"/>
+              <w:right w:val="single" w:sz="6" w:space="0" w:color="AAAAAA"/>
+            </w:tcBorders>
+            <w:shd w:val="clear" w:color="auto" w:fill="D6E4F0"/>
+            <w:tcMar>
+              <w:top w:w="80" w:type="dxa"/>
+              <w:left w:w="120" w:type="dxa"/>
+              <w:bottom w:w="80" w:type="dxa"/>
+              <w:right w:w="120" w:type="dxa"/>
+            </w:tcMar>
+            <w:vAlign w:val="center"/>
+          </w:tcPr>
+          <w:p>
+            <w:pPr>
+              <w:rPr>
+                <w:lang w:val="pt-PT"/>
+              </w:rPr>
+            </w:pPr>
+            <w:r>
+              <w:rPr>
+                <w:b/>
+                <w:bCs/>
+                <w:sz w:val="20"/>
+                <w:szCs w:val="20"/>
+                <w:lang w:val="pt-PT"/>
+              </w:rPr>
+              <w:t>DE.MC-1</w:t>
+            </w:r>
+          </w:p>
+        </w:tc>
+        <w:tc>
+          <w:tcPr>
+            <w:tcW w:w="5226" w:type="dxa"/>
+            <w:tcBorders>
+              <w:top w:val="single" w:sz="6" w:space="0" w:color="AAAAAA"/>
+              <w:left w:val="single" w:sz="6" w:space="0" w:color="AAAAAA"/>
+              <w:bottom w:val="single" w:sz="6" w:space="0" w:color="AAAAAA"/>
+              <w:right w:val="single" w:sz="6" w:space="0" w:color="AAAAAA"/>
+            </w:tcBorders>
+            <w:shd w:val="clear" w:color="auto" w:fill="D6E4F0"/>
+            <w:tcMar>
+              <w:top w:w="80" w:type="dxa"/>
+              <w:left w:w="120" w:type="dxa"/>
+              <w:bottom w:w="80" w:type="dxa"/>
+              <w:right w:w="120" w:type="dxa"/>
+            </w:tcMar>
+            <w:vAlign w:val="center"/>
+          </w:tcPr>
+          <w:p>
+            <w:pPr>
+              <w:rPr>
+                <w:lang w:val="pt-PT"/>
+              </w:rPr>
+            </w:pPr>
+            <w:r>
+              <w:rPr>
+                <w:sz w:val="20"/>
+                <w:szCs w:val="20"/>
+                <w:lang w:val="pt-PT"/>
+              </w:rPr>
+              <w:t>Básico</w:t>
+            </w:r>
+          </w:p>
+        </w:tc>
+        <w:tc>
+          <w:tcPr>
+            <w:tcW w:w="1600" w:type="dxa"/>
+            <w:tcBorders>
+              <w:top w:val="single" w:sz="6" w:space="0" w:color="AAAAAA"/>
+              <w:left w:val="single" w:sz="6" w:space="0" w:color="AAAAAA"/>
+              <w:bottom w:val="single" w:sz="6" w:space="0" w:color="AAAAAA"/>
+              <w:right w:val="single" w:sz="6" w:space="0" w:color="AAAAAA"/>
+            </w:tcBorders>
+            <w:shd w:val="clear" w:color="auto" w:fill="D6E4F0"/>
+            <w:tcMar>
+              <w:top w:w="80" w:type="dxa"/>
+              <w:left w:w="120" w:type="dxa"/>
+              <w:bottom w:w="80" w:type="dxa"/>
+              <w:right w:w="120" w:type="dxa"/>
+            </w:tcMar>
+            <w:vAlign w:val="center"/>
+          </w:tcPr>
+          <w:p>
+            <w:pPr>
+              <w:jc w:val="center"/>
+            </w:pPr>
+            <w:r>
+              <w:rPr>
+                <w:sz w:val="20"/>
+                <w:szCs w:val="20"/>
+              </w:rPr>
+              <w:t>10.3</w:t>
+            </w:r>
+          </w:p>
+        </w:tc>
+      </w:tr>
+      <w:tr>
+        <w:tblPrEx>
+          <w:tblCellMar>
+            <w:top w:w="0" w:type="dxa"/>
+            <w:bottom w:w="0" w:type="dxa"/>
+          </w:tblCellMar>
+        </w:tblPrEx>
+        <w:tc>
+          <w:tcPr>
+            <w:tcW w:w="2200" w:type="dxa"/>
+            <w:tcBorders>
+              <w:top w:val="single" w:sz="6" w:space="0" w:color="AAAAAA"/>
+              <w:left w:val="single" w:sz="6" w:space="0" w:color="AAAAAA"/>
+              <w:bottom w:val="single" w:sz="6" w:space="0" w:color="AAAAAA"/>
+              <w:right w:val="single" w:sz="6" w:space="0" w:color="AAAAAA"/>
+            </w:tcBorders>
+            <w:shd w:val="clear" w:color="auto" w:fill="FFFFFF"/>
+            <w:tcMar>
+              <w:top w:w="80" w:type="dxa"/>
+              <w:left w:w="120" w:type="dxa"/>
+              <w:bottom w:w="80" w:type="dxa"/>
+              <w:right w:w="120" w:type="dxa"/>
+            </w:tcMar>
+            <w:vAlign w:val="center"/>
+          </w:tcPr>
+          <w:p>
+            <w:r>
+              <w:rPr>
+                <w:b/>
+                <w:bCs/>
+                <w:sz w:val="20"/>
+                <w:szCs w:val="20"/>
+              </w:rPr>
+              <w:t>PR.GA-3</w:t>
+            </w:r>
+          </w:p>
+        </w:tc>
+        <w:tc>
+          <w:tcPr>
+            <w:tcW w:w="5226" w:type="dxa"/>
+            <w:tcBorders>
+              <w:top w:val="single" w:sz="6" w:space="0" w:color="AAAAAA"/>
+              <w:left w:val="single" w:sz="6" w:space="0" w:color="AAAAAA"/>
+              <w:bottom w:val="single" w:sz="6" w:space="0" w:color="AAAAAA"/>
+              <w:right w:val="single" w:sz="6" w:space="0" w:color="AAAAAA"/>
+            </w:tcBorders>
+            <w:shd w:val="clear" w:color="auto" w:fill="FFFFFF"/>
+            <w:tcMar>
+              <w:top w:w="80" w:type="dxa"/>
+              <w:left w:w="120" w:type="dxa"/>
+              <w:bottom w:w="80" w:type="dxa"/>
+              <w:right w:w="120" w:type="dxa"/>
+            </w:tcMar>
+            <w:vAlign w:val="center"/>
+          </w:tcPr>
+          <w:p>
+            <w:pPr>
+              <w:rPr>
+                <w:lang w:val="pt-PT"/>
+              </w:rPr>
+            </w:pPr>
+            <w:r>
+              <w:rPr>
+                <w:sz w:val="20"/>
+                <w:szCs w:val="20"/>
+                <w:lang w:val="pt-PT"/>
+              </w:rPr>
+              <w:t>Básico, em parte: acessos remotos e administração da rede (as restantes contas estão na Política de Gestão de Identidades, Autenticação e Controlo de Acessos)</w:t>
+            </w:r>
+          </w:p>
+        </w:tc>
+        <w:tc>
+          <w:tcPr>
+            <w:tcW w:w="1600" w:type="dxa"/>
+            <w:tcBorders>
+              <w:top w:val="single" w:sz="6" w:space="0" w:color="AAAAAA"/>
+              <w:left w:val="single" w:sz="6" w:space="0" w:color="AAAAAA"/>
+              <w:bottom w:val="single" w:sz="6" w:space="0" w:color="AAAAAA"/>
+              <w:right w:val="single" w:sz="6" w:space="0" w:color="AAAAAA"/>
+            </w:tcBorders>
+            <w:shd w:val="clear" w:color="auto" w:fill="FFFFFF"/>
+            <w:tcMar>
+              <w:top w:w="80" w:type="dxa"/>
+              <w:left w:w="120" w:type="dxa"/>
+              <w:bottom w:w="80" w:type="dxa"/>
+              <w:right w:w="120" w:type="dxa"/>
+            </w:tcMar>
+            <w:vAlign w:val="center"/>
+          </w:tcPr>
+          <w:p>
+            <w:pPr>
+              <w:jc w:val="center"/>
+            </w:pPr>
+            <w:r>
+              <w:rPr>
+                <w:sz w:val="20"/>
+                <w:szCs w:val="20"/>
+              </w:rPr>
+              <w:t>7 e 9.2</w:t>
+            </w:r>
+          </w:p>
+        </w:tc>
+      </w:tr>
+      <w:tr>
+        <w:tblPrEx>
+          <w:tblCellMar>
+            <w:top w:w="0" w:type="dxa"/>
+            <w:bottom w:w="0" w:type="dxa"/>
+          </w:tblCellMar>
+        </w:tblPrEx>
+        <w:tc>
+          <w:tcPr>
+            <w:tcW w:w="2200" w:type="dxa"/>
+            <w:tcBorders>
+              <w:top w:val="single" w:sz="6" w:space="0" w:color="AAAAAA"/>
+              <w:left w:val="single" w:sz="6" w:space="0" w:color="AAAAAA"/>
+              <w:bottom w:val="single" w:sz="6" w:space="0" w:color="AAAAAA"/>
+              <w:right w:val="single" w:sz="6" w:space="0" w:color="AAAAAA"/>
+            </w:tcBorders>
+            <w:shd w:val="clear" w:color="auto" w:fill="D6E4F0"/>
+            <w:tcMar>
+              <w:top w:w="80" w:type="dxa"/>
+              <w:left w:w="120" w:type="dxa"/>
+              <w:bottom w:w="80" w:type="dxa"/>
+              <w:right w:w="120" w:type="dxa"/>
+            </w:tcMar>
+            <w:vAlign w:val="center"/>
+          </w:tcPr>
+          <w:p>
+            <w:r>
+              <w:rPr>
+                <w:b/>
+                <w:bCs/>
+                <w:sz w:val="20"/>
+                <w:szCs w:val="20"/>
+              </w:rPr>
+              <w:t>PR.GA-7</w:t>
+            </w:r>
+          </w:p>
+        </w:tc>
+        <w:tc>
+          <w:tcPr>
+            <w:tcW w:w="5226" w:type="dxa"/>
+            <w:tcBorders>
+              <w:top w:val="single" w:sz="6" w:space="0" w:color="AAAAAA"/>
+              <w:left w:val="single" w:sz="6" w:space="0" w:color="AAAAAA"/>
+              <w:bottom w:val="single" w:sz="6" w:space="0" w:color="AAAAAA"/>
+              <w:right w:val="single" w:sz="6" w:space="0" w:color="AAAAAA"/>
+            </w:tcBorders>
+            <w:shd w:val="clear" w:color="auto" w:fill="D6E4F0"/>
+            <w:tcMar>
+              <w:top w:w="80" w:type="dxa"/>
+              <w:left w:w="120" w:type="dxa"/>
+              <w:bottom w:w="80" w:type="dxa"/>
+              <w:right w:w="120" w:type="dxa"/>
+            </w:tcMar>
+            <w:vAlign w:val="center"/>
+          </w:tcPr>
+          <w:p>
+            <w:pPr>
+              <w:rPr>
+                <w:lang w:val="pt-PT"/>
+              </w:rPr>
+            </w:pPr>
+            <w:r>
+              <w:rPr>
+                <w:sz w:val="20"/>
+                <w:szCs w:val="20"/>
+                <w:lang w:val="pt-PT"/>
+              </w:rPr>
+              <w:t>Básico; Substancial com as manutenções remotas (7)</w:t>
+            </w:r>
+          </w:p>
+        </w:tc>
+        <w:tc>
+          <w:tcPr>
+            <w:tcW w:w="1600" w:type="dxa"/>
+            <w:tcBorders>
+              <w:top w:val="single" w:sz="6" w:space="0" w:color="AAAAAA"/>
+              <w:left w:val="single" w:sz="6" w:space="0" w:color="AAAAAA"/>
+              <w:bottom w:val="single" w:sz="6" w:space="0" w:color="AAAAAA"/>
+              <w:right w:val="single" w:sz="6" w:space="0" w:color="AAAAAA"/>
+            </w:tcBorders>
+            <w:shd w:val="clear" w:color="auto" w:fill="D6E4F0"/>
+            <w:tcMar>
+              <w:top w:w="80" w:type="dxa"/>
+              <w:left w:w="120" w:type="dxa"/>
+              <w:bottom w:w="80" w:type="dxa"/>
+              <w:right w:w="120" w:type="dxa"/>
+            </w:tcMar>
+            <w:vAlign w:val="center"/>
+          </w:tcPr>
+          <w:p>
+            <w:pPr>
+              <w:jc w:val="center"/>
+            </w:pPr>
+            <w:r>
+              <w:rPr>
+                <w:sz w:val="20"/>
+                <w:szCs w:val="20"/>
+              </w:rPr>
+              <w:t>7 e 7.2 (registo de acessos remotos)</w:t>
+            </w:r>
+          </w:p>
+        </w:tc>
+      </w:tr>
+      <w:tr>
+        <w:tblPrEx>
+          <w:tblCellMar>
+            <w:top w:w="0" w:type="dxa"/>
+            <w:bottom w:w="0" w:type="dxa"/>
+          </w:tblCellMar>
+        </w:tblPrEx>
+        <w:tc>
+          <w:tcPr>
+            <w:tcW w:w="2200" w:type="dxa"/>
+            <w:tcBorders>
+              <w:top w:val="single" w:sz="6" w:space="0" w:color="AAAAAA"/>
+              <w:left w:val="single" w:sz="6" w:space="0" w:color="AAAAAA"/>
+              <w:bottom w:val="single" w:sz="6" w:space="0" w:color="AAAAAA"/>
+              <w:right w:val="single" w:sz="6" w:space="0" w:color="AAAAAA"/>
+            </w:tcBorders>
+            <w:shd w:val="clear" w:color="auto" w:fill="FFFFFF"/>
+            <w:tcMar>
+              <w:top w:w="80" w:type="dxa"/>
+              <w:left w:w="120" w:type="dxa"/>
+              <w:bottom w:w="80" w:type="dxa"/>
+              <w:right w:w="120" w:type="dxa"/>
+            </w:tcMar>
+            <w:vAlign w:val="center"/>
+          </w:tcPr>
+          <w:p>
+            <w:r>
+              <w:rPr>
+                <w:b/>
+                <w:bCs/>
+                <w:sz w:val="20"/>
+                <w:szCs w:val="20"/>
+              </w:rPr>
+              <w:t>PR.SD-2</w:t>
+            </w:r>
+          </w:p>
+        </w:tc>
+        <w:tc>
+          <w:tcPr>
+            <w:tcW w:w="5226" w:type="dxa"/>
+            <w:tcBorders>
+              <w:top w:val="single" w:sz="6" w:space="0" w:color="AAAAAA"/>
+              <w:left w:val="single" w:sz="6" w:space="0" w:color="AAAAAA"/>
+              <w:bottom w:val="single" w:sz="6" w:space="0" w:color="AAAAAA"/>
+              <w:right w:val="single" w:sz="6" w:space="0" w:color="AAAAAA"/>
+            </w:tcBorders>
+            <w:shd w:val="clear" w:color="auto" w:fill="FFFFFF"/>
+            <w:tcMar>
+              <w:top w:w="80" w:type="dxa"/>
+              <w:left w:w="120" w:type="dxa"/>
+              <w:bottom w:w="80" w:type="dxa"/>
+              <w:right w:w="120" w:type="dxa"/>
+            </w:tcMar>
+            <w:vAlign w:val="center"/>
+          </w:tcPr>
+          <w:p>
+            <w:pPr>
+              <w:rPr>
+                <w:lang w:val="pt-PT"/>
+              </w:rPr>
+            </w:pPr>
+            <w:r>
+              <w:rPr>
+                <w:sz w:val="20"/>
+                <w:szCs w:val="20"/>
+                <w:lang w:val="pt-PT"/>
+              </w:rPr>
+              <w:t>Básico, em parte: dados em trânsito na rede (VPN, TLS, SSH)</w:t>
+            </w:r>
+          </w:p>
+        </w:tc>
+        <w:tc>
+          <w:tcPr>
+            <w:tcW w:w="1600" w:type="dxa"/>
+            <w:tcBorders>
+              <w:top w:val="single" w:sz="6" w:space="0" w:color="AAAAAA"/>
+              <w:left w:val="single" w:sz="6" w:space="0" w:color="AAAAAA"/>
+              <w:bottom w:val="single" w:sz="6" w:space="0" w:color="AAAAAA"/>
+              <w:right w:val="single" w:sz="6" w:space="0" w:color="AAAAAA"/>
+            </w:tcBorders>
+            <w:shd w:val="clear" w:color="auto" w:fill="FFFFFF"/>
+            <w:tcMar>
+              <w:top w:w="80" w:type="dxa"/>
+              <w:left w:w="120" w:type="dxa"/>
+              <w:bottom w:w="80" w:type="dxa"/>
+              <w:right w:w="120" w:type="dxa"/>
+            </w:tcMar>
+            <w:vAlign w:val="center"/>
+          </w:tcPr>
+          <w:p>
+            <w:pPr>
+              <w:jc w:val="center"/>
+            </w:pPr>
+            <w:r>
+              <w:rPr>
+                <w:sz w:val="20"/>
+                <w:szCs w:val="20"/>
+              </w:rPr>
+              <w:t>7, 9.2 e 11</w:t>
+            </w:r>
+          </w:p>
+        </w:tc>
+      </w:tr>
+      <w:tr>
+        <w:tblPrEx>
+          <w:tblCellMar>
+            <w:top w:w="0" w:type="dxa"/>
+            <w:bottom w:w="0" w:type="dxa"/>
+          </w:tblCellMar>
+        </w:tblPrEx>
+        <w:tc>
+          <w:tcPr>
+            <w:tcW w:w="2200" w:type="dxa"/>
+            <w:tcBorders>
+              <w:top w:val="single" w:sz="6" w:space="0" w:color="AAAAAA"/>
+              <w:left w:val="single" w:sz="6" w:space="0" w:color="AAAAAA"/>
+              <w:bottom w:val="single" w:sz="6" w:space="0" w:color="AAAAAA"/>
+              <w:right w:val="single" w:sz="6" w:space="0" w:color="AAAAAA"/>
+            </w:tcBorders>
+            <w:shd w:val="clear" w:color="auto" w:fill="D6E4F0"/>
+            <w:tcMar>
+              <w:top w:w="80" w:type="dxa"/>
+              <w:left w:w="120" w:type="dxa"/>
+              <w:bottom w:w="80" w:type="dxa"/>
+              <w:right w:w="120" w:type="dxa"/>
+            </w:tcMar>
+            <w:vAlign w:val="center"/>
+          </w:tcPr>
+          <w:p>
+            <w:r>
+              <w:rPr>
+                <w:b/>
+                <w:bCs/>
+                <w:sz w:val="20"/>
+                <w:szCs w:val="20"/>
+              </w:rPr>
+              <w:t>PR.SP-3</w:t>
+            </w:r>
+          </w:p>
+        </w:tc>
+        <w:tc>
+          <w:tcPr>
+            <w:tcW w:w="5226" w:type="dxa"/>
+            <w:tcBorders>
+              <w:top w:val="single" w:sz="6" w:space="0" w:color="AAAAAA"/>
+              <w:left w:val="single" w:sz="6" w:space="0" w:color="AAAAAA"/>
+              <w:bottom w:val="single" w:sz="6" w:space="0" w:color="AAAAAA"/>
+              <w:right w:val="single" w:sz="6" w:space="0" w:color="AAAAAA"/>
+            </w:tcBorders>
+            <w:shd w:val="clear" w:color="auto" w:fill="D6E4F0"/>
+            <w:tcMar>
+              <w:top w:w="80" w:type="dxa"/>
+              <w:left w:w="120" w:type="dxa"/>
+              <w:bottom w:w="80" w:type="dxa"/>
+              <w:right w:w="120" w:type="dxa"/>
+            </w:tcMar>
+            <w:vAlign w:val="center"/>
+          </w:tcPr>
+          <w:p>
+            <w:pPr>
+              <w:rPr>
+                <w:lang w:val="pt-PT"/>
+              </w:rPr>
+            </w:pPr>
+            <w:r>
+              <w:rPr>
+                <w:sz w:val="20"/>
+                <w:szCs w:val="20"/>
+                <w:lang w:val="pt-PT"/>
+              </w:rPr>
+              <w:t>Básico, em parte: filtragem de rede e web (faltam o bloqueio de software não autorizado e a filtragem do correio eletrónico)</w:t>
+            </w:r>
+          </w:p>
+        </w:tc>
+        <w:tc>
+          <w:tcPr>
+            <w:tcW w:w="1600" w:type="dxa"/>
+            <w:tcBorders>
+              <w:top w:val="single" w:sz="6" w:space="0" w:color="AAAAAA"/>
+              <w:left w:val="single" w:sz="6" w:space="0" w:color="AAAAAA"/>
+              <w:bottom w:val="single" w:sz="6" w:space="0" w:color="AAAAAA"/>
+              <w:right w:val="single" w:sz="6" w:space="0" w:color="AAAAAA"/>
+            </w:tcBorders>
+            <w:shd w:val="clear" w:color="auto" w:fill="D6E4F0"/>
+            <w:tcMar>
+              <w:top w:w="80" w:type="dxa"/>
+              <w:left w:w="120" w:type="dxa"/>
+              <w:bottom w:w="80" w:type="dxa"/>
+              <w:right w:w="120" w:type="dxa"/>
+            </w:tcMar>
+            <w:vAlign w:val="center"/>
+          </w:tcPr>
+          <w:p>
+            <w:pPr>
+              <w:jc w:val="center"/>
+            </w:pPr>
+            <w:r>
+              <w:rPr>
+                <w:sz w:val="20"/>
+                <w:szCs w:val="20"/>
+              </w:rPr>
+              <w:t>6.2</w:t>
+            </w:r>
+          </w:p>
+        </w:tc>
+      </w:tr>
+      <w:tr>
+        <w:tblPrEx>
+          <w:tblCellMar>
+            <w:top w:w="0" w:type="dxa"/>
+            <w:bottom w:w="0" w:type="dxa"/>
+          </w:tblCellMar>
+        </w:tblPrEx>
+        <w:tc>
+          <w:tcPr>
+            <w:tcW w:w="2200" w:type="dxa"/>
+            <w:tcBorders>
+              <w:top w:val="single" w:sz="6" w:space="0" w:color="AAAAAA"/>
+              <w:left w:val="single" w:sz="6" w:space="0" w:color="AAAAAA"/>
+              <w:bottom w:val="single" w:sz="6" w:space="0" w:color="AAAAAA"/>
+              <w:right w:val="single" w:sz="6" w:space="0" w:color="AAAAAA"/>
+            </w:tcBorders>
+            <w:shd w:val="clear" w:color="auto" w:fill="FFFFFF"/>
+            <w:tcMar>
+              <w:top w:w="80" w:type="dxa"/>
+              <w:left w:w="120" w:type="dxa"/>
+              <w:bottom w:w="80" w:type="dxa"/>
+              <w:right w:w="120" w:type="dxa"/>
+            </w:tcMar>
+            <w:vAlign w:val="center"/>
+          </w:tcPr>
+          <w:p>
+            <w:r>
+              <w:rPr>
+                <w:b/>
+                <w:bCs/>
+                <w:sz w:val="20"/>
+                <w:szCs w:val="20"/>
+              </w:rPr>
+              <w:t>PR.GA-6</w:t>
+            </w:r>
+          </w:p>
+        </w:tc>
+        <w:tc>
+          <w:tcPr>
+            <w:tcW w:w="5226" w:type="dxa"/>
+            <w:tcBorders>
+              <w:top w:val="single" w:sz="6" w:space="0" w:color="AAAAAA"/>
+              <w:left w:val="single" w:sz="6" w:space="0" w:color="AAAAAA"/>
+              <w:bottom w:val="single" w:sz="6" w:space="0" w:color="AAAAAA"/>
+              <w:right w:val="single" w:sz="6" w:space="0" w:color="AAAAAA"/>
+            </w:tcBorders>
+            <w:shd w:val="clear" w:color="auto" w:fill="FFFFFF"/>
+            <w:tcMar>
+              <w:top w:w="80" w:type="dxa"/>
+              <w:left w:w="120" w:type="dxa"/>
+              <w:bottom w:w="80" w:type="dxa"/>
+              <w:right w:w="120" w:type="dxa"/>
+            </w:tcMar>
+            <w:vAlign w:val="center"/>
+          </w:tcPr>
+          <w:p>
+            <w:pPr>
+              <w:rPr>
+                <w:lang w:val="pt-PT"/>
+              </w:rPr>
+            </w:pPr>
+            <w:r>
+              <w:rPr>
+                <w:sz w:val="20"/>
+                <w:szCs w:val="20"/>
+                <w:lang w:val="pt-PT"/>
+              </w:rPr>
+              <w:t>Básico, em parte: locais dos equipamentos de rede</w:t>
+            </w:r>
+          </w:p>
+        </w:tc>
+        <w:tc>
+          <w:tcPr>
+            <w:tcW w:w="1600" w:type="dxa"/>
+            <w:tcBorders>
+              <w:top w:val="single" w:sz="6" w:space="0" w:color="AAAAAA"/>
+              <w:left w:val="single" w:sz="6" w:space="0" w:color="AAAAAA"/>
+              <w:bottom w:val="single" w:sz="6" w:space="0" w:color="AAAAAA"/>
+              <w:right w:val="single" w:sz="6" w:space="0" w:color="AAAAAA"/>
+            </w:tcBorders>
+            <w:shd w:val="clear" w:color="auto" w:fill="FFFFFF"/>
+            <w:tcMar>
+              <w:top w:w="80" w:type="dxa"/>
+              <w:left w:w="120" w:type="dxa"/>
+              <w:bottom w:w="80" w:type="dxa"/>
+              <w:right w:w="120" w:type="dxa"/>
+            </w:tcMar>
+            <w:vAlign w:val="center"/>
+          </w:tcPr>
+          <w:p>
+            <w:pPr>
+              <w:jc w:val="center"/>
+            </w:pPr>
+            <w:r>
+              <w:rPr>
+                <w:sz w:val="20"/>
+                <w:szCs w:val="20"/>
+              </w:rPr>
+              <w:t>4</w:t>
+            </w:r>
+          </w:p>
+        </w:tc>
+      </w:tr>
+      <w:tr>
+        <w:tblPrEx>
+          <w:tblCellMar>
+            <w:top w:w="0" w:type="dxa"/>
+            <w:bottom w:w="0" w:type="dxa"/>
+          </w:tblCellMar>
+        </w:tblPrEx>
+        <w:tc>
+          <w:tcPr>
+            <w:tcW w:w="2200" w:type="dxa"/>
+            <w:tcBorders>
+              <w:top w:val="single" w:sz="6" w:space="0" w:color="AAAAAA"/>
+              <w:left w:val="single" w:sz="6" w:space="0" w:color="AAAAAA"/>
+              <w:bottom w:val="single" w:sz="6" w:space="0" w:color="AAAAAA"/>
+              <w:right w:val="single" w:sz="6" w:space="0" w:color="AAAAAA"/>
+            </w:tcBorders>
+            <w:shd w:val="clear" w:color="auto" w:fill="D6E4F0"/>
+            <w:tcMar>
+              <w:top w:w="80" w:type="dxa"/>
+              <w:left w:w="120" w:type="dxa"/>
+              <w:bottom w:w="80" w:type="dxa"/>
+              <w:right w:w="120" w:type="dxa"/>
+            </w:tcMar>
+            <w:vAlign w:val="center"/>
+          </w:tcPr>
+          <w:p>
+            <w:pPr>
+              <w:rPr>
+                <w:lang w:val="pt-PT"/>
+              </w:rPr>
+            </w:pPr>
+            <w:r>
+              <w:rPr>
+                <w:b/>
+                <w:bCs/>
+                <w:sz w:val="20"/>
+                <w:szCs w:val="20"/>
+                <w:lang w:val="pt-PT"/>
+              </w:rPr>
+              <w:t>ID.GA-3</w:t>
+            </w:r>
+          </w:p>
+        </w:tc>
+        <w:tc>
+          <w:tcPr>
+            <w:tcW w:w="5226" w:type="dxa"/>
+            <w:tcBorders>
+              <w:top w:val="single" w:sz="6" w:space="0" w:color="AAAAAA"/>
+              <w:left w:val="single" w:sz="6" w:space="0" w:color="AAAAAA"/>
+              <w:bottom w:val="single" w:sz="6" w:space="0" w:color="AAAAAA"/>
+              <w:right w:val="single" w:sz="6" w:space="0" w:color="AAAAAA"/>
+            </w:tcBorders>
+            <w:shd w:val="clear" w:color="auto" w:fill="D6E4F0"/>
+            <w:tcMar>
+              <w:top w:w="80" w:type="dxa"/>
+              <w:left w:w="120" w:type="dxa"/>
+              <w:bottom w:w="80" w:type="dxa"/>
+              <w:right w:w="120" w:type="dxa"/>
+            </w:tcMar>
+            <w:vAlign w:val="center"/>
+          </w:tcPr>
+          <w:p>
+            <w:pPr>
+              <w:rPr>
+                <w:lang w:val="pt-PT"/>
+              </w:rPr>
+            </w:pPr>
+            <w:r>
+              <w:rPr>
+                <w:sz w:val="20"/>
+                <w:szCs w:val="20"/>
+                <w:lang w:val="pt-PT"/>
+              </w:rPr>
+              <w:t>Substancial (diagrama e fluxos internos); Elevado com os fluxos externos aprovados</w:t>
+            </w:r>
+          </w:p>
+        </w:tc>
+        <w:tc>
+          <w:tcPr>
+            <w:tcW w:w="1600" w:type="dxa"/>
+            <w:tcBorders>
+              <w:top w:val="single" w:sz="6" w:space="0" w:color="AAAAAA"/>
+              <w:left w:val="single" w:sz="6" w:space="0" w:color="AAAAAA"/>
+              <w:bottom w:val="single" w:sz="6" w:space="0" w:color="AAAAAA"/>
+              <w:right w:val="single" w:sz="6" w:space="0" w:color="AAAAAA"/>
+            </w:tcBorders>
+            <w:shd w:val="clear" w:color="auto" w:fill="D6E4F0"/>
+            <w:tcMar>
+              <w:top w:w="80" w:type="dxa"/>
+              <w:left w:w="120" w:type="dxa"/>
+              <w:bottom w:w="80" w:type="dxa"/>
+              <w:right w:w="120" w:type="dxa"/>
+            </w:tcMar>
+            <w:vAlign w:val="center"/>
+          </w:tcPr>
+          <w:p>
+            <w:pPr>
+              <w:jc w:val="center"/>
+            </w:pPr>
+            <w:r>
+              <w:rPr>
+                <w:sz w:val="20"/>
+                <w:szCs w:val="20"/>
+              </w:rPr>
+              <w:t>9.1</w:t>
+            </w:r>
+          </w:p>
+        </w:tc>
+      </w:tr>
+      <w:tr>
+        <w:tblPrEx>
+          <w:tblCellMar>
+            <w:top w:w="0" w:type="dxa"/>
+            <w:bottom w:w="0" w:type="dxa"/>
+          </w:tblCellMar>
+        </w:tblPrEx>
+        <w:tc>
+          <w:tcPr>
+            <w:tcW w:w="2200" w:type="dxa"/>
+            <w:tcBorders>
+              <w:top w:val="single" w:sz="6" w:space="0" w:color="AAAAAA"/>
+              <w:left w:val="single" w:sz="6" w:space="0" w:color="AAAAAA"/>
+              <w:bottom w:val="single" w:sz="6" w:space="0" w:color="AAAAAA"/>
+              <w:right w:val="single" w:sz="6" w:space="0" w:color="AAAAAA"/>
+            </w:tcBorders>
+            <w:shd w:val="clear" w:color="auto" w:fill="FFFFFF"/>
+            <w:tcMar>
+              <w:top w:w="80" w:type="dxa"/>
+              <w:left w:w="120" w:type="dxa"/>
+              <w:bottom w:w="80" w:type="dxa"/>
+              <w:right w:w="120" w:type="dxa"/>
+            </w:tcMar>
+            <w:vAlign w:val="center"/>
+          </w:tcPr>
+          <w:p>
+            <w:r>
+              <w:rPr>
+                <w:b/>
+                <w:bCs/>
+                <w:sz w:val="20"/>
+                <w:szCs w:val="20"/>
+              </w:rPr>
+              <w:t>PR.RI-2</w:t>
+            </w:r>
+          </w:p>
+        </w:tc>
+        <w:tc>
+          <w:tcPr>
+            <w:tcW w:w="5226" w:type="dxa"/>
+            <w:tcBorders>
+              <w:top w:val="single" w:sz="6" w:space="0" w:color="AAAAAA"/>
+              <w:left w:val="single" w:sz="6" w:space="0" w:color="AAAAAA"/>
+              <w:bottom w:val="single" w:sz="6" w:space="0" w:color="AAAAAA"/>
+              <w:right w:val="single" w:sz="6" w:space="0" w:color="AAAAAA"/>
+            </w:tcBorders>
+            <w:shd w:val="clear" w:color="auto" w:fill="FFFFFF"/>
+            <w:tcMar>
+              <w:top w:w="80" w:type="dxa"/>
+              <w:left w:w="120" w:type="dxa"/>
+              <w:bottom w:w="80" w:type="dxa"/>
+              <w:right w:w="120" w:type="dxa"/>
+            </w:tcMar>
+            <w:vAlign w:val="center"/>
+          </w:tcPr>
+          <w:p>
+            <w:pPr>
+              <w:rPr>
+                <w:lang w:val="pt-PT"/>
+              </w:rPr>
+            </w:pPr>
+            <w:r>
+              <w:rPr>
+                <w:sz w:val="20"/>
+                <w:szCs w:val="20"/>
+                <w:lang w:val="pt-PT"/>
+              </w:rPr>
+              <w:t>Substancial</w:t>
+            </w:r>
+          </w:p>
+        </w:tc>
+        <w:tc>
+          <w:tcPr>
+            <w:tcW w:w="1600" w:type="dxa"/>
+            <w:tcBorders>
+              <w:top w:val="single" w:sz="6" w:space="0" w:color="AAAAAA"/>
+              <w:left w:val="single" w:sz="6" w:space="0" w:color="AAAAAA"/>
+              <w:bottom w:val="single" w:sz="6" w:space="0" w:color="AAAAAA"/>
+              <w:right w:val="single" w:sz="6" w:space="0" w:color="AAAAAA"/>
+            </w:tcBorders>
+            <w:shd w:val="clear" w:color="auto" w:fill="FFFFFF"/>
+            <w:tcMar>
+              <w:top w:w="80" w:type="dxa"/>
+              <w:left w:w="120" w:type="dxa"/>
+              <w:bottom w:w="80" w:type="dxa"/>
+              <w:right w:w="120" w:type="dxa"/>
+            </w:tcMar>
+            <w:vAlign w:val="center"/>
+          </w:tcPr>
+          <w:p>
+            <w:pPr>
+              <w:jc w:val="center"/>
+            </w:pPr>
+            <w:r>
+              <w:rPr>
+                <w:sz w:val="20"/>
+                <w:szCs w:val="20"/>
+              </w:rPr>
+              <w:t>5.2</w:t>
+            </w:r>
+          </w:p>
+        </w:tc>
+      </w:tr>
+    </w:tbl>
+    <w:p>
+      <w:pPr>
+        <w:spacing w:before="80" w:after="80"/>
+        <w:rPr>
+          <w:lang w:val="pt-PT"/>
+        </w:rPr>
+      </w:pPr>
+      <w:r>
+        <w:rPr>
+          <w:lang w:val="pt-PT"/>
+        </w:rPr>
+        <w:t>No nível Elevado acrescem ainda (QNRCS PR.RI-1 e PR.SP-1): servidores proxy autenticados entre os sistemas críticos e as redes externas; tolerância a falhas nos equipamentos de proteção; controlo dos fluxos de dados dos sistemas críticos; e configuração dos sistemas críticos com a funcionalidade mínima (protocolos, portas e serviços desnecessários desativados). O princípio «negar por defeito, permitir por exceção» já é aplicado por esta política em todos os níveis.</w:t>
+      </w:r>
+    </w:p>
+    <w:p>
+      <w:pPr>
+        <w:pStyle w:val="Heading1"/>
+      </w:pPr>
+      <w:r>
+        <w:t>16. Aprovação</w:t>
+      </w:r>
     </w:p>
     <w:p>
       <w:pPr>
@@ -16283,7 +17395,6 @@
             <w:pPr>
               <w:jc w:val="center"/>
             </w:pPr>
-            <w:proofErr w:type="spellStart"/>
             <w:r>
               <w:rPr>
                 <w:b/>
@@ -16292,31 +17403,8 @@
                 <w:sz w:val="20"/>
                 <w:szCs w:val="20"/>
               </w:rPr>
-              <w:t>Aprovado</w:t>
-            </w:r>
-            <w:proofErr w:type="spellEnd"/>
-            <w:r>
-              <w:rPr>
-                <w:b/>
-                <w:bCs/>
-                <w:color w:val="FFFFFF"/>
-                <w:sz w:val="20"/>
-                <w:szCs w:val="20"/>
-              </w:rPr>
-              <w:t xml:space="preserve"> pela </w:t>
-            </w:r>
-            <w:proofErr w:type="spellStart"/>
-            <w:r>
-              <w:rPr>
-                <w:b/>
-                <w:bCs/>
-                <w:color w:val="FFFFFF"/>
-                <w:sz w:val="20"/>
-                <w:szCs w:val="20"/>
-              </w:rPr>
-              <w:t>Administração</w:t>
-            </w:r>
-            <w:proofErr w:type="spellEnd"/>
+              <w:t>Aprovado pelo órgão de gestão</w:t>
+            </w:r>
           </w:p>
         </w:tc>
       </w:tr>
@@ -16439,12 +17527,26 @@
                 <w:sz w:val="20"/>
                 <w:szCs w:val="20"/>
               </w:rPr>
-              <w:t>[Nome] [Cargo] [Data]</w:t>
+              <w:t>[Nome] [Cargo] [Data] [Assinatura]</w:t>
             </w:r>
           </w:p>
         </w:tc>
       </w:tr>
     </w:tbl>
+    <w:p>
+      <w:pPr>
+        <w:spacing w:before="80" w:after="80"/>
+        <w:rPr>
+          <w:lang w:val="pt-PT"/>
+        </w:rPr>
+      </w:pPr>
+      <w:r>
+        <w:rPr>
+          <w:lang w:val="pt-PT"/>
+        </w:rPr>
+        <w:t>Próxima revisão: [dd/mm/aaaa]. Aprovação nos termos do RJC, art. 25.º, n.º 1, al. a).</w:t>
+      </w:r>
+    </w:p>
     <w:p>
       <w:pPr>
         <w:spacing w:before="200" w:after="80"/>
@@ -16575,20 +17677,70 @@
       <w:fldChar w:fldCharType="end"/>
     </w:r>
     <w:r>
+      <w:rPr>
+        <w:color w:val="888888"/>
+        <w:sz w:val="16"/>
+        <w:szCs w:val="16"/>
+        <w:lang w:val="pt-PT"/>
+      </w:rPr>
+      <w:t xml:space="preserve"> de </w:t>
+    </w:r>
+    <w:r>
+      <w:rPr>
+        <w:color w:val="888888"/>
+        <w:sz w:val="16"/>
+        <w:szCs w:val="16"/>
+        <w:lang w:val="pt-PT"/>
+      </w:rPr>
       <w:fldChar w:fldCharType="begin"/>
     </w:r>
     <w:r>
       <w:rPr>
+        <w:color w:val="888888"/>
+        <w:sz w:val="16"/>
+        <w:szCs w:val="16"/>
         <w:lang w:val="pt-PT"/>
       </w:rPr>
-      <w:instrText>[object Object]</w:instrText>
+      <w:instrText xml:space="preserve"> NUMPAGES   \* MERGEFORMAT </w:instrText>
     </w:r>
     <w:r>
+      <w:rPr>
+        <w:color w:val="888888"/>
+        <w:sz w:val="16"/>
+        <w:szCs w:val="16"/>
+        <w:lang w:val="pt-PT"/>
+      </w:rPr>
       <w:fldChar w:fldCharType="separate"/>
     </w:r>
     <w:r>
+      <w:rPr>
+        <w:noProof/>
+        <w:color w:val="888888"/>
+        <w:sz w:val="16"/>
+        <w:szCs w:val="16"/>
+        <w:lang w:val="pt-PT"/>
+      </w:rPr>
+      <w:t>1</w:t>
+    </w:r>
+    <w:r>
+      <w:rPr>
+        <w:color w:val="888888"/>
+        <w:sz w:val="16"/>
+        <w:szCs w:val="16"/>
+        <w:lang w:val="pt-PT"/>
+      </w:rPr>
       <w:fldChar w:fldCharType="end"/>
     </w:r>
+  </w:p>
+</w:ftr>
+</file>
+
+<file path=word/footer2.xml><?xml version="1.0" encoding="utf-8"?>
+<w:ftr xmlns:m="http://schemas.openxmlformats.org/officeDocument/2006/math" xmlns:mc="http://schemas.openxmlformats.org/markup-compatibility/2006" xmlns:mo="http://schemas.microsoft.com/office/mac/office/2008/main" xmlns:mv="urn:schemas-microsoft-com:mac:vml" xmlns:o="urn:schemas-microsoft-com:office:office" xmlns:r="http://schemas.openxmlformats.org/officeDocument/2006/relationships" xmlns:v="urn:schemas-microsoft-com:vml" xmlns:w10="urn:schemas-microsoft-com:office:word" xmlns:w14="http://schemas.microsoft.com/office/word/2010/wordml" xmlns:w="http://schemas.openxmlformats.org/wordprocessingml/2006/main" xmlns:wne="http://schemas.microsoft.com/office/word/2006/wordml" xmlns:wp14="http://schemas.microsoft.com/office/word/2010/wordprocessingDrawing" xmlns:wp="http://schemas.openxmlformats.org/drawingml/2006/wordprocessingDrawing" xmlns:wpc="http://schemas.microsoft.com/office/word/2010/wordprocessingCanvas" xmlns:wpg="http://schemas.microsoft.com/office/word/2010/wordprocessingGroup" xmlns:wpi="http://schemas.microsoft.com/office/word/2010/wordprocessingInk" xmlns:wps="http://schemas.microsoft.com/office/word/2010/wordprocessingShape" mc:Ignorable="w14 wp14">
+  <w:p>
+    <w:pPr>
+      <w:pStyle w:val="Footer"/>
+    </w:pPr>
   </w:p>
 </w:ftr>
 </file>
@@ -16663,7 +17815,7 @@
         <w:szCs w:val="18"/>
         <w:lang w:val="pt-PT"/>
       </w:rPr>
-      <w:t>Rede  |</w:t>
+      <w:t xml:space="preserve">Rede  |</w:t>
     </w:r>
     <w:proofErr w:type="gramEnd"/>
     <w:r>
@@ -16683,7 +17835,7 @@
         <w:szCs w:val="18"/>
         <w:lang w:val="pt-PT"/>
       </w:rPr>
-      <w:t>v1.0  |</w:t>
+      <w:t xml:space="preserve">v1.0  |</w:t>
     </w:r>
     <w:proofErr w:type="gramEnd"/>
     <w:r>
@@ -16695,6 +17847,16 @@
       </w:rPr>
       <w:t xml:space="preserve">  Confidencial</w:t>
     </w:r>
+  </w:p>
+</w:hdr>
+</file>
+
+<file path=word/header2.xml><?xml version="1.0" encoding="utf-8"?>
+<w:hdr xmlns:m="http://schemas.openxmlformats.org/officeDocument/2006/math" xmlns:mc="http://schemas.openxmlformats.org/markup-compatibility/2006" xmlns:mo="http://schemas.microsoft.com/office/mac/office/2008/main" xmlns:mv="urn:schemas-microsoft-com:mac:vml" xmlns:o="urn:schemas-microsoft-com:office:office" xmlns:r="http://schemas.openxmlformats.org/officeDocument/2006/relationships" xmlns:v="urn:schemas-microsoft-com:vml" xmlns:w10="urn:schemas-microsoft-com:office:word" xmlns:w14="http://schemas.microsoft.com/office/word/2010/wordml" xmlns:w="http://schemas.openxmlformats.org/wordprocessingml/2006/main" xmlns:wne="http://schemas.microsoft.com/office/word/2006/wordml" xmlns:wp14="http://schemas.microsoft.com/office/word/2010/wordprocessingDrawing" xmlns:wp="http://schemas.openxmlformats.org/drawingml/2006/wordprocessingDrawing" xmlns:wpc="http://schemas.microsoft.com/office/word/2010/wordprocessingCanvas" xmlns:wpg="http://schemas.microsoft.com/office/word/2010/wordprocessingGroup" xmlns:wpi="http://schemas.microsoft.com/office/word/2010/wordprocessingInk" xmlns:wps="http://schemas.microsoft.com/office/word/2010/wordprocessingShape" mc:Ignorable="w14 wp14">
+  <w:p>
+    <w:pPr>
+      <w:pStyle w:val="Header"/>
+    </w:pPr>
   </w:p>
 </w:hdr>
 </file>
